--- a/README.docx
+++ b/README.docx
@@ -439,7 +439,7 @@
                     <v:stroke joinstyle="miter"/>
                     <v:path gradientshapeok="t" o:connecttype="rect"/>
                   </v:shapetype>
-                  <v:shape id="Cuadro de texto 152" o:spid="_x0000_s1026" type="#_x0000_t202" style="position:absolute;margin-left:0;margin-top:0;width:8in;height:1in;z-index:251660288;visibility:visible;mso-wrap-style:square;mso-width-percent:941;mso-height-percent:92;mso-top-percent:818;mso-wrap-distance-left:9pt;mso-wrap-distance-top:0;mso-wrap-distance-right:9pt;mso-wrap-distance-bottom:0;mso-position-horizontal:center;mso-position-horizontal-relative:page;mso-position-vertical-relative:page;mso-width-percent:941;mso-height-percent:92;mso-top-percent:818;mso-width-relative:page;mso-height-relative:page;v-text-anchor:bottom" o:gfxdata="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" filled="f" stroked="f" strokeweight=".5pt">
+                  <v:shape id="Cuadro de texto 152" o:spid="_x0000_s1026" type="#_x0000_t202" style="position:absolute;margin-left:0;margin-top:0;width:8in;height:1in;z-index:251660288;visibility:visible;mso-wrap-style:square;mso-width-percent:941;mso-height-percent:92;mso-top-percent:818;mso-wrap-distance-left:9pt;mso-wrap-distance-top:0;mso-wrap-distance-right:9pt;mso-wrap-distance-bottom:0;mso-position-horizontal:center;mso-position-horizontal-relative:page;mso-position-vertical-relative:page;mso-width-percent:941;mso-height-percent:92;mso-top-percent:818;mso-width-relative:page;mso-height-relative:page;v-text-anchor:bottom" o:gfxdata="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" filled="f" stroked="f" strokeweight=".5pt">
                     <v:textbox inset="126pt,0,54pt,0">
                       <w:txbxContent>
                         <w:sdt>
@@ -587,6 +587,7 @@
                                 <w:pPr>
                                   <w:jc w:val="right"/>
                                   <w:rPr>
+                                    <w:rFonts w:ascii="Arial Rounded MT Bold" w:hAnsi="Arial Rounded MT Bold"/>
                                     <w:color w:val="4472C4" w:themeColor="accent1"/>
                                     <w:sz w:val="64"/>
                                     <w:szCs w:val="64"/>
@@ -595,6 +596,7 @@
                                 <w:sdt>
                                   <w:sdtPr>
                                     <w:rPr>
+                                      <w:rFonts w:ascii="Arial Rounded MT Bold" w:hAnsi="Arial Rounded MT Bold"/>
                                       <w:caps/>
                                       <w:color w:val="4472C4" w:themeColor="accent1"/>
                                       <w:sz w:val="64"/>
@@ -609,6 +611,7 @@
                                   <w:sdtContent>
                                     <w:r>
                                       <w:rPr>
+                                        <w:rFonts w:ascii="Arial Rounded MT Bold" w:hAnsi="Arial Rounded MT Bold"/>
                                         <w:caps/>
                                         <w:color w:val="4472C4" w:themeColor="accent1"/>
                                         <w:sz w:val="64"/>
@@ -618,20 +621,13 @@
                                     </w:r>
                                     <w:r>
                                       <w:rPr>
+                                        <w:rFonts w:ascii="Arial Rounded MT Bold" w:hAnsi="Arial Rounded MT Bold"/>
                                         <w:caps/>
                                         <w:color w:val="4472C4" w:themeColor="accent1"/>
                                         <w:sz w:val="64"/>
                                         <w:szCs w:val="64"/>
                                       </w:rPr>
                                       <w:br/>
-                                    </w:r>
-                                    <w:r>
-                                      <w:rPr>
-                                        <w:caps/>
-                                        <w:color w:val="4472C4" w:themeColor="accent1"/>
-                                        <w:sz w:val="64"/>
-                                        <w:szCs w:val="64"/>
-                                      </w:rPr>
                                       <w:t>DE AUTOMATIZACIONES RPA</w:t>
                                     </w:r>
                                   </w:sdtContent>
@@ -694,13 +690,14 @@
               </mc:Choice>
               <mc:Fallback>
                 <w:pict>
-                  <v:shape w14:anchorId="5FCD68B6" id="Cuadro de texto 154" o:spid="_x0000_s1027" type="#_x0000_t202" style="position:absolute;margin-left:0;margin-top:0;width:8in;height:286.5pt;z-index:251659264;visibility:visible;mso-wrap-style:square;mso-width-percent:941;mso-height-percent:363;mso-top-percent:300;mso-wrap-distance-left:9pt;mso-wrap-distance-top:0;mso-wrap-distance-right:9pt;mso-wrap-distance-bottom:0;mso-position-horizontal:center;mso-position-horizontal-relative:page;mso-position-vertical-relative:page;mso-width-percent:941;mso-height-percent:363;mso-top-percent:300;mso-width-relative:page;mso-height-relative:page;v-text-anchor:bottom" o:gfxdata="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" filled="f" stroked="f" strokeweight=".5pt">
+                  <v:shape w14:anchorId="5FCD68B6" id="Cuadro de texto 154" o:spid="_x0000_s1027" type="#_x0000_t202" style="position:absolute;margin-left:0;margin-top:0;width:8in;height:286.5pt;z-index:251659264;visibility:visible;mso-wrap-style:square;mso-width-percent:941;mso-height-percent:363;mso-top-percent:300;mso-wrap-distance-left:9pt;mso-wrap-distance-top:0;mso-wrap-distance-right:9pt;mso-wrap-distance-bottom:0;mso-position-horizontal:center;mso-position-horizontal-relative:page;mso-position-vertical-relative:page;mso-width-percent:941;mso-height-percent:363;mso-top-percent:300;mso-width-relative:page;mso-height-relative:page;v-text-anchor:bottom" o:gfxdata="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" filled="f" stroked="f" strokeweight=".5pt">
                     <v:textbox inset="126pt,0,54pt,0">
                       <w:txbxContent>
                         <w:p>
                           <w:pPr>
                             <w:jc w:val="right"/>
                             <w:rPr>
+                              <w:rFonts w:ascii="Arial Rounded MT Bold" w:hAnsi="Arial Rounded MT Bold"/>
                               <w:color w:val="4472C4" w:themeColor="accent1"/>
                               <w:sz w:val="64"/>
                               <w:szCs w:val="64"/>
@@ -709,6 +706,7 @@
                           <w:sdt>
                             <w:sdtPr>
                               <w:rPr>
+                                <w:rFonts w:ascii="Arial Rounded MT Bold" w:hAnsi="Arial Rounded MT Bold"/>
                                 <w:caps/>
                                 <w:color w:val="4472C4" w:themeColor="accent1"/>
                                 <w:sz w:val="64"/>
@@ -723,6 +721,7 @@
                             <w:sdtContent>
                               <w:r>
                                 <w:rPr>
+                                  <w:rFonts w:ascii="Arial Rounded MT Bold" w:hAnsi="Arial Rounded MT Bold"/>
                                   <w:caps/>
                                   <w:color w:val="4472C4" w:themeColor="accent1"/>
                                   <w:sz w:val="64"/>
@@ -732,20 +731,13 @@
                               </w:r>
                               <w:r>
                                 <w:rPr>
+                                  <w:rFonts w:ascii="Arial Rounded MT Bold" w:hAnsi="Arial Rounded MT Bold"/>
                                   <w:caps/>
                                   <w:color w:val="4472C4" w:themeColor="accent1"/>
                                   <w:sz w:val="64"/>
                                   <w:szCs w:val="64"/>
                                 </w:rPr>
                                 <w:br/>
-                              </w:r>
-                              <w:r>
-                                <w:rPr>
-                                  <w:caps/>
-                                  <w:color w:val="4472C4" w:themeColor="accent1"/>
-                                  <w:sz w:val="64"/>
-                                  <w:szCs w:val="64"/>
-                                </w:rPr>
                                 <w:t>DE AUTOMATIZACIONES RPA</w:t>
                               </w:r>
                             </w:sdtContent>
@@ -827,6 +819,9 @@
         <w:p>
           <w:pPr>
             <w:pStyle w:val="TtuloTDC"/>
+            <w:rPr>
+              <w:u w:val="single"/>
+            </w:rPr>
           </w:pPr>
           <w:r>
             <w:rPr>
@@ -842,7 +837,13 @@
               <w:tab w:val="right" w:leader="dot" w:pos="8828"/>
             </w:tabs>
             <w:rPr>
+              <w:rFonts w:eastAsiaTheme="minorEastAsia"/>
               <w:noProof/>
+              <w:kern w:val="2"/>
+              <w:sz w:val="24"/>
+              <w:szCs w:val="24"/>
+              <w:lang w:eastAsia="es-CO"/>
+              <w14:ligatures w14:val="standardContextual"/>
             </w:rPr>
           </w:pPr>
           <w:r>
@@ -854,10 +855,11 @@
           <w:r>
             <w:fldChar w:fldCharType="separate"/>
           </w:r>
-          <w:hyperlink w:anchor="_Toc226285835" w:history="1">
+          <w:hyperlink w:anchor="_Toc226313548" w:history="1">
             <w:r>
               <w:rPr>
                 <w:rStyle w:val="Hipervnculo"/>
+                <w:rFonts w:ascii="Arial Rounded MT Bold" w:hAnsi="Arial Rounded MT Bold"/>
                 <w:noProof/>
               </w:rPr>
               <w:t>Herramienta utilizada y versión</w:t>
@@ -881,7 +883,7 @@
                 <w:noProof/>
                 <w:webHidden/>
               </w:rPr>
-              <w:instrText xml:space="preserve"> PAGEREF _Toc226285835 \h </w:instrText>
+              <w:instrText xml:space="preserve"> PAGEREF _Toc226313548 \h </w:instrText>
             </w:r>
             <w:r>
               <w:rPr>
@@ -919,13 +921,20 @@
               <w:tab w:val="right" w:leader="dot" w:pos="8828"/>
             </w:tabs>
             <w:rPr>
+              <w:rFonts w:eastAsiaTheme="minorEastAsia"/>
               <w:noProof/>
+              <w:kern w:val="2"/>
+              <w:sz w:val="24"/>
+              <w:szCs w:val="24"/>
+              <w:lang w:eastAsia="es-CO"/>
+              <w14:ligatures w14:val="standardContextual"/>
             </w:rPr>
           </w:pPr>
-          <w:hyperlink w:anchor="_Toc226285836" w:history="1">
+          <w:hyperlink w:anchor="_Toc226313549" w:history="1">
             <w:r>
               <w:rPr>
                 <w:rStyle w:val="Hipervnculo"/>
+                <w:rFonts w:ascii="Arial Rounded MT Bold" w:hAnsi="Arial Rounded MT Bold"/>
                 <w:noProof/>
               </w:rPr>
               <w:t>Stack tecnológico</w:t>
@@ -949,7 +958,7 @@
                 <w:noProof/>
                 <w:webHidden/>
               </w:rPr>
-              <w:instrText xml:space="preserve"> PAGEREF _Toc226285836 \h </w:instrText>
+              <w:instrText xml:space="preserve"> PAGEREF _Toc226313549 \h </w:instrText>
             </w:r>
             <w:r>
               <w:rPr>
@@ -987,17 +996,33 @@
               <w:tab w:val="right" w:leader="dot" w:pos="8828"/>
             </w:tabs>
             <w:rPr>
+              <w:rFonts w:eastAsiaTheme="minorEastAsia"/>
               <w:noProof/>
+              <w:kern w:val="2"/>
+              <w:sz w:val="24"/>
+              <w:szCs w:val="24"/>
+              <w:lang w:eastAsia="es-CO"/>
+              <w14:ligatures w14:val="standardContextual"/>
             </w:rPr>
           </w:pPr>
-          <w:hyperlink w:anchor="_Toc226285837" w:history="1">
+          <w:hyperlink w:anchor="_Toc226313550" w:history="1">
             <w:r>
               <w:rPr>
                 <w:rStyle w:val="Hipervnculo"/>
-                <w:rFonts w:eastAsia="Arial"/>
-                <w:noProof/>
-              </w:rPr>
-              <w:t>¿Por qué N8N?</w:t>
+                <w:rFonts w:ascii="Arial Rounded MT Bold" w:eastAsia="Arial" w:hAnsi="Arial Rounded MT Bold"/>
+                <w:b/>
+                <w:bCs/>
+                <w:noProof/>
+              </w:rPr>
+              <w:t>¿</w:t>
+            </w:r>
+            <w:r>
+              <w:rPr>
+                <w:rStyle w:val="Hipervnculo"/>
+                <w:rFonts w:ascii="Arial Rounded MT Bold" w:eastAsia="Arial" w:hAnsi="Arial Rounded MT Bold"/>
+                <w:noProof/>
+              </w:rPr>
+              <w:t>Por qué N8N?</w:t>
             </w:r>
             <w:r>
               <w:rPr>
@@ -1018,7 +1043,7 @@
                 <w:noProof/>
                 <w:webHidden/>
               </w:rPr>
-              <w:instrText xml:space="preserve"> PAGEREF _Toc226285837 \h </w:instrText>
+              <w:instrText xml:space="preserve"> PAGEREF _Toc226313550 \h </w:instrText>
             </w:r>
             <w:r>
               <w:rPr>
@@ -1056,13 +1081,20 @@
               <w:tab w:val="right" w:leader="dot" w:pos="8828"/>
             </w:tabs>
             <w:rPr>
+              <w:rFonts w:eastAsiaTheme="minorEastAsia"/>
               <w:noProof/>
+              <w:kern w:val="2"/>
+              <w:sz w:val="24"/>
+              <w:szCs w:val="24"/>
+              <w:lang w:eastAsia="es-CO"/>
+              <w14:ligatures w14:val="standardContextual"/>
             </w:rPr>
           </w:pPr>
-          <w:hyperlink w:anchor="_Toc226285838" w:history="1">
+          <w:hyperlink w:anchor="_Toc226313551" w:history="1">
             <w:r>
               <w:rPr>
                 <w:rStyle w:val="Hipervnculo"/>
+                <w:rFonts w:ascii="Arial Rounded MT Bold" w:hAnsi="Arial Rounded MT Bold"/>
                 <w:noProof/>
               </w:rPr>
               <w:t>Resumen de la solución</w:t>
@@ -1086,7 +1118,7 @@
                 <w:noProof/>
                 <w:webHidden/>
               </w:rPr>
-              <w:instrText xml:space="preserve"> PAGEREF _Toc226285838 \h </w:instrText>
+              <w:instrText xml:space="preserve"> PAGEREF _Toc226313551 \h </w:instrText>
             </w:r>
             <w:r>
               <w:rPr>
@@ -1106,7 +1138,7 @@
                 <w:noProof/>
                 <w:webHidden/>
               </w:rPr>
-              <w:t>3</w:t>
+              <w:t>2</w:t>
             </w:r>
             <w:r>
               <w:rPr>
@@ -1124,13 +1156,20 @@
               <w:tab w:val="right" w:leader="dot" w:pos="8828"/>
             </w:tabs>
             <w:rPr>
+              <w:rFonts w:eastAsiaTheme="minorEastAsia"/>
               <w:noProof/>
+              <w:kern w:val="2"/>
+              <w:sz w:val="24"/>
+              <w:szCs w:val="24"/>
+              <w:lang w:eastAsia="es-CO"/>
+              <w14:ligatures w14:val="standardContextual"/>
             </w:rPr>
           </w:pPr>
-          <w:hyperlink w:anchor="_Toc226285839" w:history="1">
+          <w:hyperlink w:anchor="_Toc226313552" w:history="1">
             <w:r>
               <w:rPr>
                 <w:rStyle w:val="Hipervnculo"/>
+                <w:rFonts w:ascii="Arial Rounded MT Bold" w:hAnsi="Arial Rounded MT Bold"/>
                 <w:noProof/>
               </w:rPr>
               <w:t>Descripción general</w:t>
@@ -1154,7 +1193,7 @@
                 <w:noProof/>
                 <w:webHidden/>
               </w:rPr>
-              <w:instrText xml:space="preserve"> PAGEREF _Toc226285839 \h </w:instrText>
+              <w:instrText xml:space="preserve"> PAGEREF _Toc226313552 \h </w:instrText>
             </w:r>
             <w:r>
               <w:rPr>
@@ -1174,7 +1213,7 @@
                 <w:noProof/>
                 <w:webHidden/>
               </w:rPr>
-              <w:t>3</w:t>
+              <w:t>2</w:t>
             </w:r>
             <w:r>
               <w:rPr>
@@ -1192,13 +1231,20 @@
               <w:tab w:val="right" w:leader="dot" w:pos="8828"/>
             </w:tabs>
             <w:rPr>
+              <w:rFonts w:eastAsiaTheme="minorEastAsia"/>
               <w:noProof/>
+              <w:kern w:val="2"/>
+              <w:sz w:val="24"/>
+              <w:szCs w:val="24"/>
+              <w:lang w:eastAsia="es-CO"/>
+              <w14:ligatures w14:val="standardContextual"/>
             </w:rPr>
           </w:pPr>
-          <w:hyperlink w:anchor="_Toc226285840" w:history="1">
+          <w:hyperlink w:anchor="_Toc226313553" w:history="1">
             <w:r>
               <w:rPr>
                 <w:rStyle w:val="Hipervnculo"/>
+                <w:rFonts w:ascii="Arial Rounded MT Bold" w:hAnsi="Arial Rounded MT Bold"/>
                 <w:noProof/>
               </w:rPr>
               <w:t>Diagrama ASCII del flujo</w:t>
@@ -1222,7 +1268,7 @@
                 <w:noProof/>
                 <w:webHidden/>
               </w:rPr>
-              <w:instrText xml:space="preserve"> PAGEREF _Toc226285840 \h </w:instrText>
+              <w:instrText xml:space="preserve"> PAGEREF _Toc226313553 \h </w:instrText>
             </w:r>
             <w:r>
               <w:rPr>
@@ -1242,7 +1288,7 @@
                 <w:noProof/>
                 <w:webHidden/>
               </w:rPr>
-              <w:t>4</w:t>
+              <w:t>3</w:t>
             </w:r>
             <w:r>
               <w:rPr>
@@ -1260,13 +1306,20 @@
               <w:tab w:val="right" w:leader="dot" w:pos="8828"/>
             </w:tabs>
             <w:rPr>
+              <w:rFonts w:eastAsiaTheme="minorEastAsia"/>
               <w:noProof/>
+              <w:kern w:val="2"/>
+              <w:sz w:val="24"/>
+              <w:szCs w:val="24"/>
+              <w:lang w:eastAsia="es-CO"/>
+              <w14:ligatures w14:val="standardContextual"/>
             </w:rPr>
           </w:pPr>
-          <w:hyperlink w:anchor="_Toc226285841" w:history="1">
+          <w:hyperlink w:anchor="_Toc226313554" w:history="1">
             <w:r>
               <w:rPr>
                 <w:rStyle w:val="Hipervnculo"/>
+                <w:rFonts w:ascii="Arial Rounded MT Bold" w:hAnsi="Arial Rounded MT Bold"/>
                 <w:noProof/>
               </w:rPr>
               <w:t>Cómo configurar y ejecutar el bot</w:t>
@@ -1290,7 +1343,7 @@
                 <w:noProof/>
                 <w:webHidden/>
               </w:rPr>
-              <w:instrText xml:space="preserve"> PAGEREF _Toc226285841 \h </w:instrText>
+              <w:instrText xml:space="preserve"> PAGEREF _Toc226313554 \h </w:instrText>
             </w:r>
             <w:r>
               <w:rPr>
@@ -1310,7 +1363,7 @@
                 <w:noProof/>
                 <w:webHidden/>
               </w:rPr>
-              <w:t>5</w:t>
+              <w:t>4</w:t>
             </w:r>
             <w:r>
               <w:rPr>
@@ -1328,13 +1381,20 @@
               <w:tab w:val="right" w:leader="dot" w:pos="8828"/>
             </w:tabs>
             <w:rPr>
+              <w:rFonts w:eastAsiaTheme="minorEastAsia"/>
               <w:noProof/>
+              <w:kern w:val="2"/>
+              <w:sz w:val="24"/>
+              <w:szCs w:val="24"/>
+              <w:lang w:eastAsia="es-CO"/>
+              <w14:ligatures w14:val="standardContextual"/>
             </w:rPr>
           </w:pPr>
-          <w:hyperlink w:anchor="_Toc226285842" w:history="1">
+          <w:hyperlink w:anchor="_Toc226313555" w:history="1">
             <w:r>
               <w:rPr>
                 <w:rStyle w:val="Hipervnculo"/>
+                <w:rFonts w:ascii="Arial Rounded MT Bold" w:hAnsi="Arial Rounded MT Bold"/>
                 <w:noProof/>
               </w:rPr>
               <w:t>Requisitos previos</w:t>
@@ -1358,7 +1418,7 @@
                 <w:noProof/>
                 <w:webHidden/>
               </w:rPr>
-              <w:instrText xml:space="preserve"> PAGEREF _Toc226285842 \h </w:instrText>
+              <w:instrText xml:space="preserve"> PAGEREF _Toc226313555 \h </w:instrText>
             </w:r>
             <w:r>
               <w:rPr>
@@ -1378,7 +1438,7 @@
                 <w:noProof/>
                 <w:webHidden/>
               </w:rPr>
-              <w:t>5</w:t>
+              <w:t>4</w:t>
             </w:r>
             <w:r>
               <w:rPr>
@@ -1396,13 +1456,20 @@
               <w:tab w:val="right" w:leader="dot" w:pos="8828"/>
             </w:tabs>
             <w:rPr>
+              <w:rFonts w:eastAsiaTheme="minorEastAsia"/>
               <w:noProof/>
+              <w:kern w:val="2"/>
+              <w:sz w:val="24"/>
+              <w:szCs w:val="24"/>
+              <w:lang w:eastAsia="es-CO"/>
+              <w14:ligatures w14:val="standardContextual"/>
             </w:rPr>
           </w:pPr>
-          <w:hyperlink w:anchor="_Toc226285843" w:history="1">
+          <w:hyperlink w:anchor="_Toc226313556" w:history="1">
             <w:r>
               <w:rPr>
                 <w:rStyle w:val="Hipervnculo"/>
+                <w:rFonts w:ascii="Arial Rounded MT Bold" w:hAnsi="Arial Rounded MT Bold"/>
                 <w:noProof/>
               </w:rPr>
               <w:t>Estructura del proyecto</w:t>
@@ -1426,7 +1493,7 @@
                 <w:noProof/>
                 <w:webHidden/>
               </w:rPr>
-              <w:instrText xml:space="preserve"> PAGEREF _Toc226285843 \h </w:instrText>
+              <w:instrText xml:space="preserve"> PAGEREF _Toc226313556 \h </w:instrText>
             </w:r>
             <w:r>
               <w:rPr>
@@ -1446,7 +1513,7 @@
                 <w:noProof/>
                 <w:webHidden/>
               </w:rPr>
-              <w:t>5</w:t>
+              <w:t>4</w:t>
             </w:r>
             <w:r>
               <w:rPr>
@@ -1464,13 +1531,20 @@
               <w:tab w:val="right" w:leader="dot" w:pos="8828"/>
             </w:tabs>
             <w:rPr>
+              <w:rFonts w:eastAsiaTheme="minorEastAsia"/>
               <w:noProof/>
+              <w:kern w:val="2"/>
+              <w:sz w:val="24"/>
+              <w:szCs w:val="24"/>
+              <w:lang w:eastAsia="es-CO"/>
+              <w14:ligatures w14:val="standardContextual"/>
             </w:rPr>
           </w:pPr>
-          <w:hyperlink w:anchor="_Toc226285844" w:history="1">
+          <w:hyperlink w:anchor="_Toc226313557" w:history="1">
             <w:r>
               <w:rPr>
                 <w:rStyle w:val="Hipervnculo"/>
+                <w:rFonts w:ascii="Arial Rounded MT Bold" w:hAnsi="Arial Rounded MT Bold"/>
                 <w:noProof/>
               </w:rPr>
               <w:t>Levantar el entorno</w:t>
@@ -1494,7 +1568,7 @@
                 <w:noProof/>
                 <w:webHidden/>
               </w:rPr>
-              <w:instrText xml:space="preserve"> PAGEREF _Toc226285844 \h </w:instrText>
+              <w:instrText xml:space="preserve"> PAGEREF _Toc226313557 \h </w:instrText>
             </w:r>
             <w:r>
               <w:rPr>
@@ -1514,7 +1588,7 @@
                 <w:noProof/>
                 <w:webHidden/>
               </w:rPr>
-              <w:t>5</w:t>
+              <w:t>4</w:t>
             </w:r>
             <w:r>
               <w:rPr>
@@ -1532,13 +1606,20 @@
               <w:tab w:val="right" w:leader="dot" w:pos="8828"/>
             </w:tabs>
             <w:rPr>
+              <w:rFonts w:eastAsiaTheme="minorEastAsia"/>
               <w:noProof/>
+              <w:kern w:val="2"/>
+              <w:sz w:val="24"/>
+              <w:szCs w:val="24"/>
+              <w:lang w:eastAsia="es-CO"/>
+              <w14:ligatures w14:val="standardContextual"/>
             </w:rPr>
           </w:pPr>
-          <w:hyperlink w:anchor="_Toc226285845" w:history="1">
+          <w:hyperlink w:anchor="_Toc226313558" w:history="1">
             <w:r>
               <w:rPr>
                 <w:rStyle w:val="Hipervnculo"/>
+                <w:rFonts w:ascii="Arial Rounded MT Bold" w:hAnsi="Arial Rounded MT Bold"/>
                 <w:noProof/>
               </w:rPr>
               <w:t>Contenedores en ejecución</w:t>
@@ -1562,7 +1643,7 @@
                 <w:noProof/>
                 <w:webHidden/>
               </w:rPr>
-              <w:instrText xml:space="preserve"> PAGEREF _Toc226285845 \h </w:instrText>
+              <w:instrText xml:space="preserve"> PAGEREF _Toc226313558 \h </w:instrText>
             </w:r>
             <w:r>
               <w:rPr>
@@ -1600,13 +1681,20 @@
               <w:tab w:val="right" w:leader="dot" w:pos="8828"/>
             </w:tabs>
             <w:rPr>
+              <w:rFonts w:eastAsiaTheme="minorEastAsia"/>
               <w:noProof/>
+              <w:kern w:val="2"/>
+              <w:sz w:val="24"/>
+              <w:szCs w:val="24"/>
+              <w:lang w:eastAsia="es-CO"/>
+              <w14:ligatures w14:val="standardContextual"/>
             </w:rPr>
           </w:pPr>
-          <w:hyperlink w:anchor="_Toc226285846" w:history="1">
+          <w:hyperlink w:anchor="_Toc226313559" w:history="1">
             <w:r>
               <w:rPr>
                 <w:rStyle w:val="Hipervnculo"/>
+                <w:rFonts w:ascii="Arial Rounded MT Bold" w:hAnsi="Arial Rounded MT Bold"/>
                 <w:noProof/>
               </w:rPr>
               <w:t>Configuración de credenciales en n8n</w:t>
@@ -1630,7 +1718,7 @@
                 <w:noProof/>
                 <w:webHidden/>
               </w:rPr>
-              <w:instrText xml:space="preserve"> PAGEREF _Toc226285846 \h </w:instrText>
+              <w:instrText xml:space="preserve"> PAGEREF _Toc226313559 \h </w:instrText>
             </w:r>
             <w:r>
               <w:rPr>
@@ -1650,7 +1738,7 @@
                 <w:noProof/>
                 <w:webHidden/>
               </w:rPr>
-              <w:t>6</w:t>
+              <w:t>5</w:t>
             </w:r>
             <w:r>
               <w:rPr>
@@ -1668,13 +1756,20 @@
               <w:tab w:val="right" w:leader="dot" w:pos="8828"/>
             </w:tabs>
             <w:rPr>
+              <w:rFonts w:eastAsiaTheme="minorEastAsia"/>
               <w:noProof/>
+              <w:kern w:val="2"/>
+              <w:sz w:val="24"/>
+              <w:szCs w:val="24"/>
+              <w:lang w:eastAsia="es-CO"/>
+              <w14:ligatures w14:val="standardContextual"/>
             </w:rPr>
           </w:pPr>
-          <w:hyperlink w:anchor="_Toc226285847" w:history="1">
+          <w:hyperlink w:anchor="_Toc226313560" w:history="1">
             <w:r>
               <w:rPr>
                 <w:rStyle w:val="Hipervnculo"/>
+                <w:rFonts w:ascii="Arial Rounded MT Bold" w:hAnsi="Arial Rounded MT Bold"/>
                 <w:noProof/>
               </w:rPr>
               <w:t>Crear la tabla de logs en PostgreSQL</w:t>
@@ -1698,7 +1793,7 @@
                 <w:noProof/>
                 <w:webHidden/>
               </w:rPr>
-              <w:instrText xml:space="preserve"> PAGEREF _Toc226285847 \h </w:instrText>
+              <w:instrText xml:space="preserve"> PAGEREF _Toc226313560 \h </w:instrText>
             </w:r>
             <w:r>
               <w:rPr>
@@ -1718,7 +1813,7 @@
                 <w:noProof/>
                 <w:webHidden/>
               </w:rPr>
-              <w:t>6</w:t>
+              <w:t>7</w:t>
             </w:r>
             <w:r>
               <w:rPr>
@@ -1736,13 +1831,20 @@
               <w:tab w:val="right" w:leader="dot" w:pos="8828"/>
             </w:tabs>
             <w:rPr>
+              <w:rFonts w:eastAsiaTheme="minorEastAsia"/>
               <w:noProof/>
+              <w:kern w:val="2"/>
+              <w:sz w:val="24"/>
+              <w:szCs w:val="24"/>
+              <w:lang w:eastAsia="es-CO"/>
+              <w14:ligatures w14:val="standardContextual"/>
             </w:rPr>
           </w:pPr>
-          <w:hyperlink w:anchor="_Toc226285848" w:history="1">
+          <w:hyperlink w:anchor="_Toc226313561" w:history="1">
             <w:r>
               <w:rPr>
                 <w:rStyle w:val="Hipervnculo"/>
+                <w:rFonts w:ascii="Arial Rounded MT Bold" w:hAnsi="Arial Rounded MT Bold"/>
                 <w:noProof/>
               </w:rPr>
               <w:t>Importar el flujo en n8n</w:t>
@@ -1766,7 +1868,7 @@
                 <w:noProof/>
                 <w:webHidden/>
               </w:rPr>
-              <w:instrText xml:space="preserve"> PAGEREF _Toc226285848 \h </w:instrText>
+              <w:instrText xml:space="preserve"> PAGEREF _Toc226313561 \h </w:instrText>
             </w:r>
             <w:r>
               <w:rPr>
@@ -1786,7 +1888,7 @@
                 <w:noProof/>
                 <w:webHidden/>
               </w:rPr>
-              <w:t>6</w:t>
+              <w:t>7</w:t>
             </w:r>
             <w:r>
               <w:rPr>
@@ -1804,13 +1906,20 @@
               <w:tab w:val="right" w:leader="dot" w:pos="8828"/>
             </w:tabs>
             <w:rPr>
+              <w:rFonts w:eastAsiaTheme="minorEastAsia"/>
               <w:noProof/>
+              <w:kern w:val="2"/>
+              <w:sz w:val="24"/>
+              <w:szCs w:val="24"/>
+              <w:lang w:eastAsia="es-CO"/>
+              <w14:ligatures w14:val="standardContextual"/>
             </w:rPr>
           </w:pPr>
-          <w:hyperlink w:anchor="_Toc226285849" w:history="1">
+          <w:hyperlink w:anchor="_Toc226313562" w:history="1">
             <w:r>
               <w:rPr>
                 <w:rStyle w:val="Hipervnculo"/>
+                <w:rFonts w:ascii="Arial Rounded MT Bold" w:hAnsi="Arial Rounded MT Bold"/>
                 <w:noProof/>
               </w:rPr>
               <w:t>Formato del correo disparador</w:t>
@@ -1834,7 +1943,7 @@
                 <w:noProof/>
                 <w:webHidden/>
               </w:rPr>
-              <w:instrText xml:space="preserve"> PAGEREF _Toc226285849 \h </w:instrText>
+              <w:instrText xml:space="preserve"> PAGEREF _Toc226313562 \h </w:instrText>
             </w:r>
             <w:r>
               <w:rPr>
@@ -1854,7 +1963,7 @@
                 <w:noProof/>
                 <w:webHidden/>
               </w:rPr>
-              <w:t>6</w:t>
+              <w:t>7</w:t>
             </w:r>
             <w:r>
               <w:rPr>
@@ -1872,14 +1981,20 @@
               <w:tab w:val="right" w:leader="dot" w:pos="8828"/>
             </w:tabs>
             <w:rPr>
+              <w:rFonts w:eastAsiaTheme="minorEastAsia"/>
               <w:noProof/>
+              <w:kern w:val="2"/>
+              <w:sz w:val="24"/>
+              <w:szCs w:val="24"/>
+              <w:lang w:eastAsia="es-CO"/>
+              <w14:ligatures w14:val="standardContextual"/>
             </w:rPr>
           </w:pPr>
-          <w:hyperlink w:anchor="_Toc226285850" w:history="1">
+          <w:hyperlink w:anchor="_Toc226313563" w:history="1">
             <w:r>
               <w:rPr>
                 <w:rStyle w:val="Hipervnculo"/>
-                <w:rFonts w:eastAsia="Arial"/>
+                <w:rFonts w:ascii="Arial Rounded MT Bold" w:eastAsia="Arial" w:hAnsi="Arial Rounded MT Bold"/>
                 <w:noProof/>
               </w:rPr>
               <w:t>Variables de configuración</w:t>
@@ -1903,7 +2018,7 @@
                 <w:noProof/>
                 <w:webHidden/>
               </w:rPr>
-              <w:instrText xml:space="preserve"> PAGEREF _Toc226285850 \h </w:instrText>
+              <w:instrText xml:space="preserve"> PAGEREF _Toc226313563 \h </w:instrText>
             </w:r>
             <w:r>
               <w:rPr>
@@ -1923,7 +2038,7 @@
                 <w:noProof/>
                 <w:webHidden/>
               </w:rPr>
-              <w:t>7</w:t>
+              <w:t>8</w:t>
             </w:r>
             <w:r>
               <w:rPr>
@@ -1941,13 +2056,20 @@
               <w:tab w:val="right" w:leader="dot" w:pos="8828"/>
             </w:tabs>
             <w:rPr>
+              <w:rFonts w:eastAsiaTheme="minorEastAsia"/>
               <w:noProof/>
+              <w:kern w:val="2"/>
+              <w:sz w:val="24"/>
+              <w:szCs w:val="24"/>
+              <w:lang w:eastAsia="es-CO"/>
+              <w14:ligatures w14:val="standardContextual"/>
             </w:rPr>
           </w:pPr>
-          <w:hyperlink w:anchor="_Toc226285851" w:history="1">
+          <w:hyperlink w:anchor="_Toc226313564" w:history="1">
             <w:r>
               <w:rPr>
                 <w:rStyle w:val="Hipervnculo"/>
+                <w:rFonts w:ascii="Arial Rounded MT Bold" w:hAnsi="Arial Rounded MT Bold"/>
                 <w:noProof/>
               </w:rPr>
               <w:t>Decisiones técnicas clave</w:t>
@@ -1971,7 +2093,7 @@
                 <w:noProof/>
                 <w:webHidden/>
               </w:rPr>
-              <w:instrText xml:space="preserve"> PAGEREF _Toc226285851 \h </w:instrText>
+              <w:instrText xml:space="preserve"> PAGEREF _Toc226313564 \h </w:instrText>
             </w:r>
             <w:r>
               <w:rPr>
@@ -2009,13 +2131,20 @@
               <w:tab w:val="right" w:leader="dot" w:pos="8828"/>
             </w:tabs>
             <w:rPr>
+              <w:rFonts w:eastAsiaTheme="minorEastAsia"/>
               <w:noProof/>
+              <w:kern w:val="2"/>
+              <w:sz w:val="24"/>
+              <w:szCs w:val="24"/>
+              <w:lang w:eastAsia="es-CO"/>
+              <w14:ligatures w14:val="standardContextual"/>
             </w:rPr>
           </w:pPr>
-          <w:hyperlink w:anchor="_Toc226285852" w:history="1">
+          <w:hyperlink w:anchor="_Toc226313565" w:history="1">
             <w:r>
               <w:rPr>
                 <w:rStyle w:val="Hipervnculo"/>
+                <w:rFonts w:ascii="Arial Rounded MT Bold" w:hAnsi="Arial Rounded MT Bold"/>
                 <w:noProof/>
               </w:rPr>
               <w:t>Estrategia para identificar el sexto resultado</w:t>
@@ -2039,7 +2168,7 @@
                 <w:noProof/>
                 <w:webHidden/>
               </w:rPr>
-              <w:instrText xml:space="preserve"> PAGEREF _Toc226285852 \h </w:instrText>
+              <w:instrText xml:space="preserve"> PAGEREF _Toc226313565 \h </w:instrText>
             </w:r>
             <w:r>
               <w:rPr>
@@ -2077,13 +2206,20 @@
               <w:tab w:val="right" w:leader="dot" w:pos="8828"/>
             </w:tabs>
             <w:rPr>
+              <w:rFonts w:eastAsiaTheme="minorEastAsia"/>
               <w:noProof/>
+              <w:kern w:val="2"/>
+              <w:sz w:val="24"/>
+              <w:szCs w:val="24"/>
+              <w:lang w:eastAsia="es-CO"/>
+              <w14:ligatures w14:val="standardContextual"/>
             </w:rPr>
           </w:pPr>
-          <w:hyperlink w:anchor="_Toc226285853" w:history="1">
+          <w:hyperlink w:anchor="_Toc226313566" w:history="1">
             <w:r>
               <w:rPr>
                 <w:rStyle w:val="Hipervnculo"/>
+                <w:rFonts w:ascii="Arial Rounded MT Bold" w:hAnsi="Arial Rounded MT Bold"/>
                 <w:noProof/>
               </w:rPr>
               <w:t>Cómo se extrae el nombre del correo</w:t>
@@ -2107,7 +2243,7 @@
                 <w:noProof/>
                 <w:webHidden/>
               </w:rPr>
-              <w:instrText xml:space="preserve"> PAGEREF _Toc226285853 \h </w:instrText>
+              <w:instrText xml:space="preserve"> PAGEREF _Toc226313566 \h </w:instrText>
             </w:r>
             <w:r>
               <w:rPr>
@@ -2127,7 +2263,7 @@
                 <w:noProof/>
                 <w:webHidden/>
               </w:rPr>
-              <w:t>8</w:t>
+              <w:t>9</w:t>
             </w:r>
             <w:r>
               <w:rPr>
@@ -2145,13 +2281,20 @@
               <w:tab w:val="right" w:leader="dot" w:pos="8828"/>
             </w:tabs>
             <w:rPr>
+              <w:rFonts w:eastAsiaTheme="minorEastAsia"/>
               <w:noProof/>
+              <w:kern w:val="2"/>
+              <w:sz w:val="24"/>
+              <w:szCs w:val="24"/>
+              <w:lang w:eastAsia="es-CO"/>
+              <w14:ligatures w14:val="standardContextual"/>
             </w:rPr>
           </w:pPr>
-          <w:hyperlink w:anchor="_Toc226285854" w:history="1">
+          <w:hyperlink w:anchor="_Toc226313567" w:history="1">
             <w:r>
               <w:rPr>
                 <w:rStyle w:val="Hipervnculo"/>
+                <w:rFonts w:ascii="Arial Rounded MT Bold" w:hAnsi="Arial Rounded MT Bold"/>
                 <w:noProof/>
               </w:rPr>
               <w:t>Cómo se maneja la descarga del archivo</w:t>
@@ -2175,7 +2318,7 @@
                 <w:noProof/>
                 <w:webHidden/>
               </w:rPr>
-              <w:instrText xml:space="preserve"> PAGEREF _Toc226285854 \h </w:instrText>
+              <w:instrText xml:space="preserve"> PAGEREF _Toc226313567 \h </w:instrText>
             </w:r>
             <w:r>
               <w:rPr>
@@ -2195,7 +2338,7 @@
                 <w:noProof/>
                 <w:webHidden/>
               </w:rPr>
-              <w:t>8</w:t>
+              <w:t>9</w:t>
             </w:r>
             <w:r>
               <w:rPr>
@@ -2213,17 +2356,39 @@
               <w:tab w:val="right" w:leader="dot" w:pos="8828"/>
             </w:tabs>
             <w:rPr>
+              <w:rFonts w:eastAsiaTheme="minorEastAsia"/>
               <w:noProof/>
+              <w:kern w:val="2"/>
+              <w:sz w:val="24"/>
+              <w:szCs w:val="24"/>
+              <w:lang w:eastAsia="es-CO"/>
+              <w14:ligatures w14:val="standardContextual"/>
             </w:rPr>
           </w:pPr>
-          <w:hyperlink w:anchor="_Toc226285855" w:history="1">
+          <w:hyperlink w:anchor="_Toc226313568" w:history="1">
             <w:r>
               <w:rPr>
                 <w:rStyle w:val="Hipervnculo"/>
-                <w:rFonts w:eastAsia="Arial"/>
-                <w:noProof/>
-              </w:rPr>
-              <w:t>Estrategia DOC → CSV (fallback)</w:t>
+                <w:rFonts w:ascii="Arial Rounded MT Bold" w:eastAsia="Arial" w:hAnsi="Arial Rounded MT Bold"/>
+                <w:noProof/>
+              </w:rPr>
+              <w:t xml:space="preserve">Estrategia DOC </w:t>
+            </w:r>
+            <w:r>
+              <w:rPr>
+                <w:rStyle w:val="Hipervnculo"/>
+                <w:rFonts w:ascii="Arial" w:eastAsia="Arial" w:hAnsi="Arial" w:cs="Arial"/>
+                <w:noProof/>
+              </w:rPr>
+              <w:t>→</w:t>
+            </w:r>
+            <w:r>
+              <w:rPr>
+                <w:rStyle w:val="Hipervnculo"/>
+                <w:rFonts w:ascii="Arial Rounded MT Bold" w:eastAsia="Arial" w:hAnsi="Arial Rounded MT Bold"/>
+                <w:noProof/>
+              </w:rPr>
+              <w:t xml:space="preserve"> CSV (fallback)</w:t>
             </w:r>
             <w:r>
               <w:rPr>
@@ -2244,7 +2409,7 @@
                 <w:noProof/>
                 <w:webHidden/>
               </w:rPr>
-              <w:instrText xml:space="preserve"> PAGEREF _Toc226285855 \h </w:instrText>
+              <w:instrText xml:space="preserve"> PAGEREF _Toc226313568 \h </w:instrText>
             </w:r>
             <w:r>
               <w:rPr>
@@ -2264,7 +2429,7 @@
                 <w:noProof/>
                 <w:webHidden/>
               </w:rPr>
-              <w:t>8</w:t>
+              <w:t>9</w:t>
             </w:r>
             <w:r>
               <w:rPr>
@@ -2282,13 +2447,20 @@
               <w:tab w:val="right" w:leader="dot" w:pos="8828"/>
             </w:tabs>
             <w:rPr>
+              <w:rFonts w:eastAsiaTheme="minorEastAsia"/>
               <w:noProof/>
+              <w:kern w:val="2"/>
+              <w:sz w:val="24"/>
+              <w:szCs w:val="24"/>
+              <w:lang w:eastAsia="es-CO"/>
+              <w14:ligatures w14:val="standardContextual"/>
             </w:rPr>
           </w:pPr>
-          <w:hyperlink w:anchor="_Toc226285856" w:history="1">
+          <w:hyperlink w:anchor="_Toc226313569" w:history="1">
             <w:r>
               <w:rPr>
                 <w:rStyle w:val="Hipervnculo"/>
+                <w:rFonts w:ascii="Arial Rounded MT Bold" w:hAnsi="Arial Rounded MT Bold"/>
                 <w:noProof/>
               </w:rPr>
               <w:t>Arquitectura de logs con PostgreSQL</w:t>
@@ -2312,7 +2484,7 @@
                 <w:noProof/>
                 <w:webHidden/>
               </w:rPr>
-              <w:instrText xml:space="preserve"> PAGEREF _Toc226285856 \h </w:instrText>
+              <w:instrText xml:space="preserve"> PAGEREF _Toc226313569 \h </w:instrText>
             </w:r>
             <w:r>
               <w:rPr>
@@ -2332,7 +2504,7 @@
                 <w:noProof/>
                 <w:webHidden/>
               </w:rPr>
-              <w:t>8</w:t>
+              <w:t>9</w:t>
             </w:r>
             <w:r>
               <w:rPr>
@@ -2350,13 +2522,20 @@
               <w:tab w:val="right" w:leader="dot" w:pos="8828"/>
             </w:tabs>
             <w:rPr>
+              <w:rFonts w:eastAsiaTheme="minorEastAsia"/>
               <w:noProof/>
+              <w:kern w:val="2"/>
+              <w:sz w:val="24"/>
+              <w:szCs w:val="24"/>
+              <w:lang w:eastAsia="es-CO"/>
+              <w14:ligatures w14:val="standardContextual"/>
             </w:rPr>
           </w:pPr>
-          <w:hyperlink w:anchor="_Toc226285857" w:history="1">
+          <w:hyperlink w:anchor="_Toc226313570" w:history="1">
             <w:r>
               <w:rPr>
                 <w:rStyle w:val="Hipervnculo"/>
+                <w:rFonts w:ascii="Arial Rounded MT Bold" w:hAnsi="Arial Rounded MT Bold"/>
                 <w:noProof/>
               </w:rPr>
               <w:t>Manejo de errores</w:t>
@@ -2380,7 +2559,7 @@
                 <w:noProof/>
                 <w:webHidden/>
               </w:rPr>
-              <w:instrText xml:space="preserve"> PAGEREF _Toc226285857 \h </w:instrText>
+              <w:instrText xml:space="preserve"> PAGEREF _Toc226313570 \h </w:instrText>
             </w:r>
             <w:r>
               <w:rPr>
@@ -2418,13 +2597,20 @@
               <w:tab w:val="right" w:leader="dot" w:pos="8828"/>
             </w:tabs>
             <w:rPr>
+              <w:rFonts w:eastAsiaTheme="minorEastAsia"/>
               <w:noProof/>
+              <w:kern w:val="2"/>
+              <w:sz w:val="24"/>
+              <w:szCs w:val="24"/>
+              <w:lang w:eastAsia="es-CO"/>
+              <w14:ligatures w14:val="standardContextual"/>
             </w:rPr>
           </w:pPr>
-          <w:hyperlink w:anchor="_Toc226285858" w:history="1">
+          <w:hyperlink w:anchor="_Toc226313571" w:history="1">
             <w:r>
               <w:rPr>
                 <w:rStyle w:val="Hipervnculo"/>
+                <w:rFonts w:ascii="Arial Rounded MT Bold" w:hAnsi="Arial Rounded MT Bold"/>
                 <w:noProof/>
               </w:rPr>
               <w:t>Entregables del repositorio</w:t>
@@ -2448,7 +2634,7 @@
                 <w:noProof/>
                 <w:webHidden/>
               </w:rPr>
-              <w:instrText xml:space="preserve"> PAGEREF _Toc226285858 \h </w:instrText>
+              <w:instrText xml:space="preserve"> PAGEREF _Toc226313571 \h </w:instrText>
             </w:r>
             <w:r>
               <w:rPr>
@@ -2500,21 +2686,39 @@
     <w:p>
       <w:pPr>
         <w:pStyle w:val="Ttulo1"/>
-      </w:pPr>
-      <w:bookmarkStart w:id="0" w:name="_Toc226285835"/>
-      <w:r>
+        <w:rPr>
+          <w:rFonts w:ascii="Arial Rounded MT Bold" w:hAnsi="Arial Rounded MT Bold"/>
+        </w:rPr>
+      </w:pPr>
+      <w:bookmarkStart w:id="0" w:name="_Toc226313548"/>
+      <w:r>
+        <w:rPr>
+          <w:rFonts w:ascii="Arial Rounded MT Bold" w:hAnsi="Arial Rounded MT Bold"/>
+        </w:rPr>
         <w:lastRenderedPageBreak/>
         <w:t>Herramienta utilizada y versión</w:t>
       </w:r>
       <w:bookmarkEnd w:id="0"/>
     </w:p>
-    <w:p/>
+    <w:p>
+      <w:pPr>
+        <w:rPr>
+          <w:rFonts w:ascii="Arial Rounded MT Bold" w:hAnsi="Arial Rounded MT Bold"/>
+        </w:rPr>
+      </w:pPr>
+    </w:p>
     <w:p>
       <w:pPr>
         <w:pStyle w:val="Ttulo2"/>
-      </w:pPr>
-      <w:bookmarkStart w:id="1" w:name="_Toc226285836"/>
-      <w:r>
+        <w:rPr>
+          <w:rFonts w:ascii="Arial Rounded MT Bold" w:hAnsi="Arial Rounded MT Bold"/>
+        </w:rPr>
+      </w:pPr>
+      <w:bookmarkStart w:id="1" w:name="_Toc226313549"/>
+      <w:r>
+        <w:rPr>
+          <w:rFonts w:ascii="Arial Rounded MT Bold" w:hAnsi="Arial Rounded MT Bold"/>
+        </w:rPr>
         <w:t>Stack tecnológico</w:t>
       </w:r>
       <w:bookmarkEnd w:id="1"/>
@@ -2531,10 +2735,13 @@
         <w:gridCol w:w="6281"/>
       </w:tblGrid>
       <w:tr>
+        <w:trPr>
+          <w:trHeight w:val="448"/>
+        </w:trPr>
         <w:tc>
           <w:tcPr>
             <w:tcW w:w="2547" w:type="dxa"/>
-            <w:shd w:val="clear" w:color="auto" w:fill="002060"/>
+            <w:shd w:val="clear" w:color="auto" w:fill="8EAADB" w:themeFill="accent1" w:themeFillTint="99"/>
           </w:tcPr>
           <w:p>
             <w:pPr>
@@ -2542,12 +2749,14 @@
               <w:rPr>
                 <w:b/>
                 <w:bCs/>
+                <w:color w:val="F2F2F2" w:themeColor="background1" w:themeShade="F2"/>
               </w:rPr>
             </w:pPr>
             <w:r>
               <w:rPr>
                 <w:b/>
                 <w:bCs/>
+                <w:color w:val="F2F2F2" w:themeColor="background1" w:themeShade="F2"/>
               </w:rPr>
               <w:t>Atributo</w:t>
             </w:r>
@@ -2556,7 +2765,7 @@
         <w:tc>
           <w:tcPr>
             <w:tcW w:w="6281" w:type="dxa"/>
-            <w:shd w:val="clear" w:color="auto" w:fill="002060"/>
+            <w:shd w:val="clear" w:color="auto" w:fill="8EAADB" w:themeFill="accent1" w:themeFillTint="99"/>
           </w:tcPr>
           <w:p>
             <w:pPr>
@@ -2564,12 +2773,14 @@
               <w:rPr>
                 <w:b/>
                 <w:bCs/>
+                <w:color w:val="F2F2F2" w:themeColor="background1" w:themeShade="F2"/>
               </w:rPr>
             </w:pPr>
             <w:r>
               <w:rPr>
                 <w:b/>
                 <w:bCs/>
+                <w:color w:val="F2F2F2" w:themeColor="background1" w:themeShade="F2"/>
               </w:rPr>
               <w:t>Detalle</w:t>
             </w:r>
@@ -2624,7 +2835,23 @@
                 <w:color w:val="1A1A1A"/>
                 <w:lang w:val="en-US"/>
               </w:rPr>
-              <w:t>N8N (self-hosted vía Docker)</w:t>
+              <w:t xml:space="preserve">N8N (self-hosted </w:t>
+            </w:r>
+            <w:proofErr w:type="spellStart"/>
+            <w:r>
+              <w:rPr>
+                <w:color w:val="1A1A1A"/>
+                <w:lang w:val="en-US"/>
+              </w:rPr>
+              <w:t>vía</w:t>
+            </w:r>
+            <w:proofErr w:type="spellEnd"/>
+            <w:r>
+              <w:rPr>
+                <w:color w:val="1A1A1A"/>
+                <w:lang w:val="en-US"/>
+              </w:rPr>
+              <w:t xml:space="preserve"> Docker)</w:t>
             </w:r>
           </w:p>
         </w:tc>
@@ -2718,12 +2945,53 @@
                 <w:lang w:val="en-US"/>
               </w:rPr>
             </w:pPr>
+            <w:proofErr w:type="spellStart"/>
             <w:r>
               <w:rPr>
                 <w:color w:val="1A1A1A"/>
                 <w:lang w:val="en-US"/>
               </w:rPr>
-              <w:t>Browserless/Chrome (browserless/chrome:latest)</w:t>
+              <w:t>Browserless</w:t>
+            </w:r>
+            <w:proofErr w:type="spellEnd"/>
+            <w:r>
+              <w:rPr>
+                <w:color w:val="1A1A1A"/>
+                <w:lang w:val="en-US"/>
+              </w:rPr>
+              <w:t>/Chrome (</w:t>
+            </w:r>
+            <w:proofErr w:type="spellStart"/>
+            <w:r>
+              <w:rPr>
+                <w:color w:val="1A1A1A"/>
+                <w:lang w:val="en-US"/>
+              </w:rPr>
+              <w:t>browserless</w:t>
+            </w:r>
+            <w:proofErr w:type="spellEnd"/>
+            <w:r>
+              <w:rPr>
+                <w:color w:val="1A1A1A"/>
+                <w:lang w:val="en-US"/>
+              </w:rPr>
+              <w:t>/</w:t>
+            </w:r>
+            <w:proofErr w:type="spellStart"/>
+            <w:r>
+              <w:rPr>
+                <w:color w:val="1A1A1A"/>
+                <w:lang w:val="en-US"/>
+              </w:rPr>
+              <w:t>chrome:latest</w:t>
+            </w:r>
+            <w:proofErr w:type="spellEnd"/>
+            <w:r>
+              <w:rPr>
+                <w:color w:val="1A1A1A"/>
+                <w:lang w:val="en-US"/>
+              </w:rPr>
+              <w:t>)</w:t>
             </w:r>
           </w:p>
           <w:p>
@@ -2778,7 +3046,21 @@
               <w:rPr>
                 <w:color w:val="1A1A1A"/>
               </w:rPr>
-              <w:t>PostgreSQL 15 (logs_db)</w:t>
+              <w:t>PostgreSQL 15 (</w:t>
+            </w:r>
+            <w:proofErr w:type="spellStart"/>
+            <w:r>
+              <w:rPr>
+                <w:color w:val="1A1A1A"/>
+              </w:rPr>
+              <w:t>logs_db</w:t>
+            </w:r>
+            <w:proofErr w:type="spellEnd"/>
+            <w:r>
+              <w:rPr>
+                <w:color w:val="1A1A1A"/>
+              </w:rPr>
+              <w:t>)</w:t>
             </w:r>
           </w:p>
           <w:p/>
@@ -2826,7 +3108,21 @@
               <w:rPr>
                 <w:color w:val="1A1A1A"/>
               </w:rPr>
-              <w:t>Docker Compose v3.8</w:t>
+              <w:t xml:space="preserve">Docker </w:t>
+            </w:r>
+            <w:proofErr w:type="spellStart"/>
+            <w:r>
+              <w:rPr>
+                <w:color w:val="1A1A1A"/>
+              </w:rPr>
+              <w:t>Compose</w:t>
+            </w:r>
+            <w:proofErr w:type="spellEnd"/>
+            <w:r>
+              <w:rPr>
+                <w:color w:val="1A1A1A"/>
+              </w:rPr>
+              <w:t xml:space="preserve"> v3.8</w:t>
             </w:r>
           </w:p>
           <w:p/>
@@ -2886,15 +3182,25 @@
       <w:pPr>
         <w:pStyle w:val="Ttulo2"/>
         <w:rPr>
-          <w:rFonts w:eastAsia="Arial"/>
-        </w:rPr>
-      </w:pPr>
-      <w:bookmarkStart w:id="2" w:name="_Toc226285837"/>
-      <w:r>
-        <w:rPr>
-          <w:rFonts w:eastAsia="Arial"/>
-        </w:rPr>
-        <w:t>¿Por qué N8N?</w:t>
+          <w:rFonts w:ascii="Arial Rounded MT Bold" w:eastAsia="Arial" w:hAnsi="Arial Rounded MT Bold"/>
+          <w:b/>
+          <w:bCs/>
+        </w:rPr>
+      </w:pPr>
+      <w:bookmarkStart w:id="2" w:name="_Toc226313550"/>
+      <w:r>
+        <w:rPr>
+          <w:rFonts w:ascii="Arial Rounded MT Bold" w:eastAsia="Arial" w:hAnsi="Arial Rounded MT Bold"/>
+          <w:b/>
+          <w:bCs/>
+        </w:rPr>
+        <w:t>¿</w:t>
+      </w:r>
+      <w:r>
+        <w:rPr>
+          <w:rFonts w:ascii="Arial Rounded MT Bold" w:eastAsia="Arial" w:hAnsi="Arial Rounded MT Bold"/>
+        </w:rPr>
+        <w:t>Por qué N8N?</w:t>
       </w:r>
       <w:bookmarkEnd w:id="2"/>
     </w:p>
@@ -2917,7 +3223,25 @@
           <w:sz w:val="24"/>
           <w:szCs w:val="24"/>
         </w:rPr>
-        <w:t xml:space="preserve">Flujos visuales exportables como JSON y versionables con Git. </w:t>
+        <w:t xml:space="preserve">Flujos visuales exportables como JSON y </w:t>
+      </w:r>
+      <w:proofErr w:type="spellStart"/>
+      <w:r>
+        <w:rPr>
+          <w:rFonts w:asciiTheme="minorHAnsi" w:hAnsiTheme="minorHAnsi" w:cstheme="minorHAnsi"/>
+          <w:sz w:val="24"/>
+          <w:szCs w:val="24"/>
+        </w:rPr>
+        <w:t>versionables</w:t>
+      </w:r>
+      <w:proofErr w:type="spellEnd"/>
+      <w:r>
+        <w:rPr>
+          <w:rFonts w:asciiTheme="minorHAnsi" w:hAnsiTheme="minorHAnsi" w:cstheme="minorHAnsi"/>
+          <w:sz w:val="24"/>
+          <w:szCs w:val="24"/>
+        </w:rPr>
+        <w:t xml:space="preserve"> con Git. </w:t>
       </w:r>
     </w:p>
     <w:p>
@@ -2983,7 +3307,61 @@
           <w:sz w:val="24"/>
           <w:szCs w:val="24"/>
         </w:rPr>
-        <w:t xml:space="preserve">Compatible con Browserless para scraping sin instalar Puppeteer localmente. </w:t>
+        <w:t xml:space="preserve">Compatible con </w:t>
+      </w:r>
+      <w:proofErr w:type="spellStart"/>
+      <w:r>
+        <w:rPr>
+          <w:rFonts w:asciiTheme="minorHAnsi" w:hAnsiTheme="minorHAnsi" w:cstheme="minorHAnsi"/>
+          <w:sz w:val="24"/>
+          <w:szCs w:val="24"/>
+        </w:rPr>
+        <w:t>Browserless</w:t>
+      </w:r>
+      <w:proofErr w:type="spellEnd"/>
+      <w:r>
+        <w:rPr>
+          <w:rFonts w:asciiTheme="minorHAnsi" w:hAnsiTheme="minorHAnsi" w:cstheme="minorHAnsi"/>
+          <w:sz w:val="24"/>
+          <w:szCs w:val="24"/>
+        </w:rPr>
+        <w:t xml:space="preserve"> para </w:t>
+      </w:r>
+      <w:proofErr w:type="spellStart"/>
+      <w:r>
+        <w:rPr>
+          <w:rFonts w:asciiTheme="minorHAnsi" w:hAnsiTheme="minorHAnsi" w:cstheme="minorHAnsi"/>
+          <w:sz w:val="24"/>
+          <w:szCs w:val="24"/>
+        </w:rPr>
+        <w:t>scraping</w:t>
+      </w:r>
+      <w:proofErr w:type="spellEnd"/>
+      <w:r>
+        <w:rPr>
+          <w:rFonts w:asciiTheme="minorHAnsi" w:hAnsiTheme="minorHAnsi" w:cstheme="minorHAnsi"/>
+          <w:sz w:val="24"/>
+          <w:szCs w:val="24"/>
+        </w:rPr>
+        <w:t xml:space="preserve"> sin instalar </w:t>
+      </w:r>
+      <w:proofErr w:type="spellStart"/>
+      <w:r>
+        <w:rPr>
+          <w:rFonts w:asciiTheme="minorHAnsi" w:hAnsiTheme="minorHAnsi" w:cstheme="minorHAnsi"/>
+          <w:sz w:val="24"/>
+          <w:szCs w:val="24"/>
+        </w:rPr>
+        <w:t>Puppeteer</w:t>
+      </w:r>
+      <w:proofErr w:type="spellEnd"/>
+      <w:r>
+        <w:rPr>
+          <w:rFonts w:asciiTheme="minorHAnsi" w:hAnsiTheme="minorHAnsi" w:cstheme="minorHAnsi"/>
+          <w:sz w:val="24"/>
+          <w:szCs w:val="24"/>
+        </w:rPr>
+        <w:t xml:space="preserve"> localmente. </w:t>
       </w:r>
     </w:p>
     <w:p>
@@ -3010,30 +3388,41 @@
     </w:p>
     <w:p/>
     <w:p/>
-    <w:p/>
-    <w:p/>
-    <w:p/>
-    <w:p/>
-    <w:p/>
-    <w:p/>
     <w:p>
       <w:pPr>
         <w:pStyle w:val="Ttulo1"/>
-      </w:pPr>
-      <w:bookmarkStart w:id="3" w:name="_Toc226285838"/>
-      <w:r>
-        <w:lastRenderedPageBreak/>
+        <w:rPr>
+          <w:rFonts w:ascii="Arial Rounded MT Bold" w:hAnsi="Arial Rounded MT Bold"/>
+        </w:rPr>
+      </w:pPr>
+      <w:bookmarkStart w:id="3" w:name="_Toc226313551"/>
+      <w:r>
+        <w:rPr>
+          <w:rFonts w:ascii="Arial Rounded MT Bold" w:hAnsi="Arial Rounded MT Bold"/>
+        </w:rPr>
         <w:t>Resumen de la solución</w:t>
       </w:r>
       <w:bookmarkEnd w:id="3"/>
     </w:p>
-    <w:p/>
+    <w:p>
+      <w:pPr>
+        <w:rPr>
+          <w:rFonts w:ascii="Arial Rounded MT Bold" w:hAnsi="Arial Rounded MT Bold"/>
+        </w:rPr>
+      </w:pPr>
+    </w:p>
     <w:p>
       <w:pPr>
         <w:pStyle w:val="Ttulo2"/>
-      </w:pPr>
-      <w:bookmarkStart w:id="4" w:name="_Toc226285839"/>
-      <w:r>
+        <w:rPr>
+          <w:rFonts w:ascii="Arial Rounded MT Bold" w:hAnsi="Arial Rounded MT Bold"/>
+        </w:rPr>
+      </w:pPr>
+      <w:bookmarkStart w:id="4" w:name="_Toc226313552"/>
+      <w:r>
+        <w:rPr>
+          <w:rFonts w:ascii="Arial Rounded MT Bold" w:hAnsi="Arial Rounded MT Bold"/>
+        </w:rPr>
         <w:t>Descripción general</w:t>
       </w:r>
       <w:bookmarkEnd w:id="4"/>
@@ -3053,7 +3442,43 @@
           <w:sz w:val="24"/>
           <w:szCs w:val="24"/>
         </w:rPr>
-        <w:t>El flujo automatiza end-to-end la consulta de procesos judiciales en la Rama Judicial de Colombia. Al recibir un correo electrónico con el nombre de una persona, el bot navega al portal judicial, extrae el sexto resultado, descarga el reporte en CSV y lo envía adjunto por correo al área responsable. Todos los eventos quedan registrados en PostgreSQL.</w:t>
+        <w:t xml:space="preserve">El flujo automatiza </w:t>
+      </w:r>
+      <w:proofErr w:type="spellStart"/>
+      <w:r>
+        <w:rPr>
+          <w:color w:val="1A1A1A"/>
+          <w:sz w:val="24"/>
+          <w:szCs w:val="24"/>
+        </w:rPr>
+        <w:t>end-to-end</w:t>
+      </w:r>
+      <w:proofErr w:type="spellEnd"/>
+      <w:r>
+        <w:rPr>
+          <w:color w:val="1A1A1A"/>
+          <w:sz w:val="24"/>
+          <w:szCs w:val="24"/>
+        </w:rPr>
+        <w:t xml:space="preserve"> la consulta de procesos judiciales en la Rama Judicial de Colombia. Al recibir un correo electrónico con el nombre de una persona, el </w:t>
+      </w:r>
+      <w:proofErr w:type="spellStart"/>
+      <w:r>
+        <w:rPr>
+          <w:color w:val="1A1A1A"/>
+          <w:sz w:val="24"/>
+          <w:szCs w:val="24"/>
+        </w:rPr>
+        <w:t>bot</w:t>
+      </w:r>
+      <w:proofErr w:type="spellEnd"/>
+      <w:r>
+        <w:rPr>
+          <w:color w:val="1A1A1A"/>
+          <w:sz w:val="24"/>
+          <w:szCs w:val="24"/>
+        </w:rPr>
+        <w:t xml:space="preserve"> navega al portal judicial, extrae el sexto resultado, descarga el reporte en CSV y lo envía adjunto por correo al área responsable. Todos los eventos quedan registrados en PostgreSQL.</w:t>
       </w:r>
     </w:p>
     <w:p>
@@ -3068,10 +3493,15 @@
     <w:p>
       <w:pPr>
         <w:pStyle w:val="Ttulo2"/>
-      </w:pPr>
-      <w:bookmarkStart w:id="5" w:name="_Toc226285840"/>
-      <w:r>
-        <w:lastRenderedPageBreak/>
+        <w:rPr>
+          <w:rFonts w:ascii="Arial Rounded MT Bold" w:hAnsi="Arial Rounded MT Bold"/>
+        </w:rPr>
+      </w:pPr>
+      <w:bookmarkStart w:id="5" w:name="_Toc226313553"/>
+      <w:r>
+        <w:rPr>
+          <w:rFonts w:ascii="Arial Rounded MT Bold" w:hAnsi="Arial Rounded MT Bold"/>
+        </w:rPr>
         <w:t>Diagrama ASCII del flujo</w:t>
       </w:r>
       <w:bookmarkEnd w:id="5"/>
@@ -3082,16 +3512,16 @@
           <w:noProof/>
         </w:rPr>
         <w:drawing>
-          <wp:anchor distT="0" distB="0" distL="114300" distR="114300" simplePos="0" relativeHeight="251663360" behindDoc="0" locked="0" layoutInCell="1" allowOverlap="1" wp14:anchorId="1D2D6BDD" wp14:editId="1B5C29B2">
+          <wp:anchor distT="0" distB="0" distL="114300" distR="114300" simplePos="0" relativeHeight="251663360" behindDoc="0" locked="0" layoutInCell="1" allowOverlap="1" wp14:anchorId="1D2D6BDD" wp14:editId="572F32F3">
             <wp:simplePos x="0" y="0"/>
             <wp:positionH relativeFrom="margin">
-              <wp:posOffset>710565</wp:posOffset>
+              <wp:align>right</wp:align>
             </wp:positionH>
             <wp:positionV relativeFrom="margin">
-              <wp:posOffset>473075</wp:posOffset>
+              <wp:posOffset>471805</wp:posOffset>
             </wp:positionV>
-            <wp:extent cx="4330700" cy="7559675"/>
-            <wp:effectExtent l="0" t="0" r="0" b="3175"/>
+            <wp:extent cx="4899660" cy="8553450"/>
+            <wp:effectExtent l="0" t="0" r="0" b="0"/>
             <wp:wrapSquare wrapText="bothSides"/>
             <wp:docPr id="1" name="Imagen 1"/>
             <wp:cNvGraphicFramePr>
@@ -3119,7 +3549,7 @@
                   <pic:spPr>
                     <a:xfrm>
                       <a:off x="0" y="0"/>
-                      <a:ext cx="4330700" cy="7559675"/>
+                      <a:ext cx="4899660" cy="8553450"/>
                     </a:xfrm>
                     <a:prstGeom prst="rect">
                       <a:avLst/>
@@ -3168,21 +3598,46 @@
     <w:p>
       <w:pPr>
         <w:pStyle w:val="Ttulo1"/>
-      </w:pPr>
-      <w:bookmarkStart w:id="6" w:name="_Toc226285841"/>
-      <w:r>
-        <w:lastRenderedPageBreak/>
-        <w:t>Cómo configurar y ejecutar el bot</w:t>
+        <w:rPr>
+          <w:rFonts w:ascii="Arial Rounded MT Bold" w:hAnsi="Arial Rounded MT Bold"/>
+        </w:rPr>
+      </w:pPr>
+      <w:bookmarkStart w:id="6" w:name="_Toc226313554"/>
+      <w:r>
+        <w:rPr>
+          <w:rFonts w:ascii="Arial Rounded MT Bold" w:hAnsi="Arial Rounded MT Bold"/>
+        </w:rPr>
+        <w:t xml:space="preserve">Cómo configurar y ejecutar el </w:t>
+      </w:r>
+      <w:proofErr w:type="spellStart"/>
+      <w:r>
+        <w:rPr>
+          <w:rFonts w:ascii="Arial Rounded MT Bold" w:hAnsi="Arial Rounded MT Bold"/>
+        </w:rPr>
+        <w:t>bot</w:t>
       </w:r>
       <w:bookmarkEnd w:id="6"/>
-    </w:p>
-    <w:p/>
+      <w:proofErr w:type="spellEnd"/>
+    </w:p>
+    <w:p>
+      <w:pPr>
+        <w:rPr>
+          <w:rFonts w:ascii="Arial Rounded MT Bold" w:hAnsi="Arial Rounded MT Bold"/>
+        </w:rPr>
+      </w:pPr>
+    </w:p>
     <w:p>
       <w:pPr>
         <w:pStyle w:val="Ttulo2"/>
-      </w:pPr>
-      <w:bookmarkStart w:id="7" w:name="_Toc226285842"/>
-      <w:r>
+        <w:rPr>
+          <w:rFonts w:ascii="Arial Rounded MT Bold" w:hAnsi="Arial Rounded MT Bold"/>
+        </w:rPr>
+      </w:pPr>
+      <w:bookmarkStart w:id="7" w:name="_Toc226313555"/>
+      <w:r>
+        <w:rPr>
+          <w:rFonts w:ascii="Arial Rounded MT Bold" w:hAnsi="Arial Rounded MT Bold"/>
+        </w:rPr>
         <w:t>Requisitos previos</w:t>
       </w:r>
       <w:bookmarkEnd w:id="7"/>
@@ -3256,7 +3711,27 @@
           <w:sz w:val="24"/>
           <w:szCs w:val="24"/>
         </w:rPr>
-        <w:t>Puertos disponibles: 5678 (n8n), 3000 (Browserless), 5432 (PostgreSQL).</w:t>
+        <w:t>Puertos disponibles: 5678 (n8n), 3000 (</w:t>
+      </w:r>
+      <w:proofErr w:type="spellStart"/>
+      <w:r>
+        <w:rPr>
+          <w:rFonts w:asciiTheme="minorHAnsi" w:hAnsiTheme="minorHAnsi" w:cstheme="minorHAnsi"/>
+          <w:color w:val="1A1A1A"/>
+          <w:sz w:val="24"/>
+          <w:szCs w:val="24"/>
+        </w:rPr>
+        <w:t>Browserless</w:t>
+      </w:r>
+      <w:proofErr w:type="spellEnd"/>
+      <w:r>
+        <w:rPr>
+          <w:rFonts w:asciiTheme="minorHAnsi" w:hAnsiTheme="minorHAnsi" w:cstheme="minorHAnsi"/>
+          <w:color w:val="1A1A1A"/>
+          <w:sz w:val="24"/>
+          <w:szCs w:val="24"/>
+        </w:rPr>
+        <w:t>), 5432 (PostgreSQL).</w:t>
       </w:r>
     </w:p>
     <w:p>
@@ -3283,13 +3758,25 @@
         <w:t>Git para clonar el repositorio.</w:t>
       </w:r>
     </w:p>
-    <w:p/>
+    <w:p>
+      <w:pPr>
+        <w:rPr>
+          <w:rFonts w:ascii="Arial Rounded MT Bold" w:hAnsi="Arial Rounded MT Bold"/>
+        </w:rPr>
+      </w:pPr>
+    </w:p>
     <w:p>
       <w:pPr>
         <w:pStyle w:val="Ttulo2"/>
-      </w:pPr>
-      <w:bookmarkStart w:id="8" w:name="_Toc226285843"/>
-      <w:r>
+        <w:rPr>
+          <w:rFonts w:ascii="Arial Rounded MT Bold" w:hAnsi="Arial Rounded MT Bold"/>
+        </w:rPr>
+      </w:pPr>
+      <w:bookmarkStart w:id="8" w:name="_Toc226313556"/>
+      <w:r>
+        <w:rPr>
+          <w:rFonts w:ascii="Arial Rounded MT Bold" w:hAnsi="Arial Rounded MT Bold"/>
+        </w:rPr>
         <w:t>Estructura del proyecto</w:t>
       </w:r>
       <w:bookmarkEnd w:id="8"/>
@@ -3302,15 +3789,30 @@
         <w:shd w:val="clear" w:color="auto" w:fill="F0F0F0"/>
         <w:spacing w:before="40" w:after="40"/>
         <w:ind w:left="720"/>
-      </w:pPr>
-      <w:r>
-        <w:rPr>
-          <w:rFonts w:ascii="Courier New" w:eastAsia="Courier New" w:hAnsi="Courier New" w:cs="Courier New"/>
-          <w:color w:val="333333"/>
-          <w:sz w:val="20"/>
-          <w:szCs w:val="20"/>
-        </w:rPr>
-        <w:t>E:\usuario\docker\</w:t>
+        <w:rPr>
+          <w:rFonts w:ascii="Courier New" w:eastAsia="Courier New" w:hAnsi="Courier New" w:cs="Courier New"/>
+          <w:color w:val="333333"/>
+          <w:sz w:val="20"/>
+          <w:szCs w:val="20"/>
+        </w:rPr>
+      </w:pPr>
+      <w:r>
+        <w:rPr>
+          <w:rFonts w:ascii="Courier New" w:eastAsia="Courier New" w:hAnsi="Courier New" w:cs="Courier New"/>
+          <w:color w:val="333333"/>
+          <w:sz w:val="20"/>
+          <w:szCs w:val="20"/>
+        </w:rPr>
+        <w:t>E:\usuario\</w:t>
+      </w:r>
+      <w:r>
+        <w:rPr>
+          <w:rFonts w:ascii="Courier New" w:eastAsia="Courier New" w:hAnsi="Courier New" w:cs="Courier New"/>
+          <w:color w:val="333333"/>
+          <w:sz w:val="20"/>
+          <w:szCs w:val="20"/>
+        </w:rPr>
+        <w:t>rpa-consulta-judicial</w:t>
       </w:r>
     </w:p>
     <w:p>
@@ -3321,15 +3823,30 @@
         <w:shd w:val="clear" w:color="auto" w:fill="F0F0F0"/>
         <w:spacing w:before="40" w:after="40"/>
         <w:ind w:left="720"/>
-      </w:pPr>
-      <w:r>
-        <w:rPr>
-          <w:rFonts w:ascii="Courier New" w:eastAsia="Courier New" w:hAnsi="Courier New" w:cs="Courier New"/>
-          <w:color w:val="333333"/>
-          <w:sz w:val="20"/>
-          <w:szCs w:val="20"/>
-        </w:rPr>
-        <w:t xml:space="preserve">  docker-compose.yml       &lt;- Orquestación de servicios</w:t>
+        <w:rPr>
+          <w:rFonts w:ascii="Courier New" w:eastAsia="Courier New" w:hAnsi="Courier New" w:cs="Courier New"/>
+          <w:color w:val="333333"/>
+          <w:sz w:val="20"/>
+          <w:szCs w:val="20"/>
+        </w:rPr>
+      </w:pPr>
+      <w:r>
+        <w:rPr>
+          <w:rFonts w:ascii="Courier New" w:eastAsia="Courier New" w:hAnsi="Courier New" w:cs="Courier New"/>
+          <w:color w:val="333333"/>
+          <w:sz w:val="20"/>
+          <w:szCs w:val="20"/>
+        </w:rPr>
+        <w:t xml:space="preserve">  </w:t>
+      </w:r>
+      <w:r>
+        <w:rPr>
+          <w:rFonts w:ascii="Courier New" w:eastAsia="Courier New" w:hAnsi="Courier New" w:cs="Courier New"/>
+          <w:color w:val="333333"/>
+          <w:sz w:val="20"/>
+          <w:szCs w:val="20"/>
+        </w:rPr>
+        <w:t>\flujo</w:t>
       </w:r>
     </w:p>
     <w:p>
@@ -3340,15 +3857,30 @@
         <w:shd w:val="clear" w:color="auto" w:fill="F0F0F0"/>
         <w:spacing w:before="40" w:after="40"/>
         <w:ind w:left="720"/>
-      </w:pPr>
-      <w:r>
-        <w:rPr>
-          <w:rFonts w:ascii="Courier New" w:eastAsia="Courier New" w:hAnsi="Courier New" w:cs="Courier New"/>
-          <w:color w:val="333333"/>
-          <w:sz w:val="20"/>
-          <w:szCs w:val="20"/>
-        </w:rPr>
-        <w:t xml:space="preserve">  export_logs.bat          &lt;- Script para exportar logs a .</w:t>
+        <w:rPr>
+          <w:rFonts w:ascii="Courier New" w:eastAsia="Courier New" w:hAnsi="Courier New" w:cs="Courier New"/>
+          <w:color w:val="333333"/>
+          <w:sz w:val="20"/>
+          <w:szCs w:val="20"/>
+        </w:rPr>
+      </w:pPr>
+      <w:r>
+        <w:rPr>
+          <w:rFonts w:ascii="Courier New" w:eastAsia="Courier New" w:hAnsi="Courier New" w:cs="Courier New"/>
+          <w:color w:val="333333"/>
+          <w:sz w:val="20"/>
+          <w:szCs w:val="20"/>
+        </w:rPr>
+        <w:t xml:space="preserve">     </w:t>
+      </w:r>
+      <w:r>
+        <w:rPr>
+          <w:rFonts w:ascii="Courier New" w:eastAsia="Courier New" w:hAnsi="Courier New" w:cs="Courier New"/>
+          <w:color w:val="333333"/>
+          <w:sz w:val="20"/>
+          <w:szCs w:val="20"/>
+        </w:rPr>
+        <w:t>\</w:t>
       </w:r>
       <w:proofErr w:type="spellStart"/>
       <w:r>
@@ -3358,7 +3890,7 @@
           <w:sz w:val="20"/>
           <w:szCs w:val="20"/>
         </w:rPr>
-        <w:t>txt</w:t>
+        <w:t>docker</w:t>
       </w:r>
       <w:proofErr w:type="spellEnd"/>
     </w:p>
@@ -3370,15 +3902,50 @@
         <w:shd w:val="clear" w:color="auto" w:fill="F0F0F0"/>
         <w:spacing w:before="40" w:after="40"/>
         <w:ind w:left="720"/>
-      </w:pPr>
-      <w:r>
-        <w:rPr>
-          <w:rFonts w:ascii="Courier New" w:eastAsia="Courier New" w:hAnsi="Courier New" w:cs="Courier New"/>
-          <w:color w:val="333333"/>
-          <w:sz w:val="20"/>
-          <w:szCs w:val="20"/>
-        </w:rPr>
-        <w:t xml:space="preserve">  .idea\                   &lt;- Configuración del IDE</w:t>
+        <w:rPr>
+          <w:rFonts w:ascii="Courier New" w:eastAsia="Courier New" w:hAnsi="Courier New" w:cs="Courier New"/>
+          <w:color w:val="333333"/>
+          <w:sz w:val="20"/>
+          <w:szCs w:val="20"/>
+        </w:rPr>
+      </w:pPr>
+      <w:r>
+        <w:rPr>
+          <w:rFonts w:ascii="Courier New" w:eastAsia="Courier New" w:hAnsi="Courier New" w:cs="Courier New"/>
+          <w:color w:val="333333"/>
+          <w:sz w:val="20"/>
+          <w:szCs w:val="20"/>
+        </w:rPr>
+        <w:tab/>
+      </w:r>
+      <w:r>
+        <w:rPr>
+          <w:rFonts w:ascii="Courier New" w:eastAsia="Courier New" w:hAnsi="Courier New" w:cs="Courier New"/>
+          <w:color w:val="333333"/>
+          <w:sz w:val="20"/>
+          <w:szCs w:val="20"/>
+        </w:rPr>
+        <w:tab/>
+      </w:r>
+      <w:proofErr w:type="gramStart"/>
+      <w:r>
+        <w:rPr>
+          <w:rFonts w:ascii="Courier New" w:eastAsia="Courier New" w:hAnsi="Courier New" w:cs="Courier New"/>
+          <w:color w:val="333333"/>
+          <w:sz w:val="20"/>
+          <w:szCs w:val="20"/>
+        </w:rPr>
+        <w:t>.idea</w:t>
+      </w:r>
+      <w:proofErr w:type="gramEnd"/>
+      <w:r>
+        <w:rPr>
+          <w:rFonts w:ascii="Courier New" w:eastAsia="Courier New" w:hAnsi="Courier New" w:cs="Courier New"/>
+          <w:color w:val="333333"/>
+          <w:sz w:val="20"/>
+          <w:szCs w:val="20"/>
+        </w:rPr>
+        <w:t>\           &lt;- Configuración del IDE</w:t>
       </w:r>
     </w:p>
     <w:p>
@@ -3389,15 +3956,50 @@
         <w:shd w:val="clear" w:color="auto" w:fill="F0F0F0"/>
         <w:spacing w:before="40" w:after="40"/>
         <w:ind w:left="720"/>
-      </w:pPr>
-      <w:r>
-        <w:rPr>
-          <w:rFonts w:ascii="Courier New" w:eastAsia="Courier New" w:hAnsi="Courier New" w:cs="Courier New"/>
-          <w:color w:val="333333"/>
-          <w:sz w:val="20"/>
-          <w:szCs w:val="20"/>
-        </w:rPr>
-        <w:t xml:space="preserve">  logs\</w:t>
+        <w:rPr>
+          <w:rFonts w:ascii="Courier New" w:eastAsia="Courier New" w:hAnsi="Courier New" w:cs="Courier New"/>
+          <w:color w:val="333333"/>
+          <w:sz w:val="20"/>
+          <w:szCs w:val="20"/>
+        </w:rPr>
+      </w:pPr>
+      <w:r>
+        <w:rPr>
+          <w:rFonts w:ascii="Courier New" w:eastAsia="Courier New" w:hAnsi="Courier New" w:cs="Courier New"/>
+          <w:color w:val="333333"/>
+          <w:sz w:val="20"/>
+          <w:szCs w:val="20"/>
+        </w:rPr>
+        <w:tab/>
+      </w:r>
+      <w:r>
+        <w:rPr>
+          <w:rFonts w:ascii="Courier New" w:eastAsia="Courier New" w:hAnsi="Courier New" w:cs="Courier New"/>
+          <w:color w:val="333333"/>
+          <w:sz w:val="20"/>
+          <w:szCs w:val="20"/>
+        </w:rPr>
+        <w:tab/>
+        <w:t>n8n\</w:t>
+      </w:r>
+      <w:r>
+        <w:rPr>
+          <w:rFonts w:ascii="Courier New" w:eastAsia="Courier New" w:hAnsi="Courier New" w:cs="Courier New"/>
+          <w:color w:val="333333"/>
+          <w:sz w:val="20"/>
+          <w:szCs w:val="20"/>
+        </w:rPr>
+        <w:tab/>
+      </w:r>
+      <w:r>
+        <w:rPr>
+          <w:rFonts w:ascii="Courier New" w:eastAsia="Courier New" w:hAnsi="Courier New" w:cs="Courier New"/>
+          <w:color w:val="333333"/>
+          <w:sz w:val="20"/>
+          <w:szCs w:val="20"/>
+        </w:rPr>
+        <w:tab/>
+        <w:t xml:space="preserve">     &lt;- (volumen externo: docker_n8n_data)</w:t>
       </w:r>
     </w:p>
     <w:p>
@@ -3416,7 +4018,36 @@
           <w:sz w:val="20"/>
           <w:szCs w:val="20"/>
         </w:rPr>
-        <w:t xml:space="preserve">    logs.txt               &lt;- Logs exportados desde PostgreSQL</w:t>
+        <w:tab/>
+      </w:r>
+      <w:r>
+        <w:rPr>
+          <w:rFonts w:ascii="Courier New" w:eastAsia="Courier New" w:hAnsi="Courier New" w:cs="Courier New"/>
+          <w:color w:val="333333"/>
+          <w:sz w:val="20"/>
+          <w:szCs w:val="20"/>
+        </w:rPr>
+        <w:tab/>
+      </w:r>
+      <w:proofErr w:type="spellStart"/>
+      <w:r>
+        <w:rPr>
+          <w:rFonts w:ascii="Courier New" w:eastAsia="Courier New" w:hAnsi="Courier New" w:cs="Courier New"/>
+          <w:color w:val="333333"/>
+          <w:sz w:val="20"/>
+          <w:szCs w:val="20"/>
+        </w:rPr>
+        <w:t>docker-compose.yml</w:t>
+      </w:r>
+      <w:proofErr w:type="spellEnd"/>
+      <w:r>
+        <w:rPr>
+          <w:rFonts w:ascii="Courier New" w:eastAsia="Courier New" w:hAnsi="Courier New" w:cs="Courier New"/>
+          <w:color w:val="333333"/>
+          <w:sz w:val="20"/>
+          <w:szCs w:val="20"/>
+        </w:rPr>
+        <w:t xml:space="preserve">       &lt;- Orquestación de servicios</w:t>
       </w:r>
     </w:p>
     <w:p>
@@ -3427,55 +4058,55 @@
         <w:shd w:val="clear" w:color="auto" w:fill="F0F0F0"/>
         <w:spacing w:before="40" w:after="40"/>
         <w:ind w:left="720"/>
-      </w:pPr>
-      <w:r>
-        <w:rPr>
-          <w:rFonts w:ascii="Courier New" w:eastAsia="Courier New" w:hAnsi="Courier New" w:cs="Courier New"/>
-          <w:color w:val="333333"/>
-          <w:sz w:val="20"/>
-          <w:szCs w:val="20"/>
-        </w:rPr>
-        <w:t xml:space="preserve">  n8n\                     &lt;- (volumen externo: docker_n8n_data)</w:t>
-      </w:r>
-    </w:p>
-    <w:p/>
-    <w:p>
-      <w:pPr>
-        <w:pStyle w:val="Ttulo2"/>
-      </w:pPr>
-      <w:bookmarkStart w:id="9" w:name="_Toc226285844"/>
-      <w:r>
-        <w:t>Levantar el entorno</w:t>
-      </w:r>
-      <w:bookmarkEnd w:id="9"/>
-    </w:p>
-    <w:p>
-      <w:pPr>
-        <w:spacing w:before="60" w:after="60"/>
-        <w:rPr>
-          <w:color w:val="1A1A1A"/>
-          <w:sz w:val="24"/>
-          <w:szCs w:val="24"/>
-        </w:rPr>
-      </w:pPr>
-      <w:r>
-        <w:rPr>
-          <w:color w:val="1A1A1A"/>
-          <w:sz w:val="24"/>
-          <w:szCs w:val="24"/>
-        </w:rPr>
-        <w:t>Abrir una terminal en la carpeta raíz del proyecto y ejecutar:</w:t>
-      </w:r>
-    </w:p>
-    <w:p>
-      <w:pPr>
-        <w:spacing w:before="60" w:after="60"/>
-        <w:rPr>
-          <w:color w:val="1A1A1A"/>
-          <w:sz w:val="24"/>
-          <w:szCs w:val="24"/>
-        </w:rPr>
-      </w:pPr>
+        <w:rPr>
+          <w:rFonts w:ascii="Courier New" w:eastAsia="Courier New" w:hAnsi="Courier New" w:cs="Courier New"/>
+          <w:color w:val="333333"/>
+          <w:sz w:val="20"/>
+          <w:szCs w:val="20"/>
+        </w:rPr>
+      </w:pPr>
+      <w:r>
+        <w:rPr>
+          <w:rFonts w:ascii="Courier New" w:eastAsia="Courier New" w:hAnsi="Courier New" w:cs="Courier New"/>
+          <w:color w:val="333333"/>
+          <w:sz w:val="20"/>
+          <w:szCs w:val="20"/>
+        </w:rPr>
+        <w:t xml:space="preserve">     </w:t>
+      </w:r>
+      <w:proofErr w:type="spellStart"/>
+      <w:r>
+        <w:rPr>
+          <w:rFonts w:ascii="Courier New" w:eastAsia="Courier New" w:hAnsi="Courier New" w:cs="Courier New"/>
+          <w:color w:val="333333"/>
+          <w:sz w:val="20"/>
+          <w:szCs w:val="20"/>
+        </w:rPr>
+        <w:t>rpa</w:t>
+      </w:r>
+      <w:proofErr w:type="spellEnd"/>
+      <w:r>
+        <w:rPr>
+          <w:rFonts w:ascii="Courier New" w:eastAsia="Courier New" w:hAnsi="Courier New" w:cs="Courier New"/>
+          <w:color w:val="333333"/>
+          <w:sz w:val="20"/>
+          <w:szCs w:val="20"/>
+        </w:rPr>
+        <w:t>-consulta-</w:t>
+      </w:r>
+      <w:proofErr w:type="spellStart"/>
+      <w:proofErr w:type="gramStart"/>
+      <w:r>
+        <w:rPr>
+          <w:rFonts w:ascii="Courier New" w:eastAsia="Courier New" w:hAnsi="Courier New" w:cs="Courier New"/>
+          <w:color w:val="333333"/>
+          <w:sz w:val="20"/>
+          <w:szCs w:val="20"/>
+        </w:rPr>
+        <w:t>judicial.json</w:t>
+      </w:r>
+      <w:proofErr w:type="spellEnd"/>
+      <w:proofErr w:type="gramEnd"/>
     </w:p>
     <w:p>
       <w:pPr>
@@ -3485,15 +4116,30 @@
         <w:shd w:val="clear" w:color="auto" w:fill="F0F0F0"/>
         <w:spacing w:before="40" w:after="40"/>
         <w:ind w:left="720"/>
-      </w:pPr>
-      <w:r>
-        <w:rPr>
-          <w:rFonts w:ascii="Courier New" w:eastAsia="Courier New" w:hAnsi="Courier New" w:cs="Courier New"/>
-          <w:color w:val="333333"/>
-          <w:sz w:val="20"/>
-          <w:szCs w:val="20"/>
-        </w:rPr>
-        <w:t># 1. Crear el volumen externo de n8n (solo la primera vez)</w:t>
+        <w:rPr>
+          <w:rFonts w:ascii="Courier New" w:eastAsia="Courier New" w:hAnsi="Courier New" w:cs="Courier New"/>
+          <w:color w:val="333333"/>
+          <w:sz w:val="20"/>
+          <w:szCs w:val="20"/>
+        </w:rPr>
+      </w:pPr>
+      <w:r>
+        <w:rPr>
+          <w:rFonts w:ascii="Courier New" w:eastAsia="Courier New" w:hAnsi="Courier New" w:cs="Courier New"/>
+          <w:color w:val="333333"/>
+          <w:sz w:val="20"/>
+          <w:szCs w:val="20"/>
+        </w:rPr>
+        <w:t>E:\usuario\</w:t>
+      </w:r>
+      <w:r>
+        <w:rPr>
+          <w:rFonts w:ascii="Courier New" w:eastAsia="Courier New" w:hAnsi="Courier New" w:cs="Courier New"/>
+          <w:color w:val="333333"/>
+          <w:sz w:val="20"/>
+          <w:szCs w:val="20"/>
+        </w:rPr>
+        <w:t>rpa-consulta-judicial</w:t>
       </w:r>
     </w:p>
     <w:p>
@@ -3504,20 +4150,27 @@
         <w:shd w:val="clear" w:color="auto" w:fill="F0F0F0"/>
         <w:spacing w:before="40" w:after="40"/>
         <w:ind w:left="720"/>
-        <w:rPr>
-          <w:lang w:val="en-US"/>
-        </w:rPr>
-      </w:pPr>
-      <w:r>
-        <w:rPr>
-          <w:rFonts w:ascii="Courier New" w:eastAsia="Courier New" w:hAnsi="Courier New" w:cs="Courier New"/>
-          <w:color w:val="333333"/>
-          <w:sz w:val="20"/>
-          <w:szCs w:val="20"/>
-          <w:lang w:val="en-US"/>
-        </w:rPr>
-        <w:t>docker volume create docker_n8n_data</w:t>
-      </w:r>
+      </w:pPr>
+      <w:r>
+        <w:rPr>
+          <w:rFonts w:ascii="Courier New" w:eastAsia="Courier New" w:hAnsi="Courier New" w:cs="Courier New"/>
+          <w:color w:val="333333"/>
+          <w:sz w:val="20"/>
+          <w:szCs w:val="20"/>
+        </w:rPr>
+        <w:t xml:space="preserve">  /</w:t>
+      </w:r>
+      <w:proofErr w:type="spellStart"/>
+      <w:r>
+        <w:rPr>
+          <w:rFonts w:ascii="Courier New" w:eastAsia="Courier New" w:hAnsi="Courier New" w:cs="Courier New"/>
+          <w:color w:val="333333"/>
+          <w:sz w:val="20"/>
+          <w:szCs w:val="20"/>
+        </w:rPr>
+        <w:t>screenshots</w:t>
+      </w:r>
+      <w:proofErr w:type="spellEnd"/>
     </w:p>
     <w:p>
       <w:pPr>
@@ -3527,10 +4180,16 @@
         <w:shd w:val="clear" w:color="auto" w:fill="F0F0F0"/>
         <w:spacing w:before="40" w:after="40"/>
         <w:ind w:left="720"/>
-        <w:rPr>
-          <w:lang w:val="en-US"/>
-        </w:rPr>
-      </w:pPr>
+      </w:pPr>
+      <w:r>
+        <w:rPr>
+          <w:rFonts w:ascii="Courier New" w:eastAsia="Courier New" w:hAnsi="Courier New" w:cs="Courier New"/>
+          <w:color w:val="333333"/>
+          <w:sz w:val="20"/>
+          <w:szCs w:val="20"/>
+        </w:rPr>
+        <w:t xml:space="preserve">    flujo_completo.png          &lt;- Captura del flujo en n8n</w:t>
+      </w:r>
     </w:p>
     <w:p>
       <w:pPr>
@@ -3540,15 +4199,21 @@
         <w:shd w:val="clear" w:color="auto" w:fill="F0F0F0"/>
         <w:spacing w:before="40" w:after="40"/>
         <w:ind w:left="720"/>
-      </w:pPr>
-      <w:r>
-        <w:rPr>
-          <w:rFonts w:ascii="Courier New" w:eastAsia="Courier New" w:hAnsi="Courier New" w:cs="Courier New"/>
-          <w:color w:val="333333"/>
-          <w:sz w:val="20"/>
-          <w:szCs w:val="20"/>
-        </w:rPr>
-        <w:t># 2. Levantar todos los servicios</w:t>
+        <w:rPr>
+          <w:rFonts w:ascii="Courier New" w:eastAsia="Courier New" w:hAnsi="Courier New" w:cs="Courier New"/>
+          <w:color w:val="333333"/>
+          <w:sz w:val="20"/>
+          <w:szCs w:val="20"/>
+        </w:rPr>
+      </w:pPr>
+      <w:r>
+        <w:rPr>
+          <w:rFonts w:ascii="Courier New" w:eastAsia="Courier New" w:hAnsi="Courier New" w:cs="Courier New"/>
+          <w:color w:val="333333"/>
+          <w:sz w:val="20"/>
+          <w:szCs w:val="20"/>
+        </w:rPr>
+        <w:t xml:space="preserve">    ejecucion_exitosa.png       &lt;- Captura de ejecución correcta</w:t>
       </w:r>
     </w:p>
     <w:p>
@@ -3567,7 +4232,7 @@
           <w:sz w:val="20"/>
           <w:szCs w:val="20"/>
         </w:rPr>
-        <w:t>docker-compose up -d</w:t>
+        <w:t xml:space="preserve">    video_flujo.mp4             &lt;- video de ejecución correcta</w:t>
       </w:r>
     </w:p>
     <w:p>
@@ -3579,6 +4244,26 @@
         <w:spacing w:before="40" w:after="40"/>
         <w:ind w:left="720"/>
       </w:pPr>
+      <w:r>
+        <w:rPr>
+          <w:rFonts w:ascii="Courier New" w:eastAsia="Courier New" w:hAnsi="Courier New" w:cs="Courier New"/>
+          <w:color w:val="333333"/>
+          <w:sz w:val="20"/>
+          <w:szCs w:val="20"/>
+        </w:rPr>
+        <w:t xml:space="preserve">  export_logs.bat          &lt;- Script para exportar logs a .</w:t>
+      </w:r>
+      <w:proofErr w:type="spellStart"/>
+      <w:r>
+        <w:rPr>
+          <w:rFonts w:ascii="Courier New" w:eastAsia="Courier New" w:hAnsi="Courier New" w:cs="Courier New"/>
+          <w:color w:val="333333"/>
+          <w:sz w:val="20"/>
+          <w:szCs w:val="20"/>
+        </w:rPr>
+        <w:t>txt</w:t>
+      </w:r>
+      <w:proofErr w:type="spellEnd"/>
     </w:p>
     <w:p>
       <w:pPr>
@@ -3596,7 +4281,7 @@
           <w:sz w:val="20"/>
           <w:szCs w:val="20"/>
         </w:rPr>
-        <w:t># 3. Verificar que los contenedores estén corriendo</w:t>
+        <w:t xml:space="preserve">  logs\</w:t>
       </w:r>
     </w:p>
     <w:p>
@@ -3615,20 +4300,250 @@
           <w:sz w:val="20"/>
           <w:szCs w:val="20"/>
         </w:rPr>
-        <w:t>docker ps</w:t>
-      </w:r>
-    </w:p>
+        <w:t xml:space="preserve">    logs.txt               &lt;- Logs exportados desde PostgreSQL</w:t>
+      </w:r>
+    </w:p>
+    <w:p/>
     <w:p>
       <w:pPr>
         <w:pStyle w:val="Ttulo2"/>
-      </w:pPr>
+        <w:rPr>
+          <w:rFonts w:ascii="Arial Rounded MT Bold" w:hAnsi="Arial Rounded MT Bold"/>
+        </w:rPr>
+      </w:pPr>
+      <w:bookmarkStart w:id="9" w:name="_Toc226313557"/>
+      <w:r>
+        <w:rPr>
+          <w:rFonts w:ascii="Arial Rounded MT Bold" w:hAnsi="Arial Rounded MT Bold"/>
+        </w:rPr>
+        <w:t>Levantar el entorno</w:t>
+      </w:r>
+      <w:bookmarkEnd w:id="9"/>
+    </w:p>
+    <w:p>
+      <w:pPr>
+        <w:spacing w:before="60" w:after="60"/>
+        <w:rPr>
+          <w:color w:val="1A1A1A"/>
+          <w:sz w:val="24"/>
+          <w:szCs w:val="24"/>
+        </w:rPr>
+      </w:pPr>
+      <w:r>
+        <w:rPr>
+          <w:color w:val="1A1A1A"/>
+          <w:sz w:val="24"/>
+          <w:szCs w:val="24"/>
+        </w:rPr>
+        <w:t>Abrir una terminal en la carpeta raíz del proyecto y ejecutar:</w:t>
+      </w:r>
+    </w:p>
+    <w:p>
+      <w:pPr>
+        <w:spacing w:before="60" w:after="60"/>
+        <w:rPr>
+          <w:color w:val="1A1A1A"/>
+          <w:sz w:val="24"/>
+          <w:szCs w:val="24"/>
+        </w:rPr>
+      </w:pPr>
+    </w:p>
+    <w:p>
+      <w:pPr>
+        <w:pBdr>
+          <w:left w:val="single" w:sz="8" w:space="4" w:color="2E75B6"/>
+        </w:pBdr>
+        <w:shd w:val="clear" w:color="auto" w:fill="F0F0F0"/>
+        <w:spacing w:before="40" w:after="40"/>
+        <w:ind w:left="720"/>
+      </w:pPr>
+      <w:r>
+        <w:rPr>
+          <w:rFonts w:ascii="Courier New" w:eastAsia="Courier New" w:hAnsi="Courier New" w:cs="Courier New"/>
+          <w:color w:val="333333"/>
+          <w:sz w:val="20"/>
+          <w:szCs w:val="20"/>
+        </w:rPr>
+        <w:t># 1. Crear el volumen externo de n8n (solo la primera vez)</w:t>
+      </w:r>
+    </w:p>
+    <w:p>
+      <w:pPr>
+        <w:pBdr>
+          <w:left w:val="single" w:sz="8" w:space="4" w:color="2E75B6"/>
+        </w:pBdr>
+        <w:shd w:val="clear" w:color="auto" w:fill="F0F0F0"/>
+        <w:spacing w:before="40" w:after="40"/>
+        <w:ind w:left="720"/>
+        <w:rPr>
+          <w:lang w:val="en-US"/>
+        </w:rPr>
+      </w:pPr>
+      <w:r>
+        <w:rPr>
+          <w:rFonts w:ascii="Courier New" w:eastAsia="Courier New" w:hAnsi="Courier New" w:cs="Courier New"/>
+          <w:color w:val="333333"/>
+          <w:sz w:val="20"/>
+          <w:szCs w:val="20"/>
+          <w:lang w:val="en-US"/>
+        </w:rPr>
+        <w:t>docker volume create docker_n8n_data</w:t>
+      </w:r>
+    </w:p>
+    <w:p>
+      <w:pPr>
+        <w:pBdr>
+          <w:left w:val="single" w:sz="8" w:space="4" w:color="2E75B6"/>
+        </w:pBdr>
+        <w:shd w:val="clear" w:color="auto" w:fill="F0F0F0"/>
+        <w:spacing w:before="40" w:after="40"/>
+        <w:ind w:left="720"/>
+        <w:rPr>
+          <w:lang w:val="en-US"/>
+        </w:rPr>
+      </w:pPr>
+    </w:p>
+    <w:p>
+      <w:pPr>
+        <w:pBdr>
+          <w:left w:val="single" w:sz="8" w:space="4" w:color="2E75B6"/>
+        </w:pBdr>
+        <w:shd w:val="clear" w:color="auto" w:fill="F0F0F0"/>
+        <w:spacing w:before="40" w:after="40"/>
+        <w:ind w:left="720"/>
+      </w:pPr>
+      <w:r>
+        <w:rPr>
+          <w:rFonts w:ascii="Courier New" w:eastAsia="Courier New" w:hAnsi="Courier New" w:cs="Courier New"/>
+          <w:color w:val="333333"/>
+          <w:sz w:val="20"/>
+          <w:szCs w:val="20"/>
+        </w:rPr>
+        <w:t># 2. Levantar todos los servicios</w:t>
+      </w:r>
+    </w:p>
+    <w:p>
+      <w:pPr>
+        <w:pBdr>
+          <w:left w:val="single" w:sz="8" w:space="4" w:color="2E75B6"/>
+        </w:pBdr>
+        <w:shd w:val="clear" w:color="auto" w:fill="F0F0F0"/>
+        <w:spacing w:before="40" w:after="40"/>
+        <w:ind w:left="720"/>
+      </w:pPr>
+      <w:proofErr w:type="spellStart"/>
+      <w:r>
+        <w:rPr>
+          <w:rFonts w:ascii="Courier New" w:eastAsia="Courier New" w:hAnsi="Courier New" w:cs="Courier New"/>
+          <w:color w:val="333333"/>
+          <w:sz w:val="20"/>
+          <w:szCs w:val="20"/>
+        </w:rPr>
+        <w:t>docker-compose</w:t>
+      </w:r>
+      <w:proofErr w:type="spellEnd"/>
+      <w:r>
+        <w:rPr>
+          <w:rFonts w:ascii="Courier New" w:eastAsia="Courier New" w:hAnsi="Courier New" w:cs="Courier New"/>
+          <w:color w:val="333333"/>
+          <w:sz w:val="20"/>
+          <w:szCs w:val="20"/>
+        </w:rPr>
+        <w:t xml:space="preserve"> up -d</w:t>
+      </w:r>
+    </w:p>
+    <w:p>
+      <w:pPr>
+        <w:pBdr>
+          <w:left w:val="single" w:sz="8" w:space="4" w:color="2E75B6"/>
+        </w:pBdr>
+        <w:shd w:val="clear" w:color="auto" w:fill="F0F0F0"/>
+        <w:spacing w:before="40" w:after="40"/>
+        <w:ind w:left="720"/>
+      </w:pPr>
+    </w:p>
+    <w:p>
+      <w:pPr>
+        <w:pBdr>
+          <w:left w:val="single" w:sz="8" w:space="4" w:color="2E75B6"/>
+        </w:pBdr>
+        <w:shd w:val="clear" w:color="auto" w:fill="F0F0F0"/>
+        <w:spacing w:before="40" w:after="40"/>
+        <w:ind w:left="720"/>
+      </w:pPr>
+      <w:r>
+        <w:rPr>
+          <w:rFonts w:ascii="Courier New" w:eastAsia="Courier New" w:hAnsi="Courier New" w:cs="Courier New"/>
+          <w:color w:val="333333"/>
+          <w:sz w:val="20"/>
+          <w:szCs w:val="20"/>
+        </w:rPr>
+        <w:t># 3. Verificar que los contenedores estén corriendo</w:t>
+      </w:r>
+    </w:p>
+    <w:p>
+      <w:pPr>
+        <w:pBdr>
+          <w:left w:val="single" w:sz="8" w:space="4" w:color="2E75B6"/>
+        </w:pBdr>
+        <w:shd w:val="clear" w:color="auto" w:fill="F0F0F0"/>
+        <w:spacing w:before="40" w:after="40"/>
+        <w:ind w:left="720"/>
+      </w:pPr>
+      <w:proofErr w:type="spellStart"/>
+      <w:r>
+        <w:rPr>
+          <w:rFonts w:ascii="Courier New" w:eastAsia="Courier New" w:hAnsi="Courier New" w:cs="Courier New"/>
+          <w:color w:val="333333"/>
+          <w:sz w:val="20"/>
+          <w:szCs w:val="20"/>
+        </w:rPr>
+        <w:t>docker</w:t>
+      </w:r>
+      <w:proofErr w:type="spellEnd"/>
+      <w:r>
+        <w:rPr>
+          <w:rFonts w:ascii="Courier New" w:eastAsia="Courier New" w:hAnsi="Courier New" w:cs="Courier New"/>
+          <w:color w:val="333333"/>
+          <w:sz w:val="20"/>
+          <w:szCs w:val="20"/>
+        </w:rPr>
+        <w:t xml:space="preserve"> </w:t>
+      </w:r>
+      <w:proofErr w:type="spellStart"/>
+      <w:r>
+        <w:rPr>
+          <w:rFonts w:ascii="Courier New" w:eastAsia="Courier New" w:hAnsi="Courier New" w:cs="Courier New"/>
+          <w:color w:val="333333"/>
+          <w:sz w:val="20"/>
+          <w:szCs w:val="20"/>
+        </w:rPr>
+        <w:t>ps</w:t>
+      </w:r>
+      <w:proofErr w:type="spellEnd"/>
     </w:p>
     <w:p>
       <w:pPr>
         <w:pStyle w:val="Ttulo2"/>
-      </w:pPr>
-      <w:bookmarkStart w:id="10" w:name="_Toc226285845"/>
-      <w:r>
+        <w:rPr>
+          <w:rFonts w:ascii="Arial Rounded MT Bold" w:hAnsi="Arial Rounded MT Bold"/>
+          <w:b/>
+          <w:bCs/>
+        </w:rPr>
+      </w:pPr>
+    </w:p>
+    <w:p>
+      <w:pPr>
+        <w:pStyle w:val="Ttulo2"/>
+        <w:rPr>
+          <w:rFonts w:ascii="Arial Rounded MT Bold" w:hAnsi="Arial Rounded MT Bold"/>
+        </w:rPr>
+      </w:pPr>
+      <w:bookmarkStart w:id="10" w:name="_Toc226313558"/>
+      <w:r>
+        <w:rPr>
+          <w:rFonts w:ascii="Arial Rounded MT Bold" w:hAnsi="Arial Rounded MT Bold"/>
+        </w:rPr>
         <w:t>Contenedores en ejecución</w:t>
       </w:r>
       <w:bookmarkEnd w:id="10"/>
@@ -3648,21 +4563,21 @@
         <w:tc>
           <w:tcPr>
             <w:tcW w:w="2942" w:type="dxa"/>
-            <w:shd w:val="clear" w:color="auto" w:fill="002060"/>
+            <w:shd w:val="clear" w:color="auto" w:fill="8EAADB" w:themeFill="accent1" w:themeFillTint="99"/>
           </w:tcPr>
           <w:p/>
         </w:tc>
         <w:tc>
           <w:tcPr>
             <w:tcW w:w="2943" w:type="dxa"/>
-            <w:shd w:val="clear" w:color="auto" w:fill="002060"/>
+            <w:shd w:val="clear" w:color="auto" w:fill="8EAADB" w:themeFill="accent1" w:themeFillTint="99"/>
           </w:tcPr>
           <w:p/>
         </w:tc>
         <w:tc>
           <w:tcPr>
             <w:tcW w:w="2943" w:type="dxa"/>
-            <w:shd w:val="clear" w:color="auto" w:fill="002060"/>
+            <w:shd w:val="clear" w:color="auto" w:fill="8EAADB" w:themeFill="accent1" w:themeFillTint="99"/>
           </w:tcPr>
           <w:p/>
         </w:tc>
@@ -3748,12 +4663,14 @@
             </w:pPr>
           </w:p>
           <w:p>
+            <w:proofErr w:type="spellStart"/>
             <w:r>
               <w:rPr>
                 <w:color w:val="1A1A1A"/>
               </w:rPr>
               <w:t>browserless</w:t>
             </w:r>
+            <w:proofErr w:type="spellEnd"/>
           </w:p>
         </w:tc>
         <w:tc>
@@ -3768,12 +4685,28 @@
             </w:pPr>
           </w:p>
           <w:p>
-            <w:r>
-              <w:rPr>
-                <w:color w:val="1A1A1A"/>
-              </w:rPr>
-              <w:t>browserless/chrome:latest</w:t>
-            </w:r>
+            <w:proofErr w:type="spellStart"/>
+            <w:r>
+              <w:rPr>
+                <w:color w:val="1A1A1A"/>
+              </w:rPr>
+              <w:t>browserless</w:t>
+            </w:r>
+            <w:proofErr w:type="spellEnd"/>
+            <w:r>
+              <w:rPr>
+                <w:color w:val="1A1A1A"/>
+              </w:rPr>
+              <w:t>/</w:t>
+            </w:r>
+            <w:proofErr w:type="spellStart"/>
+            <w:r>
+              <w:rPr>
+                <w:color w:val="1A1A1A"/>
+              </w:rPr>
+              <w:t>chrome:latest</w:t>
+            </w:r>
+            <w:proofErr w:type="spellEnd"/>
           </w:p>
         </w:tc>
         <w:tc>
@@ -3821,12 +4754,14 @@
                 <w:color w:val="1A1A1A"/>
               </w:rPr>
             </w:pPr>
+            <w:proofErr w:type="spellStart"/>
             <w:r>
               <w:rPr>
                 <w:color w:val="1A1A1A"/>
               </w:rPr>
               <w:t>Postgres</w:t>
             </w:r>
+            <w:proofErr w:type="spellEnd"/>
           </w:p>
           <w:p/>
         </w:tc>
@@ -3876,9 +4811,15 @@
     <w:p>
       <w:pPr>
         <w:pStyle w:val="Ttulo2"/>
-      </w:pPr>
-      <w:bookmarkStart w:id="11" w:name="_Toc226285846"/>
-      <w:r>
+        <w:rPr>
+          <w:rFonts w:ascii="Arial Rounded MT Bold" w:hAnsi="Arial Rounded MT Bold"/>
+        </w:rPr>
+      </w:pPr>
+      <w:bookmarkStart w:id="11" w:name="_Toc226313559"/>
+      <w:r>
+        <w:rPr>
+          <w:rFonts w:ascii="Arial Rounded MT Bold" w:hAnsi="Arial Rounded MT Bold"/>
+        </w:rPr>
         <w:t>Configuración de credenciales en n8n</w:t>
       </w:r>
       <w:bookmarkEnd w:id="11"/>
@@ -3921,6 +4862,7 @@
           <w:lang w:val="en-US"/>
         </w:rPr>
       </w:pPr>
+      <w:proofErr w:type="spellStart"/>
       <w:r>
         <w:rPr>
           <w:rFonts w:asciiTheme="minorHAnsi" w:hAnsiTheme="minorHAnsi" w:cstheme="minorHAnsi"/>
@@ -3928,7 +4870,137 @@
           <w:szCs w:val="24"/>
           <w:lang w:val="en-US"/>
         </w:rPr>
-        <w:t>Ir a Settings &gt; Credentials &gt; Add Credential.</w:t>
+        <w:t>Ir</w:t>
+      </w:r>
+      <w:proofErr w:type="spellEnd"/>
+      <w:r>
+        <w:rPr>
+          <w:rFonts w:asciiTheme="minorHAnsi" w:hAnsiTheme="minorHAnsi" w:cstheme="minorHAnsi"/>
+          <w:sz w:val="24"/>
+          <w:szCs w:val="24"/>
+          <w:lang w:val="en-US"/>
+        </w:rPr>
+        <w:t xml:space="preserve"> a Settings &gt; Credentials &gt; Add Credential.</w:t>
+      </w:r>
+      <w:r>
+        <w:rPr>
+          <w:rFonts w:asciiTheme="minorHAnsi" w:hAnsiTheme="minorHAnsi" w:cstheme="minorHAnsi"/>
+          <w:sz w:val="24"/>
+          <w:szCs w:val="24"/>
+          <w:lang w:val="en-US"/>
+        </w:rPr>
+        <w:t xml:space="preserve"> </w:t>
+      </w:r>
+      <w:r>
+        <w:rPr>
+          <w:rFonts w:asciiTheme="minorHAnsi" w:hAnsiTheme="minorHAnsi" w:cstheme="minorHAnsi"/>
+          <w:sz w:val="24"/>
+          <w:szCs w:val="24"/>
+          <w:lang w:val="en-US"/>
+        </w:rPr>
+        <w:t>O</w:t>
+      </w:r>
+      <w:r>
+        <w:rPr>
+          <w:rFonts w:asciiTheme="minorHAnsi" w:hAnsiTheme="minorHAnsi" w:cstheme="minorHAnsi"/>
+          <w:sz w:val="24"/>
+          <w:szCs w:val="24"/>
+          <w:lang w:val="en-US"/>
+        </w:rPr>
+        <w:t xml:space="preserve"> workflow &gt; </w:t>
+      </w:r>
+      <w:r>
+        <w:rPr>
+          <w:rFonts w:asciiTheme="minorHAnsi" w:hAnsiTheme="minorHAnsi" w:cstheme="minorHAnsi"/>
+          <w:sz w:val="24"/>
+          <w:szCs w:val="24"/>
+          <w:lang w:val="en-US"/>
+        </w:rPr>
+        <w:t>Credentials</w:t>
+      </w:r>
+      <w:r>
+        <w:rPr>
+          <w:rFonts w:asciiTheme="minorHAnsi" w:hAnsiTheme="minorHAnsi" w:cstheme="minorHAnsi"/>
+          <w:sz w:val="24"/>
+          <w:szCs w:val="24"/>
+          <w:lang w:val="en-US"/>
+        </w:rPr>
+        <w:t xml:space="preserve"> &gt; create new &gt; </w:t>
+      </w:r>
+      <w:r>
+        <w:rPr>
+          <w:rFonts w:asciiTheme="minorHAnsi" w:hAnsiTheme="minorHAnsi" w:cstheme="minorHAnsi"/>
+          <w:sz w:val="24"/>
+          <w:szCs w:val="24"/>
+          <w:lang w:val="en-US"/>
+        </w:rPr>
+        <w:t>Credentials</w:t>
+      </w:r>
+      <w:r>
+        <w:rPr>
+          <w:rFonts w:asciiTheme="minorHAnsi" w:hAnsiTheme="minorHAnsi" w:cstheme="minorHAnsi"/>
+          <w:sz w:val="24"/>
+          <w:szCs w:val="24"/>
+          <w:lang w:val="en-US"/>
+        </w:rPr>
+        <w:br/>
+      </w:r>
+      <w:r>
+        <w:rPr>
+          <w:rFonts w:asciiTheme="minorHAnsi" w:hAnsiTheme="minorHAnsi" w:cstheme="minorHAnsi"/>
+          <w:noProof/>
+          <w:sz w:val="24"/>
+          <w:szCs w:val="24"/>
+          <w:lang w:val="en-US"/>
+        </w:rPr>
+        <w:drawing>
+          <wp:inline distT="0" distB="0" distL="0" distR="0" wp14:anchorId="398B27F7" wp14:editId="17D271B4">
+            <wp:extent cx="2306953" cy="3182112"/>
+            <wp:effectExtent l="0" t="0" r="0" b="0"/>
+            <wp:docPr id="303821705" name="Imagen 6"/>
+            <wp:cNvGraphicFramePr>
+              <a:graphicFrameLocks xmlns:a="http://schemas.openxmlformats.org/drawingml/2006/main" noChangeAspect="1"/>
+            </wp:cNvGraphicFramePr>
+            <a:graphic xmlns:a="http://schemas.openxmlformats.org/drawingml/2006/main">
+              <a:graphicData uri="http://schemas.openxmlformats.org/drawingml/2006/picture">
+                <pic:pic xmlns:pic="http://schemas.openxmlformats.org/drawingml/2006/picture">
+                  <pic:nvPicPr>
+                    <pic:cNvPr id="0" name="Picture 2"/>
+                    <pic:cNvPicPr>
+                      <a:picLocks noChangeAspect="1" noChangeArrowheads="1"/>
+                    </pic:cNvPicPr>
+                  </pic:nvPicPr>
+                  <pic:blipFill>
+                    <a:blip r:embed="rId12" cstate="print">
+                      <a:extLst>
+                        <a:ext uri="{28A0092B-C50C-407E-A947-70E740481C1C}">
+                          <a14:useLocalDpi xmlns:a14="http://schemas.microsoft.com/office/drawing/2010/main" val="0"/>
+                        </a:ext>
+                      </a:extLst>
+                    </a:blip>
+                    <a:srcRect/>
+                    <a:stretch>
+                      <a:fillRect/>
+                    </a:stretch>
+                  </pic:blipFill>
+                  <pic:spPr bwMode="auto">
+                    <a:xfrm>
+                      <a:off x="0" y="0"/>
+                      <a:ext cx="2353578" cy="3246424"/>
+                    </a:xfrm>
+                    <a:prstGeom prst="rect">
+                      <a:avLst/>
+                    </a:prstGeom>
+                    <a:noFill/>
+                    <a:ln>
+                      <a:noFill/>
+                    </a:ln>
+                  </pic:spPr>
+                </pic:pic>
+              </a:graphicData>
+            </a:graphic>
+          </wp:inline>
+        </w:drawing>
       </w:r>
     </w:p>
     <w:p>
@@ -3951,7 +5023,71 @@
           <w:sz w:val="24"/>
           <w:szCs w:val="24"/>
         </w:rPr>
+        <w:lastRenderedPageBreak/>
         <w:t>Agregar credencial de tipo Gmail OAuth2 con tu cuenta de correo.</w:t>
+      </w:r>
+      <w:r>
+        <w:rPr>
+          <w:rFonts w:asciiTheme="minorHAnsi" w:hAnsiTheme="minorHAnsi" w:cstheme="minorHAnsi"/>
+          <w:noProof/>
+          <w:sz w:val="24"/>
+          <w:szCs w:val="24"/>
+        </w:rPr>
+        <w:t xml:space="preserve"> </w:t>
+      </w:r>
+      <w:r>
+        <w:rPr>
+          <w:rFonts w:asciiTheme="minorHAnsi" w:hAnsiTheme="minorHAnsi" w:cstheme="minorHAnsi"/>
+          <w:noProof/>
+          <w:sz w:val="24"/>
+          <w:szCs w:val="24"/>
+          <w:lang w:val="en-US"/>
+        </w:rPr>
+        <w:drawing>
+          <wp:inline distT="0" distB="0" distL="0" distR="0" wp14:anchorId="44A3EB06" wp14:editId="36A6DAEB">
+            <wp:extent cx="4165730" cy="2655417"/>
+            <wp:effectExtent l="0" t="0" r="6350" b="0"/>
+            <wp:docPr id="417750142" name="Imagen 5"/>
+            <wp:cNvGraphicFramePr>
+              <a:graphicFrameLocks xmlns:a="http://schemas.openxmlformats.org/drawingml/2006/main" noChangeAspect="1"/>
+            </wp:cNvGraphicFramePr>
+            <a:graphic xmlns:a="http://schemas.openxmlformats.org/drawingml/2006/main">
+              <a:graphicData uri="http://schemas.openxmlformats.org/drawingml/2006/picture">
+                <pic:pic xmlns:pic="http://schemas.openxmlformats.org/drawingml/2006/picture">
+                  <pic:nvPicPr>
+                    <pic:cNvPr id="0" name="Picture 2"/>
+                    <pic:cNvPicPr>
+                      <a:picLocks noChangeAspect="1" noChangeArrowheads="1"/>
+                    </pic:cNvPicPr>
+                  </pic:nvPicPr>
+                  <pic:blipFill>
+                    <a:blip r:embed="rId13" cstate="print">
+                      <a:extLst>
+                        <a:ext uri="{28A0092B-C50C-407E-A947-70E740481C1C}">
+                          <a14:useLocalDpi xmlns:a14="http://schemas.microsoft.com/office/drawing/2010/main" val="0"/>
+                        </a:ext>
+                      </a:extLst>
+                    </a:blip>
+                    <a:srcRect/>
+                    <a:stretch>
+                      <a:fillRect/>
+                    </a:stretch>
+                  </pic:blipFill>
+                  <pic:spPr bwMode="auto">
+                    <a:xfrm>
+                      <a:off x="0" y="0"/>
+                      <a:ext cx="4193436" cy="2673078"/>
+                    </a:xfrm>
+                    <a:prstGeom prst="rect">
+                      <a:avLst/>
+                    </a:prstGeom>
+                    <a:noFill/>
+                  </pic:spPr>
+                </pic:pic>
+              </a:graphicData>
+            </a:graphic>
+          </wp:inline>
+        </w:drawing>
       </w:r>
     </w:p>
     <w:p>
@@ -3969,6 +5105,7 @@
           <w:lang w:val="en-US"/>
         </w:rPr>
       </w:pPr>
+      <w:proofErr w:type="spellStart"/>
       <w:r>
         <w:rPr>
           <w:rFonts w:asciiTheme="minorHAnsi" w:hAnsiTheme="minorHAnsi" w:cstheme="minorHAnsi"/>
@@ -3976,7 +5113,97 @@
           <w:szCs w:val="24"/>
           <w:lang w:val="en-US"/>
         </w:rPr>
-        <w:t>Agregar credencial PostgreSQL: host=postgres, port=5432, user=n8n, password=n8n123, db=logs_db.</w:t>
+        <w:t>Agregar</w:t>
+      </w:r>
+      <w:proofErr w:type="spellEnd"/>
+      <w:r>
+        <w:rPr>
+          <w:rFonts w:asciiTheme="minorHAnsi" w:hAnsiTheme="minorHAnsi" w:cstheme="minorHAnsi"/>
+          <w:sz w:val="24"/>
+          <w:szCs w:val="24"/>
+          <w:lang w:val="en-US"/>
+        </w:rPr>
+        <w:t xml:space="preserve"> </w:t>
+      </w:r>
+      <w:proofErr w:type="spellStart"/>
+      <w:r>
+        <w:rPr>
+          <w:rFonts w:asciiTheme="minorHAnsi" w:hAnsiTheme="minorHAnsi" w:cstheme="minorHAnsi"/>
+          <w:sz w:val="24"/>
+          <w:szCs w:val="24"/>
+          <w:lang w:val="en-US"/>
+        </w:rPr>
+        <w:t>credencial</w:t>
+      </w:r>
+      <w:proofErr w:type="spellEnd"/>
+      <w:r>
+        <w:rPr>
+          <w:rFonts w:asciiTheme="minorHAnsi" w:hAnsiTheme="minorHAnsi" w:cstheme="minorHAnsi"/>
+          <w:sz w:val="24"/>
+          <w:szCs w:val="24"/>
+          <w:lang w:val="en-US"/>
+        </w:rPr>
+        <w:t xml:space="preserve"> PostgreSQL: host=</w:t>
+      </w:r>
+      <w:proofErr w:type="spellStart"/>
+      <w:r>
+        <w:rPr>
+          <w:rFonts w:asciiTheme="minorHAnsi" w:hAnsiTheme="minorHAnsi" w:cstheme="minorHAnsi"/>
+          <w:sz w:val="24"/>
+          <w:szCs w:val="24"/>
+          <w:lang w:val="en-US"/>
+        </w:rPr>
+        <w:t>postgres</w:t>
+      </w:r>
+      <w:proofErr w:type="spellEnd"/>
+      <w:r>
+        <w:rPr>
+          <w:rFonts w:asciiTheme="minorHAnsi" w:hAnsiTheme="minorHAnsi" w:cstheme="minorHAnsi"/>
+          <w:sz w:val="24"/>
+          <w:szCs w:val="24"/>
+          <w:lang w:val="en-US"/>
+        </w:rPr>
+        <w:t xml:space="preserve">, port=5432, user=n8n, password=n8n123, </w:t>
+      </w:r>
+      <w:proofErr w:type="spellStart"/>
+      <w:r>
+        <w:rPr>
+          <w:rFonts w:asciiTheme="minorHAnsi" w:hAnsiTheme="minorHAnsi" w:cstheme="minorHAnsi"/>
+          <w:sz w:val="24"/>
+          <w:szCs w:val="24"/>
+          <w:lang w:val="en-US"/>
+        </w:rPr>
+        <w:t>db</w:t>
+      </w:r>
+      <w:proofErr w:type="spellEnd"/>
+      <w:r>
+        <w:rPr>
+          <w:rFonts w:asciiTheme="minorHAnsi" w:hAnsiTheme="minorHAnsi" w:cstheme="minorHAnsi"/>
+          <w:sz w:val="24"/>
+          <w:szCs w:val="24"/>
+          <w:lang w:val="en-US"/>
+        </w:rPr>
+        <w:t>=</w:t>
+      </w:r>
+      <w:proofErr w:type="spellStart"/>
+      <w:r>
+        <w:rPr>
+          <w:rFonts w:asciiTheme="minorHAnsi" w:hAnsiTheme="minorHAnsi" w:cstheme="minorHAnsi"/>
+          <w:sz w:val="24"/>
+          <w:szCs w:val="24"/>
+          <w:lang w:val="en-US"/>
+        </w:rPr>
+        <w:t>logs_db</w:t>
+      </w:r>
+      <w:proofErr w:type="spellEnd"/>
+      <w:r>
+        <w:rPr>
+          <w:rFonts w:asciiTheme="minorHAnsi" w:hAnsiTheme="minorHAnsi" w:cstheme="minorHAnsi"/>
+          <w:sz w:val="24"/>
+          <w:szCs w:val="24"/>
+          <w:lang w:val="en-US"/>
+        </w:rPr>
+        <w:t>.</w:t>
       </w:r>
     </w:p>
     <w:p>
@@ -3988,16 +5215,151 @@
           <w:rFonts w:asciiTheme="minorHAnsi" w:hAnsiTheme="minorHAnsi" w:cstheme="minorHAnsi"/>
           <w:sz w:val="24"/>
           <w:szCs w:val="24"/>
+          <w:u w:val="single"/>
           <w:lang w:val="en-US"/>
         </w:rPr>
       </w:pPr>
+      <w:r>
+        <w:rPr>
+          <w:rFonts w:asciiTheme="minorHAnsi" w:hAnsiTheme="minorHAnsi" w:cstheme="minorHAnsi"/>
+          <w:noProof/>
+          <w:sz w:val="24"/>
+          <w:szCs w:val="24"/>
+          <w:lang w:val="en-US"/>
+        </w:rPr>
+        <w:drawing>
+          <wp:inline distT="0" distB="0" distL="0" distR="0" wp14:anchorId="1DEE093A" wp14:editId="7D5A99FD">
+            <wp:extent cx="2311624" cy="3188554"/>
+            <wp:effectExtent l="0" t="0" r="0" b="0"/>
+            <wp:docPr id="629159415" name="Imagen 6"/>
+            <wp:cNvGraphicFramePr>
+              <a:graphicFrameLocks xmlns:a="http://schemas.openxmlformats.org/drawingml/2006/main" noChangeAspect="1"/>
+            </wp:cNvGraphicFramePr>
+            <a:graphic xmlns:a="http://schemas.openxmlformats.org/drawingml/2006/main">
+              <a:graphicData uri="http://schemas.openxmlformats.org/drawingml/2006/picture">
+                <pic:pic xmlns:pic="http://schemas.openxmlformats.org/drawingml/2006/picture">
+                  <pic:nvPicPr>
+                    <pic:cNvPr id="0" name="Picture 2"/>
+                    <pic:cNvPicPr>
+                      <a:picLocks noChangeAspect="1" noChangeArrowheads="1"/>
+                    </pic:cNvPicPr>
+                  </pic:nvPicPr>
+                  <pic:blipFill>
+                    <a:blip r:embed="rId12" cstate="print">
+                      <a:extLst>
+                        <a:ext uri="{28A0092B-C50C-407E-A947-70E740481C1C}">
+                          <a14:useLocalDpi xmlns:a14="http://schemas.microsoft.com/office/drawing/2010/main" val="0"/>
+                        </a:ext>
+                      </a:extLst>
+                    </a:blip>
+                    <a:srcRect/>
+                    <a:stretch>
+                      <a:fillRect/>
+                    </a:stretch>
+                  </pic:blipFill>
+                  <pic:spPr bwMode="auto">
+                    <a:xfrm>
+                      <a:off x="0" y="0"/>
+                      <a:ext cx="2362335" cy="3258502"/>
+                    </a:xfrm>
+                    <a:prstGeom prst="rect">
+                      <a:avLst/>
+                    </a:prstGeom>
+                    <a:noFill/>
+                    <a:ln>
+                      <a:noFill/>
+                    </a:ln>
+                  </pic:spPr>
+                </pic:pic>
+              </a:graphicData>
+            </a:graphic>
+          </wp:inline>
+        </w:drawing>
+      </w:r>
+    </w:p>
+    <w:p>
+      <w:pPr>
+        <w:pStyle w:val="Prrafodelista"/>
+        <w:spacing w:before="40" w:after="40"/>
+        <w:ind w:left="720"/>
+        <w:rPr>
+          <w:rFonts w:asciiTheme="minorHAnsi" w:hAnsiTheme="minorHAnsi" w:cstheme="minorHAnsi"/>
+          <w:sz w:val="24"/>
+          <w:szCs w:val="24"/>
+          <w:lang w:val="en-US"/>
+        </w:rPr>
+      </w:pPr>
+      <w:r>
+        <w:rPr>
+          <w:rFonts w:asciiTheme="minorHAnsi" w:hAnsiTheme="minorHAnsi" w:cstheme="minorHAnsi"/>
+          <w:noProof/>
+          <w:sz w:val="24"/>
+          <w:szCs w:val="24"/>
+          <w:lang w:val="en-US"/>
+        </w:rPr>
+        <w:lastRenderedPageBreak/>
+        <w:drawing>
+          <wp:inline distT="0" distB="0" distL="0" distR="0" wp14:anchorId="63BB917E" wp14:editId="1D655740">
+            <wp:extent cx="5612130" cy="3526155"/>
+            <wp:effectExtent l="0" t="0" r="7620" b="0"/>
+            <wp:docPr id="1366943496" name="Imagen 1"/>
+            <wp:cNvGraphicFramePr>
+              <a:graphicFrameLocks xmlns:a="http://schemas.openxmlformats.org/drawingml/2006/main" noChangeAspect="1"/>
+            </wp:cNvGraphicFramePr>
+            <a:graphic xmlns:a="http://schemas.openxmlformats.org/drawingml/2006/main">
+              <a:graphicData uri="http://schemas.openxmlformats.org/drawingml/2006/picture">
+                <pic:pic xmlns:pic="http://schemas.openxmlformats.org/drawingml/2006/picture">
+                  <pic:nvPicPr>
+                    <pic:cNvPr id="1366943496" name=""/>
+                    <pic:cNvPicPr/>
+                  </pic:nvPicPr>
+                  <pic:blipFill>
+                    <a:blip r:embed="rId14"/>
+                    <a:stretch>
+                      <a:fillRect/>
+                    </a:stretch>
+                  </pic:blipFill>
+                  <pic:spPr>
+                    <a:xfrm>
+                      <a:off x="0" y="0"/>
+                      <a:ext cx="5612130" cy="3526155"/>
+                    </a:xfrm>
+                    <a:prstGeom prst="rect">
+                      <a:avLst/>
+                    </a:prstGeom>
+                  </pic:spPr>
+                </pic:pic>
+              </a:graphicData>
+            </a:graphic>
+          </wp:inline>
+        </w:drawing>
+      </w:r>
+    </w:p>
+    <w:p>
+      <w:pPr>
+        <w:pStyle w:val="Prrafodelista"/>
+        <w:spacing w:before="40" w:after="40"/>
+        <w:ind w:left="720"/>
+        <w:rPr>
+          <w:rFonts w:asciiTheme="minorHAnsi" w:hAnsiTheme="minorHAnsi" w:cstheme="minorHAnsi"/>
+          <w:sz w:val="24"/>
+          <w:szCs w:val="24"/>
+          <w:lang w:val="en-US"/>
+        </w:rPr>
+      </w:pPr>
     </w:p>
     <w:p>
       <w:pPr>
         <w:pStyle w:val="Ttulo2"/>
-      </w:pPr>
-      <w:bookmarkStart w:id="12" w:name="_Toc226285847"/>
-      <w:r>
+        <w:rPr>
+          <w:rFonts w:ascii="Arial Rounded MT Bold" w:hAnsi="Arial Rounded MT Bold"/>
+        </w:rPr>
+      </w:pPr>
+      <w:bookmarkStart w:id="12" w:name="_Toc226313560"/>
+      <w:r>
+        <w:rPr>
+          <w:rFonts w:ascii="Arial Rounded MT Bold" w:hAnsi="Arial Rounded MT Bold"/>
+        </w:rPr>
         <w:t>Crear la tabla de logs en PostgreSQL</w:t>
       </w:r>
       <w:bookmarkEnd w:id="12"/>
@@ -4018,15 +5380,6 @@
         </w:rPr>
         <w:t>Ejecutar el siguiente SQL una sola vez en la base de datos:</w:t>
       </w:r>
-    </w:p>
-    <w:p>
-      <w:pPr>
-        <w:spacing w:before="60" w:after="60"/>
-        <w:rPr>
-          <w:sz w:val="24"/>
-          <w:szCs w:val="24"/>
-        </w:rPr>
-      </w:pPr>
     </w:p>
     <w:p>
       <w:pPr>
@@ -4189,9 +5542,15 @@
     <w:p>
       <w:pPr>
         <w:pStyle w:val="Ttulo2"/>
-      </w:pPr>
-      <w:bookmarkStart w:id="13" w:name="_Toc226285848"/>
-      <w:r>
+        <w:rPr>
+          <w:rFonts w:ascii="Arial Rounded MT Bold" w:hAnsi="Arial Rounded MT Bold"/>
+        </w:rPr>
+      </w:pPr>
+      <w:bookmarkStart w:id="13" w:name="_Toc226313561"/>
+      <w:r>
+        <w:rPr>
+          <w:rFonts w:ascii="Arial Rounded MT Bold" w:hAnsi="Arial Rounded MT Bold"/>
+        </w:rPr>
         <w:t>Importar el flujo en n8n</w:t>
       </w:r>
       <w:bookmarkEnd w:id="13"/>
@@ -4239,7 +5598,43 @@
           <w:sz w:val="24"/>
           <w:szCs w:val="24"/>
         </w:rPr>
-        <w:t>Clic en el menú hamburguesa (arriba izquierda) &gt; Import from File.</w:t>
+        <w:t xml:space="preserve">Clic en el menú hamburguesa (arriba izquierda) &gt; </w:t>
+      </w:r>
+      <w:proofErr w:type="spellStart"/>
+      <w:r>
+        <w:rPr>
+          <w:rFonts w:asciiTheme="minorHAnsi" w:hAnsiTheme="minorHAnsi" w:cstheme="minorHAnsi"/>
+          <w:sz w:val="24"/>
+          <w:szCs w:val="24"/>
+        </w:rPr>
+        <w:t>Import</w:t>
+      </w:r>
+      <w:proofErr w:type="spellEnd"/>
+      <w:r>
+        <w:rPr>
+          <w:rFonts w:asciiTheme="minorHAnsi" w:hAnsiTheme="minorHAnsi" w:cstheme="minorHAnsi"/>
+          <w:sz w:val="24"/>
+          <w:szCs w:val="24"/>
+        </w:rPr>
+        <w:t xml:space="preserve"> </w:t>
+      </w:r>
+      <w:proofErr w:type="spellStart"/>
+      <w:r>
+        <w:rPr>
+          <w:rFonts w:asciiTheme="minorHAnsi" w:hAnsiTheme="minorHAnsi" w:cstheme="minorHAnsi"/>
+          <w:sz w:val="24"/>
+          <w:szCs w:val="24"/>
+        </w:rPr>
+        <w:t>from</w:t>
+      </w:r>
+      <w:proofErr w:type="spellEnd"/>
+      <w:r>
+        <w:rPr>
+          <w:rFonts w:asciiTheme="minorHAnsi" w:hAnsiTheme="minorHAnsi" w:cstheme="minorHAnsi"/>
+          <w:sz w:val="24"/>
+          <w:szCs w:val="24"/>
+        </w:rPr>
+        <w:t xml:space="preserve"> File.</w:t>
       </w:r>
     </w:p>
     <w:p>
@@ -4262,7 +5657,43 @@
           <w:sz w:val="24"/>
           <w:szCs w:val="24"/>
         </w:rPr>
-        <w:t>Seleccionar el archivo flujo/rpa-consulta-judicial.json del repositorio.</w:t>
+        <w:t>Seleccionar el archivo flujo/</w:t>
+      </w:r>
+      <w:proofErr w:type="spellStart"/>
+      <w:r>
+        <w:rPr>
+          <w:rFonts w:asciiTheme="minorHAnsi" w:hAnsiTheme="minorHAnsi" w:cstheme="minorHAnsi"/>
+          <w:sz w:val="24"/>
+          <w:szCs w:val="24"/>
+        </w:rPr>
+        <w:t>rpa</w:t>
+      </w:r>
+      <w:proofErr w:type="spellEnd"/>
+      <w:r>
+        <w:rPr>
+          <w:rFonts w:asciiTheme="minorHAnsi" w:hAnsiTheme="minorHAnsi" w:cstheme="minorHAnsi"/>
+          <w:sz w:val="24"/>
+          <w:szCs w:val="24"/>
+        </w:rPr>
+        <w:t>-consulta-</w:t>
+      </w:r>
+      <w:proofErr w:type="spellStart"/>
+      <w:r>
+        <w:rPr>
+          <w:rFonts w:asciiTheme="minorHAnsi" w:hAnsiTheme="minorHAnsi" w:cstheme="minorHAnsi"/>
+          <w:sz w:val="24"/>
+          <w:szCs w:val="24"/>
+        </w:rPr>
+        <w:t>judicial.json</w:t>
+      </w:r>
+      <w:proofErr w:type="spellEnd"/>
+      <w:r>
+        <w:rPr>
+          <w:rFonts w:asciiTheme="minorHAnsi" w:hAnsiTheme="minorHAnsi" w:cstheme="minorHAnsi"/>
+          <w:sz w:val="24"/>
+          <w:szCs w:val="24"/>
+        </w:rPr>
+        <w:t xml:space="preserve"> del repositorio.</w:t>
       </w:r>
     </w:p>
     <w:p>
@@ -4308,7 +5739,43 @@
           <w:sz w:val="24"/>
           <w:szCs w:val="24"/>
         </w:rPr>
-        <w:t>Clic en Save y luego en Execute Workflow.</w:t>
+        <w:t xml:space="preserve">Clic en Save y luego en </w:t>
+      </w:r>
+      <w:proofErr w:type="spellStart"/>
+      <w:r>
+        <w:rPr>
+          <w:rFonts w:asciiTheme="minorHAnsi" w:hAnsiTheme="minorHAnsi" w:cstheme="minorHAnsi"/>
+          <w:sz w:val="24"/>
+          <w:szCs w:val="24"/>
+        </w:rPr>
+        <w:t>Execute</w:t>
+      </w:r>
+      <w:proofErr w:type="spellEnd"/>
+      <w:r>
+        <w:rPr>
+          <w:rFonts w:asciiTheme="minorHAnsi" w:hAnsiTheme="minorHAnsi" w:cstheme="minorHAnsi"/>
+          <w:sz w:val="24"/>
+          <w:szCs w:val="24"/>
+        </w:rPr>
+        <w:t xml:space="preserve"> </w:t>
+      </w:r>
+      <w:proofErr w:type="spellStart"/>
+      <w:r>
+        <w:rPr>
+          <w:rFonts w:asciiTheme="minorHAnsi" w:hAnsiTheme="minorHAnsi" w:cstheme="minorHAnsi"/>
+          <w:sz w:val="24"/>
+          <w:szCs w:val="24"/>
+        </w:rPr>
+        <w:t>Workflow</w:t>
+      </w:r>
+      <w:proofErr w:type="spellEnd"/>
+      <w:r>
+        <w:rPr>
+          <w:rFonts w:asciiTheme="minorHAnsi" w:hAnsiTheme="minorHAnsi" w:cstheme="minorHAnsi"/>
+          <w:sz w:val="24"/>
+          <w:szCs w:val="24"/>
+        </w:rPr>
+        <w:t>.</w:t>
       </w:r>
     </w:p>
     <w:p>
@@ -4326,9 +5793,15 @@
     <w:p>
       <w:pPr>
         <w:pStyle w:val="Ttulo2"/>
-      </w:pPr>
-      <w:bookmarkStart w:id="14" w:name="_Toc226285849"/>
-      <w:r>
+        <w:rPr>
+          <w:rFonts w:ascii="Arial Rounded MT Bold" w:hAnsi="Arial Rounded MT Bold"/>
+        </w:rPr>
+      </w:pPr>
+      <w:bookmarkStart w:id="14" w:name="_Toc226313562"/>
+      <w:r>
+        <w:rPr>
+          <w:rFonts w:ascii="Arial Rounded MT Bold" w:hAnsi="Arial Rounded MT Bold"/>
+        </w:rPr>
         <w:t>Formato del correo disparador</w:t>
       </w:r>
       <w:bookmarkEnd w:id="14"/>
@@ -4364,8 +5837,19 @@
           <w:sz w:val="20"/>
           <w:szCs w:val="20"/>
         </w:rPr>
-        <w:t>Asunto: Consulta_nombre</w:t>
-      </w:r>
+        <w:t xml:space="preserve">Asunto: </w:t>
+      </w:r>
+      <w:proofErr w:type="spellStart"/>
+      <w:r>
+        <w:rPr>
+          <w:rFonts w:ascii="Courier New" w:eastAsia="Courier New" w:hAnsi="Courier New" w:cs="Courier New"/>
+          <w:color w:val="333333"/>
+          <w:sz w:val="20"/>
+          <w:szCs w:val="20"/>
+        </w:rPr>
+        <w:t>Consulta_nombre</w:t>
+      </w:r>
+      <w:proofErr w:type="spellEnd"/>
     </w:p>
     <w:p>
       <w:pPr>
@@ -4383,23 +5867,77 @@
           <w:sz w:val="20"/>
           <w:szCs w:val="20"/>
         </w:rPr>
-        <w:t>Cuerpo:  Oscar Martinez Davila</w:t>
-      </w:r>
-    </w:p>
-    <w:p>
-      <w:pPr>
-        <w:rPr>
-          <w:sz w:val="24"/>
-          <w:szCs w:val="24"/>
-        </w:rPr>
-      </w:pPr>
-      <w:r>
-        <w:rPr>
-          <w:sz w:val="24"/>
-          <w:szCs w:val="24"/>
-        </w:rPr>
-        <w:t>El subject debe contener 'Consulta_nombre' y el mensaje debe estar marcado como no leído (</w:t>
-      </w:r>
+        <w:t xml:space="preserve">Cuerpo:  Oscar </w:t>
+      </w:r>
+      <w:proofErr w:type="spellStart"/>
+      <w:r>
+        <w:rPr>
+          <w:rFonts w:ascii="Courier New" w:eastAsia="Courier New" w:hAnsi="Courier New" w:cs="Courier New"/>
+          <w:color w:val="333333"/>
+          <w:sz w:val="20"/>
+          <w:szCs w:val="20"/>
+        </w:rPr>
+        <w:t>Martinez</w:t>
+      </w:r>
+      <w:proofErr w:type="spellEnd"/>
+      <w:r>
+        <w:rPr>
+          <w:rFonts w:ascii="Courier New" w:eastAsia="Courier New" w:hAnsi="Courier New" w:cs="Courier New"/>
+          <w:color w:val="333333"/>
+          <w:sz w:val="20"/>
+          <w:szCs w:val="20"/>
+        </w:rPr>
+        <w:t xml:space="preserve"> Davila</w:t>
+      </w:r>
+    </w:p>
+    <w:p>
+      <w:pPr>
+        <w:rPr>
+          <w:sz w:val="24"/>
+          <w:szCs w:val="24"/>
+        </w:rPr>
+      </w:pPr>
+      <w:r>
+        <w:rPr>
+          <w:sz w:val="24"/>
+          <w:szCs w:val="24"/>
+        </w:rPr>
+        <w:lastRenderedPageBreak/>
+        <w:t xml:space="preserve">El </w:t>
+      </w:r>
+      <w:proofErr w:type="spellStart"/>
+      <w:r>
+        <w:rPr>
+          <w:sz w:val="24"/>
+          <w:szCs w:val="24"/>
+        </w:rPr>
+        <w:t>subject</w:t>
+      </w:r>
+      <w:proofErr w:type="spellEnd"/>
+      <w:r>
+        <w:rPr>
+          <w:sz w:val="24"/>
+          <w:szCs w:val="24"/>
+        </w:rPr>
+        <w:t xml:space="preserve"> debe contener '</w:t>
+      </w:r>
+      <w:proofErr w:type="spellStart"/>
+      <w:r>
+        <w:rPr>
+          <w:sz w:val="24"/>
+          <w:szCs w:val="24"/>
+        </w:rPr>
+        <w:t>Consulta_nombre</w:t>
+      </w:r>
+      <w:proofErr w:type="spellEnd"/>
+      <w:r>
+        <w:rPr>
+          <w:sz w:val="24"/>
+          <w:szCs w:val="24"/>
+        </w:rPr>
+        <w:t>' y el mensaje debe estar marcado como no leído (</w:t>
+      </w:r>
+      <w:proofErr w:type="spellStart"/>
       <w:proofErr w:type="gramStart"/>
       <w:r>
         <w:rPr>
@@ -4408,6 +5946,7 @@
         </w:rPr>
         <w:t>is:unread</w:t>
       </w:r>
+      <w:proofErr w:type="spellEnd"/>
       <w:proofErr w:type="gramEnd"/>
       <w:r>
         <w:rPr>
@@ -4419,54 +5958,20 @@
     </w:p>
     <w:p>
       <w:pPr>
-        <w:rPr>
-          <w:sz w:val="24"/>
-          <w:szCs w:val="24"/>
-        </w:rPr>
-      </w:pPr>
-    </w:p>
-    <w:p>
-      <w:pPr>
-        <w:rPr>
-          <w:sz w:val="24"/>
-          <w:szCs w:val="24"/>
-        </w:rPr>
-      </w:pPr>
-    </w:p>
-    <w:p>
-      <w:pPr>
-        <w:rPr>
-          <w:sz w:val="24"/>
-          <w:szCs w:val="24"/>
-        </w:rPr>
-      </w:pPr>
-    </w:p>
-    <w:p>
-      <w:pPr>
-        <w:rPr>
-          <w:sz w:val="24"/>
-          <w:szCs w:val="24"/>
-        </w:rPr>
-      </w:pPr>
-    </w:p>
-    <w:p>
-      <w:pPr>
         <w:pStyle w:val="Ttulo2"/>
         <w:rPr>
-          <w:rFonts w:eastAsia="Arial"/>
-        </w:rPr>
-      </w:pPr>
-      <w:bookmarkStart w:id="15" w:name="_Toc226285850"/>
-      <w:r>
-        <w:rPr>
-          <w:rFonts w:eastAsia="Arial"/>
-        </w:rPr>
-        <w:lastRenderedPageBreak/>
+          <w:rFonts w:ascii="Arial Rounded MT Bold" w:eastAsia="Arial" w:hAnsi="Arial Rounded MT Bold"/>
+        </w:rPr>
+      </w:pPr>
+      <w:bookmarkStart w:id="15" w:name="_Toc226313563"/>
+      <w:r>
+        <w:rPr>
+          <w:rFonts w:ascii="Arial Rounded MT Bold" w:eastAsia="Arial" w:hAnsi="Arial Rounded MT Bold"/>
+        </w:rPr>
         <w:t>Variables de configuración</w:t>
       </w:r>
       <w:bookmarkEnd w:id="15"/>
     </w:p>
-    <w:p/>
     <w:tbl>
       <w:tblPr>
         <w:tblStyle w:val="Tablaconcuadrcula"/>
@@ -4482,7 +5987,7 @@
         <w:tc>
           <w:tcPr>
             <w:tcW w:w="2150" w:type="dxa"/>
-            <w:shd w:val="clear" w:color="auto" w:fill="002060"/>
+            <w:shd w:val="clear" w:color="auto" w:fill="8EAADB" w:themeFill="accent1" w:themeFillTint="99"/>
           </w:tcPr>
           <w:p>
             <w:pPr>
@@ -4507,7 +6012,7 @@
         <w:tc>
           <w:tcPr>
             <w:tcW w:w="4508" w:type="dxa"/>
-            <w:shd w:val="clear" w:color="auto" w:fill="002060"/>
+            <w:shd w:val="clear" w:color="auto" w:fill="8EAADB" w:themeFill="accent1" w:themeFillTint="99"/>
           </w:tcPr>
           <w:p>
             <w:pPr>
@@ -4532,7 +6037,7 @@
         <w:tc>
           <w:tcPr>
             <w:tcW w:w="2170" w:type="dxa"/>
-            <w:shd w:val="clear" w:color="auto" w:fill="002060"/>
+            <w:shd w:val="clear" w:color="auto" w:fill="8EAADB" w:themeFill="accent1" w:themeFillTint="99"/>
           </w:tcPr>
           <w:p>
             <w:pPr>
@@ -4592,7 +6097,7 @@
               <w:rPr>
                 <w:color w:val="1A1A1A"/>
               </w:rPr>
-              <w:t>juanprueba0511@gmail.com</w:t>
+              <w:t>jhrey@tcc.com.co</w:t>
             </w:r>
           </w:p>
         </w:tc>
@@ -4765,7 +6270,21 @@
               <w:rPr>
                 <w:color w:val="1A1A1A"/>
               </w:rPr>
-              <w:t>Nodo Gmail - Get Many</w:t>
+              <w:t xml:space="preserve">Nodo Gmail - </w:t>
+            </w:r>
+            <w:proofErr w:type="spellStart"/>
+            <w:r>
+              <w:rPr>
+                <w:color w:val="1A1A1A"/>
+              </w:rPr>
+              <w:t>Get</w:t>
+            </w:r>
+            <w:proofErr w:type="spellEnd"/>
+            <w:r>
+              <w:rPr>
+                <w:color w:val="1A1A1A"/>
+              </w:rPr>
+              <w:t xml:space="preserve"> Many</w:t>
             </w:r>
           </w:p>
           <w:p/>
@@ -4788,8 +6307,16 @@
               <w:rPr>
                 <w:color w:val="1A1A1A"/>
               </w:rPr>
-              <w:t>Filtro subject</w:t>
-            </w:r>
+              <w:t xml:space="preserve">Filtro </w:t>
+            </w:r>
+            <w:proofErr w:type="spellStart"/>
+            <w:r>
+              <w:rPr>
+                <w:color w:val="1A1A1A"/>
+              </w:rPr>
+              <w:t>subject</w:t>
+            </w:r>
+            <w:proofErr w:type="spellEnd"/>
           </w:p>
         </w:tc>
         <w:tc>
@@ -4804,12 +6331,28 @@
             </w:pPr>
           </w:p>
           <w:p>
-            <w:r>
-              <w:rPr>
-                <w:color w:val="1A1A1A"/>
-              </w:rPr>
-              <w:t>Consulta_nombre is:unread</w:t>
-            </w:r>
+            <w:proofErr w:type="spellStart"/>
+            <w:r>
+              <w:rPr>
+                <w:color w:val="1A1A1A"/>
+              </w:rPr>
+              <w:t>Consulta_nombre</w:t>
+            </w:r>
+            <w:proofErr w:type="spellEnd"/>
+            <w:r>
+              <w:rPr>
+                <w:color w:val="1A1A1A"/>
+              </w:rPr>
+              <w:t xml:space="preserve"> </w:t>
+            </w:r>
+            <w:proofErr w:type="spellStart"/>
+            <w:r>
+              <w:rPr>
+                <w:color w:val="1A1A1A"/>
+              </w:rPr>
+              <w:t>is:unread</w:t>
+            </w:r>
+            <w:proofErr w:type="spellEnd"/>
           </w:p>
         </w:tc>
         <w:tc>
@@ -4913,8 +6456,16 @@
               <w:rPr>
                 <w:color w:val="1A1A1A"/>
               </w:rPr>
-              <w:t>Script Puppeteer</w:t>
-            </w:r>
+              <w:t xml:space="preserve">Script </w:t>
+            </w:r>
+            <w:proofErr w:type="spellStart"/>
+            <w:r>
+              <w:rPr>
+                <w:color w:val="1A1A1A"/>
+              </w:rPr>
+              <w:t>Puppeteer</w:t>
+            </w:r>
+            <w:proofErr w:type="spellEnd"/>
           </w:p>
           <w:p/>
         </w:tc>
@@ -4952,12 +6503,14 @@
             </w:pPr>
           </w:p>
           <w:p>
+            <w:proofErr w:type="spellStart"/>
             <w:r>
               <w:rPr>
                 <w:color w:val="1A1A1A"/>
               </w:rPr>
               <w:t>postgres</w:t>
             </w:r>
+            <w:proofErr w:type="spellEnd"/>
           </w:p>
         </w:tc>
         <w:tc>
@@ -5020,12 +6573,14 @@
             </w:pPr>
           </w:p>
           <w:p>
+            <w:proofErr w:type="spellStart"/>
             <w:r>
               <w:rPr>
                 <w:color w:val="1A1A1A"/>
               </w:rPr>
               <w:t>logs_db</w:t>
             </w:r>
+            <w:proofErr w:type="spellEnd"/>
           </w:p>
         </w:tc>
         <w:tc>
@@ -5068,11 +6623,19 @@
             </w:pPr>
           </w:p>
           <w:p>
-            <w:r>
-              <w:rPr>
-                <w:color w:val="1A1A1A"/>
-              </w:rPr>
-              <w:t>Browserless URL</w:t>
+            <w:proofErr w:type="spellStart"/>
+            <w:r>
+              <w:rPr>
+                <w:color w:val="1A1A1A"/>
+              </w:rPr>
+              <w:t>Browserless</w:t>
+            </w:r>
+            <w:proofErr w:type="spellEnd"/>
+            <w:r>
+              <w:rPr>
+                <w:color w:val="1A1A1A"/>
+              </w:rPr>
+              <w:t xml:space="preserve"> URL</w:t>
             </w:r>
           </w:p>
         </w:tc>
@@ -5117,8 +6680,16 @@
               <w:rPr>
                 <w:color w:val="1A1A1A"/>
               </w:rPr>
-              <w:t>Nodo HTTP Request</w:t>
-            </w:r>
+              <w:t xml:space="preserve">Nodo HTTP </w:t>
+            </w:r>
+            <w:proofErr w:type="spellStart"/>
+            <w:r>
+              <w:rPr>
+                <w:color w:val="1A1A1A"/>
+              </w:rPr>
+              <w:t>Request</w:t>
+            </w:r>
+            <w:proofErr w:type="spellEnd"/>
           </w:p>
           <w:p/>
         </w:tc>
@@ -5136,12 +6707,28 @@
             </w:pPr>
           </w:p>
           <w:p>
-            <w:r>
-              <w:rPr>
-                <w:color w:val="1A1A1A"/>
-              </w:rPr>
-              <w:t>Timeout scraping</w:t>
-            </w:r>
+            <w:proofErr w:type="spellStart"/>
+            <w:r>
+              <w:rPr>
+                <w:color w:val="1A1A1A"/>
+              </w:rPr>
+              <w:t>Timeout</w:t>
+            </w:r>
+            <w:proofErr w:type="spellEnd"/>
+            <w:r>
+              <w:rPr>
+                <w:color w:val="1A1A1A"/>
+              </w:rPr>
+              <w:t xml:space="preserve"> </w:t>
+            </w:r>
+            <w:proofErr w:type="spellStart"/>
+            <w:r>
+              <w:rPr>
+                <w:color w:val="1A1A1A"/>
+              </w:rPr>
+              <w:t>scraping</w:t>
+            </w:r>
+            <w:proofErr w:type="spellEnd"/>
           </w:p>
         </w:tc>
         <w:tc>
@@ -5185,8 +6772,16 @@
               <w:rPr>
                 <w:color w:val="1A1A1A"/>
               </w:rPr>
-              <w:t>Script Puppeteer</w:t>
-            </w:r>
+              <w:t xml:space="preserve">Script </w:t>
+            </w:r>
+            <w:proofErr w:type="spellStart"/>
+            <w:r>
+              <w:rPr>
+                <w:color w:val="1A1A1A"/>
+              </w:rPr>
+              <w:t>Puppeteer</w:t>
+            </w:r>
+            <w:proofErr w:type="spellEnd"/>
           </w:p>
           <w:p/>
         </w:tc>
@@ -5202,264 +6797,686 @@
     </w:p>
     <w:p>
       <w:pPr>
-        <w:rPr>
-          <w:sz w:val="24"/>
-          <w:szCs w:val="24"/>
-        </w:rPr>
-      </w:pPr>
-    </w:p>
-    <w:p>
-      <w:pPr>
-        <w:rPr>
-          <w:sz w:val="24"/>
-          <w:szCs w:val="24"/>
-        </w:rPr>
-      </w:pPr>
-    </w:p>
-    <w:p>
-      <w:pPr>
-        <w:rPr>
-          <w:sz w:val="24"/>
-          <w:szCs w:val="24"/>
-        </w:rPr>
-      </w:pPr>
-    </w:p>
-    <w:p>
-      <w:pPr>
-        <w:rPr>
-          <w:sz w:val="24"/>
-          <w:szCs w:val="24"/>
-        </w:rPr>
-      </w:pPr>
-    </w:p>
-    <w:p>
-      <w:pPr>
-        <w:rPr>
-          <w:sz w:val="24"/>
-          <w:szCs w:val="24"/>
-        </w:rPr>
-      </w:pPr>
-    </w:p>
-    <w:p>
-      <w:pPr>
-        <w:rPr>
-          <w:sz w:val="24"/>
-          <w:szCs w:val="24"/>
-        </w:rPr>
-      </w:pPr>
-    </w:p>
-    <w:p>
-      <w:pPr>
-        <w:rPr>
-          <w:sz w:val="24"/>
-          <w:szCs w:val="24"/>
-        </w:rPr>
-      </w:pPr>
-    </w:p>
-    <w:p>
-      <w:pPr>
         <w:pStyle w:val="Ttulo1"/>
-      </w:pPr>
-      <w:bookmarkStart w:id="16" w:name="_Toc226285851"/>
-      <w:r>
+        <w:rPr>
+          <w:rFonts w:ascii="Arial Rounded MT Bold" w:hAnsi="Arial Rounded MT Bold"/>
+        </w:rPr>
+      </w:pPr>
+      <w:bookmarkStart w:id="16" w:name="_Toc226313564"/>
+      <w:r>
+        <w:rPr>
+          <w:rFonts w:ascii="Arial Rounded MT Bold" w:hAnsi="Arial Rounded MT Bold"/>
+        </w:rPr>
+        <w:t>Decisiones técnicas clave</w:t>
+      </w:r>
+      <w:bookmarkEnd w:id="16"/>
+    </w:p>
+    <w:p>
+      <w:pPr>
+        <w:rPr>
+          <w:rFonts w:ascii="Arial Rounded MT Bold" w:hAnsi="Arial Rounded MT Bold"/>
+        </w:rPr>
+      </w:pPr>
+    </w:p>
+    <w:p>
+      <w:pPr>
+        <w:pStyle w:val="Ttulo2"/>
+        <w:rPr>
+          <w:rFonts w:ascii="Arial Rounded MT Bold" w:hAnsi="Arial Rounded MT Bold"/>
+        </w:rPr>
+      </w:pPr>
+      <w:bookmarkStart w:id="17" w:name="_Toc226313565"/>
+      <w:r>
+        <w:rPr>
+          <w:rFonts w:ascii="Arial Rounded MT Bold" w:hAnsi="Arial Rounded MT Bold"/>
+        </w:rPr>
+        <w:t>Estrategia para identificar el sexto resultado</w:t>
+      </w:r>
+      <w:bookmarkEnd w:id="17"/>
+    </w:p>
+    <w:p>
+      <w:pPr>
+        <w:rPr>
+          <w:sz w:val="24"/>
+          <w:szCs w:val="24"/>
+        </w:rPr>
+      </w:pPr>
+      <w:r>
+        <w:rPr>
+          <w:sz w:val="24"/>
+          <w:szCs w:val="24"/>
+        </w:rPr>
+        <w:t xml:space="preserve">El script </w:t>
+      </w:r>
+      <w:proofErr w:type="spellStart"/>
+      <w:r>
+        <w:rPr>
+          <w:sz w:val="24"/>
+          <w:szCs w:val="24"/>
+        </w:rPr>
+        <w:t>Puppeteer</w:t>
+      </w:r>
+      <w:proofErr w:type="spellEnd"/>
+      <w:r>
+        <w:rPr>
+          <w:sz w:val="24"/>
+          <w:szCs w:val="24"/>
+        </w:rPr>
+        <w:t xml:space="preserve"> espera a que cargue la tabla con 'table </w:t>
+      </w:r>
+      <w:proofErr w:type="spellStart"/>
+      <w:r>
+        <w:rPr>
+          <w:sz w:val="24"/>
+          <w:szCs w:val="24"/>
+        </w:rPr>
+        <w:t>tbody</w:t>
+      </w:r>
+      <w:proofErr w:type="spellEnd"/>
+      <w:r>
+        <w:rPr>
+          <w:sz w:val="24"/>
+          <w:szCs w:val="24"/>
+        </w:rPr>
+        <w:t xml:space="preserve"> </w:t>
+      </w:r>
+      <w:proofErr w:type="spellStart"/>
+      <w:r>
+        <w:rPr>
+          <w:sz w:val="24"/>
+          <w:szCs w:val="24"/>
+        </w:rPr>
+        <w:t>tr</w:t>
+      </w:r>
+      <w:proofErr w:type="spellEnd"/>
+      <w:r>
+        <w:rPr>
+          <w:sz w:val="24"/>
+          <w:szCs w:val="24"/>
+        </w:rPr>
+        <w:t xml:space="preserve">' y luego accede al índice fijo [5] (base 0 = sexta fila). Se usa </w:t>
+      </w:r>
+      <w:proofErr w:type="spellStart"/>
+      <w:r>
+        <w:rPr>
+          <w:sz w:val="24"/>
+          <w:szCs w:val="24"/>
+        </w:rPr>
+        <w:t>waitForSelector</w:t>
+      </w:r>
+      <w:proofErr w:type="spellEnd"/>
+      <w:r>
+        <w:rPr>
+          <w:sz w:val="24"/>
+          <w:szCs w:val="24"/>
+        </w:rPr>
+        <w:t xml:space="preserve"> con </w:t>
+      </w:r>
+      <w:proofErr w:type="spellStart"/>
+      <w:r>
+        <w:rPr>
+          <w:sz w:val="24"/>
+          <w:szCs w:val="24"/>
+        </w:rPr>
+        <w:t>timeout</w:t>
+      </w:r>
+      <w:proofErr w:type="spellEnd"/>
+      <w:r>
+        <w:rPr>
+          <w:sz w:val="24"/>
+          <w:szCs w:val="24"/>
+        </w:rPr>
+        <w:t xml:space="preserve"> de 30 segundos para garantizar que la página haya cargado completamente antes de intentar acceder a los elementos. No se usan coordenadas fijas ni </w:t>
+      </w:r>
+      <w:proofErr w:type="spellStart"/>
+      <w:r>
+        <w:rPr>
+          <w:sz w:val="24"/>
+          <w:szCs w:val="24"/>
+        </w:rPr>
+        <w:t>sleeps</w:t>
+      </w:r>
+      <w:proofErr w:type="spellEnd"/>
+      <w:r>
+        <w:rPr>
+          <w:sz w:val="24"/>
+          <w:szCs w:val="24"/>
+        </w:rPr>
+        <w:t xml:space="preserve"> arbitrarios.</w:t>
+      </w:r>
+    </w:p>
+    <w:p>
+      <w:pPr>
+        <w:pStyle w:val="Ttulo2"/>
+        <w:rPr>
+          <w:rFonts w:ascii="Arial Rounded MT Bold" w:hAnsi="Arial Rounded MT Bold"/>
+        </w:rPr>
+      </w:pPr>
+      <w:bookmarkStart w:id="18" w:name="_Toc226313566"/>
+      <w:r>
+        <w:rPr>
+          <w:rFonts w:ascii="Arial Rounded MT Bold" w:hAnsi="Arial Rounded MT Bold"/>
+        </w:rPr>
         <w:lastRenderedPageBreak/>
-        <w:t>Decisiones técnicas clave</w:t>
-      </w:r>
-      <w:bookmarkEnd w:id="16"/>
-    </w:p>
-    <w:p/>
+        <w:t>Cómo se extrae el nombre del correo</w:t>
+      </w:r>
+      <w:bookmarkEnd w:id="18"/>
+    </w:p>
+    <w:p>
+      <w:pPr>
+        <w:spacing w:before="60" w:after="60"/>
+        <w:rPr>
+          <w:color w:val="1A1A1A"/>
+          <w:sz w:val="24"/>
+          <w:szCs w:val="24"/>
+        </w:rPr>
+      </w:pPr>
+      <w:r>
+        <w:rPr>
+          <w:color w:val="1A1A1A"/>
+          <w:sz w:val="24"/>
+          <w:szCs w:val="24"/>
+        </w:rPr>
+        <w:t xml:space="preserve">El nodo de Gmail retorna el campo </w:t>
+      </w:r>
+      <w:proofErr w:type="spellStart"/>
+      <w:r>
+        <w:rPr>
+          <w:color w:val="1A1A1A"/>
+          <w:sz w:val="24"/>
+          <w:szCs w:val="24"/>
+        </w:rPr>
+        <w:t>snippet</w:t>
+      </w:r>
+      <w:proofErr w:type="spellEnd"/>
+      <w:r>
+        <w:rPr>
+          <w:color w:val="1A1A1A"/>
+          <w:sz w:val="24"/>
+          <w:szCs w:val="24"/>
+        </w:rPr>
+        <w:t xml:space="preserve"> (resumen del mensaje). El nodo JS lo toma con $</w:t>
+      </w:r>
+      <w:proofErr w:type="spellStart"/>
+      <w:r>
+        <w:rPr>
+          <w:color w:val="1A1A1A"/>
+          <w:sz w:val="24"/>
+          <w:szCs w:val="24"/>
+        </w:rPr>
+        <w:t>input.first</w:t>
+      </w:r>
+      <w:proofErr w:type="spellEnd"/>
+      <w:r>
+        <w:rPr>
+          <w:color w:val="1A1A1A"/>
+          <w:sz w:val="24"/>
+          <w:szCs w:val="24"/>
+        </w:rPr>
+        <w:t>().</w:t>
+      </w:r>
+      <w:proofErr w:type="spellStart"/>
+      <w:r>
+        <w:rPr>
+          <w:color w:val="1A1A1A"/>
+          <w:sz w:val="24"/>
+          <w:szCs w:val="24"/>
+        </w:rPr>
+        <w:t>json.snippet</w:t>
+      </w:r>
+      <w:proofErr w:type="spellEnd"/>
+      <w:r>
+        <w:rPr>
+          <w:color w:val="1A1A1A"/>
+          <w:sz w:val="24"/>
+          <w:szCs w:val="24"/>
+        </w:rPr>
+        <w:t xml:space="preserve"> y lo inyecta directamente en el </w:t>
+      </w:r>
+      <w:proofErr w:type="spellStart"/>
+      <w:r>
+        <w:rPr>
+          <w:color w:val="1A1A1A"/>
+          <w:sz w:val="24"/>
+          <w:szCs w:val="24"/>
+        </w:rPr>
+        <w:t>template</w:t>
+      </w:r>
+      <w:proofErr w:type="spellEnd"/>
+      <w:r>
+        <w:rPr>
+          <w:color w:val="1A1A1A"/>
+          <w:sz w:val="24"/>
+          <w:szCs w:val="24"/>
+        </w:rPr>
+        <w:t xml:space="preserve"> del código </w:t>
+      </w:r>
+      <w:proofErr w:type="spellStart"/>
+      <w:r>
+        <w:rPr>
+          <w:color w:val="1A1A1A"/>
+          <w:sz w:val="24"/>
+          <w:szCs w:val="24"/>
+        </w:rPr>
+        <w:t>Puppeteer</w:t>
+      </w:r>
+      <w:proofErr w:type="spellEnd"/>
+      <w:r>
+        <w:rPr>
+          <w:color w:val="1A1A1A"/>
+          <w:sz w:val="24"/>
+          <w:szCs w:val="24"/>
+        </w:rPr>
+        <w:t xml:space="preserve"> mediante interpolación de cadena (</w:t>
+      </w:r>
+      <w:proofErr w:type="spellStart"/>
+      <w:r>
+        <w:rPr>
+          <w:color w:val="1A1A1A"/>
+          <w:sz w:val="24"/>
+          <w:szCs w:val="24"/>
+        </w:rPr>
+        <w:t>template</w:t>
+      </w:r>
+      <w:proofErr w:type="spellEnd"/>
+      <w:r>
+        <w:rPr>
+          <w:color w:val="1A1A1A"/>
+          <w:sz w:val="24"/>
+          <w:szCs w:val="24"/>
+        </w:rPr>
+        <w:t xml:space="preserve"> </w:t>
+      </w:r>
+      <w:proofErr w:type="spellStart"/>
+      <w:r>
+        <w:rPr>
+          <w:color w:val="1A1A1A"/>
+          <w:sz w:val="24"/>
+          <w:szCs w:val="24"/>
+        </w:rPr>
+        <w:t>literals</w:t>
+      </w:r>
+      <w:proofErr w:type="spellEnd"/>
+      <w:r>
+        <w:rPr>
+          <w:color w:val="1A1A1A"/>
+          <w:sz w:val="24"/>
+          <w:szCs w:val="24"/>
+        </w:rPr>
+        <w:t>). Esto garantiza que cualquier nombre de texto plano funcione sin transformaciones adicionales.</w:t>
+      </w:r>
+    </w:p>
     <w:p>
       <w:pPr>
         <w:pStyle w:val="Ttulo2"/>
-      </w:pPr>
-      <w:bookmarkStart w:id="17" w:name="_Toc226285852"/>
-      <w:r>
-        <w:t>Estrategia para identificar el sexto resultado</w:t>
-      </w:r>
-      <w:bookmarkEnd w:id="17"/>
-    </w:p>
-    <w:p>
-      <w:pPr>
-        <w:rPr>
-          <w:sz w:val="24"/>
-          <w:szCs w:val="24"/>
-        </w:rPr>
-      </w:pPr>
-      <w:r>
-        <w:rPr>
-          <w:sz w:val="24"/>
-          <w:szCs w:val="24"/>
-        </w:rPr>
-        <w:t>El script Puppeteer espera a que cargue la tabla con 'table tbody tr' y luego accede al índice fijo [5] (base 0 = sexta fila). Se usa waitForSelector con timeout de 30 segundos para garantizar que la página haya cargado completamente antes de intentar acceder a los elementos. No se usan coordenadas fijas ni sleeps arbitrarios.</w:t>
+        <w:rPr>
+          <w:rFonts w:ascii="Arial Rounded MT Bold" w:hAnsi="Arial Rounded MT Bold"/>
+        </w:rPr>
+      </w:pPr>
+      <w:bookmarkStart w:id="19" w:name="_Toc226313567"/>
+      <w:r>
+        <w:rPr>
+          <w:rFonts w:ascii="Arial Rounded MT Bold" w:hAnsi="Arial Rounded MT Bold"/>
+        </w:rPr>
+        <w:t>Cómo se maneja la descarga del archivo</w:t>
+      </w:r>
+      <w:bookmarkEnd w:id="19"/>
+    </w:p>
+    <w:p>
+      <w:pPr>
+        <w:spacing w:after="60"/>
+        <w:rPr>
+          <w:color w:val="1A1A1A"/>
+          <w:sz w:val="24"/>
+          <w:szCs w:val="24"/>
+        </w:rPr>
+      </w:pPr>
+      <w:r>
+        <w:rPr>
+          <w:color w:val="1A1A1A"/>
+          <w:sz w:val="24"/>
+          <w:szCs w:val="24"/>
+        </w:rPr>
+        <w:t xml:space="preserve">Se usa </w:t>
+      </w:r>
+      <w:proofErr w:type="spellStart"/>
+      <w:r>
+        <w:rPr>
+          <w:color w:val="1A1A1A"/>
+          <w:sz w:val="24"/>
+          <w:szCs w:val="24"/>
+        </w:rPr>
+        <w:t>page.setRequestInterception</w:t>
+      </w:r>
+      <w:proofErr w:type="spellEnd"/>
+      <w:r>
+        <w:rPr>
+          <w:color w:val="1A1A1A"/>
+          <w:sz w:val="24"/>
+          <w:szCs w:val="24"/>
+        </w:rPr>
+        <w:t xml:space="preserve">(true) para interceptar la respuesta HTTP del archivo CSV directamente en memoria. Esto evita la complejidad del manejo de directorios de descarga en un entorno Docker. El contenido se retorna como </w:t>
+      </w:r>
+      <w:proofErr w:type="spellStart"/>
+      <w:r>
+        <w:rPr>
+          <w:color w:val="1A1A1A"/>
+          <w:sz w:val="24"/>
+          <w:szCs w:val="24"/>
+        </w:rPr>
+        <w:t>string</w:t>
+      </w:r>
+      <w:proofErr w:type="spellEnd"/>
+      <w:r>
+        <w:rPr>
+          <w:color w:val="1A1A1A"/>
+          <w:sz w:val="24"/>
+          <w:szCs w:val="24"/>
+        </w:rPr>
+        <w:t xml:space="preserve"> en el JSON de respuesta de </w:t>
+      </w:r>
+      <w:proofErr w:type="spellStart"/>
+      <w:r>
+        <w:rPr>
+          <w:color w:val="1A1A1A"/>
+          <w:sz w:val="24"/>
+          <w:szCs w:val="24"/>
+        </w:rPr>
+        <w:t>Browserless</w:t>
+      </w:r>
+      <w:proofErr w:type="spellEnd"/>
+      <w:r>
+        <w:rPr>
+          <w:color w:val="1A1A1A"/>
+          <w:sz w:val="24"/>
+          <w:szCs w:val="24"/>
+        </w:rPr>
+        <w:t xml:space="preserve"> y luego el nodo JS lo convierte a binario con </w:t>
+      </w:r>
+      <w:proofErr w:type="spellStart"/>
+      <w:r>
+        <w:rPr>
+          <w:color w:val="1A1A1A"/>
+          <w:sz w:val="24"/>
+          <w:szCs w:val="24"/>
+        </w:rPr>
+        <w:t>helpers.prepareBinaryData</w:t>
+      </w:r>
+      <w:proofErr w:type="spellEnd"/>
+      <w:r>
+        <w:rPr>
+          <w:color w:val="1A1A1A"/>
+          <w:sz w:val="24"/>
+          <w:szCs w:val="24"/>
+        </w:rPr>
+        <w:t>.</w:t>
       </w:r>
     </w:p>
     <w:p>
       <w:pPr>
         <w:pStyle w:val="Ttulo2"/>
-      </w:pPr>
-      <w:bookmarkStart w:id="18" w:name="_Toc226285853"/>
-      <w:r>
-        <w:t>Cómo se extrae el nombre del correo</w:t>
-      </w:r>
-      <w:bookmarkEnd w:id="18"/>
-    </w:p>
-    <w:p>
-      <w:pPr>
-        <w:spacing w:before="60" w:after="60"/>
-        <w:rPr>
-          <w:color w:val="1A1A1A"/>
-          <w:sz w:val="24"/>
-          <w:szCs w:val="24"/>
-        </w:rPr>
-      </w:pPr>
-      <w:r>
-        <w:rPr>
-          <w:color w:val="1A1A1A"/>
-          <w:sz w:val="24"/>
-          <w:szCs w:val="24"/>
-        </w:rPr>
-        <w:t>El nodo de Gmail retorna el campo snippet (resumen del mensaje). El nodo JS lo toma con $input.first().json.snippet y lo inyecta directamente en el template del código Puppeteer mediante interpolación de cadena (template literals). Esto garantiza que cualquier nombre de texto plano funcione sin transformaciones adicionales.</w:t>
+        <w:rPr>
+          <w:rFonts w:ascii="Arial Rounded MT Bold" w:eastAsia="Arial" w:hAnsi="Arial Rounded MT Bold"/>
+        </w:rPr>
+      </w:pPr>
+      <w:bookmarkStart w:id="20" w:name="_Toc226313568"/>
+      <w:r>
+        <w:rPr>
+          <w:rFonts w:ascii="Arial Rounded MT Bold" w:eastAsia="Arial" w:hAnsi="Arial Rounded MT Bold"/>
+        </w:rPr>
+        <w:t xml:space="preserve">Estrategia DOC </w:t>
+      </w:r>
+      <w:r>
+        <w:rPr>
+          <w:rFonts w:ascii="Arial" w:eastAsia="Arial" w:hAnsi="Arial" w:cs="Arial"/>
+        </w:rPr>
+        <w:t>→</w:t>
+      </w:r>
+      <w:r>
+        <w:rPr>
+          <w:rFonts w:ascii="Arial Rounded MT Bold" w:eastAsia="Arial" w:hAnsi="Arial Rounded MT Bold"/>
+        </w:rPr>
+        <w:t xml:space="preserve"> CSV (</w:t>
+      </w:r>
+      <w:proofErr w:type="spellStart"/>
+      <w:r>
+        <w:rPr>
+          <w:rFonts w:ascii="Arial Rounded MT Bold" w:eastAsia="Arial" w:hAnsi="Arial Rounded MT Bold"/>
+        </w:rPr>
+        <w:t>fallback</w:t>
+      </w:r>
+      <w:proofErr w:type="spellEnd"/>
+      <w:r>
+        <w:rPr>
+          <w:rFonts w:ascii="Arial Rounded MT Bold" w:eastAsia="Arial" w:hAnsi="Arial Rounded MT Bold"/>
+        </w:rPr>
+        <w:t>)</w:t>
+      </w:r>
+      <w:bookmarkEnd w:id="20"/>
+    </w:p>
+    <w:p>
+      <w:pPr>
+        <w:rPr>
+          <w:sz w:val="24"/>
+          <w:szCs w:val="24"/>
+        </w:rPr>
+      </w:pPr>
+      <w:r>
+        <w:rPr>
+          <w:sz w:val="24"/>
+          <w:szCs w:val="24"/>
+        </w:rPr>
+        <w:t xml:space="preserve">El </w:t>
+      </w:r>
+      <w:proofErr w:type="spellStart"/>
+      <w:r>
+        <w:rPr>
+          <w:sz w:val="24"/>
+          <w:szCs w:val="24"/>
+        </w:rPr>
+        <w:t>bot</w:t>
+      </w:r>
+      <w:proofErr w:type="spellEnd"/>
+      <w:r>
+        <w:rPr>
+          <w:sz w:val="24"/>
+          <w:szCs w:val="24"/>
+        </w:rPr>
+        <w:t xml:space="preserve"> intenta primero descargar el documento en formato DOC. Si el proceso muestra un modal indicando que no está disponible, hace clic en Volver y reintenta con la opción Descargar CSV (hasta 3 intentos con espera de 2 segundos entre cada uno).</w:t>
+      </w:r>
+    </w:p>
+    <w:p>
+      <w:r>
+        <w:rPr>
+          <w:rFonts w:ascii="Arial Rounded MT Bold" w:hAnsi="Arial Rounded MT Bold"/>
+          <w:color w:val="2F5496" w:themeColor="accent1" w:themeShade="BF"/>
+          <w:sz w:val="26"/>
+          <w:szCs w:val="26"/>
+        </w:rPr>
+        <w:t xml:space="preserve">Estrategia </w:t>
+      </w:r>
+      <w:r>
+        <w:rPr>
+          <w:rFonts w:ascii="Arial Rounded MT Bold" w:eastAsia="Arial" w:hAnsi="Arial Rounded MT Bold"/>
+          <w:color w:val="2F5496" w:themeColor="accent1" w:themeShade="BF"/>
+          <w:sz w:val="26"/>
+          <w:szCs w:val="26"/>
+        </w:rPr>
+        <w:t xml:space="preserve">CSV </w:t>
+      </w:r>
+      <w:r>
+        <w:rPr>
+          <w:rFonts w:ascii="Arial Rounded MT Bold" w:eastAsia="Arial" w:hAnsi="Arial Rounded MT Bold"/>
+          <w:color w:val="2F5496" w:themeColor="accent1" w:themeShade="BF"/>
+          <w:sz w:val="26"/>
+          <w:szCs w:val="26"/>
+        </w:rPr>
+        <w:sym w:font="Wingdings" w:char="F0E0"/>
+      </w:r>
+      <w:r>
+        <w:rPr>
+          <w:rFonts w:ascii="Arial Rounded MT Bold" w:eastAsia="Arial" w:hAnsi="Arial Rounded MT Bold"/>
+          <w:color w:val="2F5496" w:themeColor="accent1" w:themeShade="BF"/>
+          <w:sz w:val="26"/>
+          <w:szCs w:val="26"/>
+        </w:rPr>
+        <w:t xml:space="preserve"> DOC (HTML)</w:t>
+      </w:r>
+      <w:r>
+        <w:rPr>
+          <w:rFonts w:ascii="Arial Rounded MT Bold" w:eastAsia="Arial" w:hAnsi="Arial Rounded MT Bold"/>
+        </w:rPr>
+        <w:br/>
+      </w:r>
+      <w:r>
+        <w:t xml:space="preserve">El </w:t>
+      </w:r>
+      <w:proofErr w:type="spellStart"/>
+      <w:r>
+        <w:t>bot</w:t>
+      </w:r>
+      <w:proofErr w:type="spellEnd"/>
+      <w:r>
+        <w:t xml:space="preserve"> obtiene la información en formato CSV desde la fuente de datos. Posteriormente, mediante un script en JavaScript, se procesa este contenido para transformarlo en una estructura HTML.</w:t>
+      </w:r>
+    </w:p>
+    <w:p>
+      <w:pPr>
+        <w:rPr>
+          <w:sz w:val="24"/>
+          <w:szCs w:val="24"/>
+        </w:rPr>
+      </w:pPr>
+      <w:r>
+        <w:rPr>
+          <w:sz w:val="24"/>
+          <w:szCs w:val="24"/>
+        </w:rPr>
+        <w:t>Este HTML es diseñado cuidadosamente para representar la información en una tabla clara, ordenada y visualmente presentable, facilitando su lectura y análisis.</w:t>
+      </w:r>
+    </w:p>
+    <w:p>
+      <w:pPr>
+        <w:rPr>
+          <w:sz w:val="24"/>
+          <w:szCs w:val="24"/>
+        </w:rPr>
+      </w:pPr>
+      <w:r>
+        <w:rPr>
+          <w:sz w:val="24"/>
+          <w:szCs w:val="24"/>
+        </w:rPr>
+        <w:t>Una vez generada la estructura, el contenido HTML se convierte en un archivo binario con formato .</w:t>
+      </w:r>
+      <w:proofErr w:type="spellStart"/>
+      <w:r>
+        <w:rPr>
+          <w:sz w:val="24"/>
+          <w:szCs w:val="24"/>
+        </w:rPr>
+        <w:t>doc</w:t>
+      </w:r>
+      <w:proofErr w:type="spellEnd"/>
+      <w:r>
+        <w:rPr>
+          <w:sz w:val="24"/>
+          <w:szCs w:val="24"/>
+        </w:rPr>
+        <w:t>, compatible con Microsoft Word. Finalmente, este archivo es adjuntado y enviado automáticamente a través de Gmail como documento.</w:t>
       </w:r>
     </w:p>
     <w:p>
       <w:pPr>
         <w:pStyle w:val="Ttulo2"/>
-      </w:pPr>
-      <w:bookmarkStart w:id="19" w:name="_Toc226285854"/>
-      <w:r>
-        <w:t>Cómo se maneja la descarga del archivo</w:t>
-      </w:r>
-      <w:bookmarkEnd w:id="19"/>
-    </w:p>
-    <w:p>
-      <w:pPr>
-        <w:spacing w:after="60"/>
-        <w:rPr>
-          <w:color w:val="1A1A1A"/>
-          <w:sz w:val="24"/>
-          <w:szCs w:val="24"/>
-        </w:rPr>
-      </w:pPr>
-      <w:r>
-        <w:rPr>
-          <w:color w:val="1A1A1A"/>
-          <w:sz w:val="24"/>
-          <w:szCs w:val="24"/>
-        </w:rPr>
-        <w:t>Se usa page.setRequestInterception(true) para interceptar la respuesta HTTP del archivo CSV directamente en memoria. Esto evita la complejidad del manejo de directorios de descarga en un entorno Docker. El contenido se retorna como string en el JSON de respuesta de Browserless y luego el nodo JS lo convierte a binario con helpers.prepareBinaryData.</w:t>
+        <w:rPr>
+          <w:rFonts w:ascii="Arial Rounded MT Bold" w:hAnsi="Arial Rounded MT Bold"/>
+        </w:rPr>
+      </w:pPr>
+      <w:bookmarkStart w:id="21" w:name="_Toc226313569"/>
+      <w:r>
+        <w:rPr>
+          <w:rFonts w:ascii="Arial Rounded MT Bold" w:hAnsi="Arial Rounded MT Bold"/>
+        </w:rPr>
+        <w:t>Arquitectura de logs con PostgreSQL</w:t>
+      </w:r>
+      <w:bookmarkEnd w:id="21"/>
+    </w:p>
+    <w:p>
+      <w:pPr>
+        <w:rPr>
+          <w:sz w:val="24"/>
+          <w:szCs w:val="24"/>
+        </w:rPr>
+      </w:pPr>
+      <w:r>
+        <w:rPr>
+          <w:sz w:val="24"/>
+          <w:szCs w:val="24"/>
+        </w:rPr>
+        <w:t xml:space="preserve">Como el entorno corre en Docker y Write Files </w:t>
+      </w:r>
+      <w:proofErr w:type="spellStart"/>
+      <w:r>
+        <w:rPr>
+          <w:sz w:val="24"/>
+          <w:szCs w:val="24"/>
+        </w:rPr>
+        <w:t>to</w:t>
+      </w:r>
+      <w:proofErr w:type="spellEnd"/>
+      <w:r>
+        <w:rPr>
+          <w:sz w:val="24"/>
+          <w:szCs w:val="24"/>
+        </w:rPr>
+        <w:t xml:space="preserve"> Disk no estaba disponible directamente en esta versión de n8n, se optó por persistir los logs en PostgreSQL (contenedor en el mismo Docker </w:t>
+      </w:r>
+      <w:proofErr w:type="spellStart"/>
+      <w:r>
+        <w:rPr>
+          <w:sz w:val="24"/>
+          <w:szCs w:val="24"/>
+        </w:rPr>
+        <w:t>Compose</w:t>
+      </w:r>
+      <w:proofErr w:type="spellEnd"/>
+      <w:r>
+        <w:rPr>
+          <w:sz w:val="24"/>
+          <w:szCs w:val="24"/>
+        </w:rPr>
+        <w:t xml:space="preserve">). Esto ofrece ventajas adicionales: consultas SQL, filtros por fecha y exportación con un solo clic vía export_logs.bat. El flujo registra tres puntos de control: inicio, resultado de </w:t>
+      </w:r>
+      <w:proofErr w:type="spellStart"/>
+      <w:r>
+        <w:rPr>
+          <w:sz w:val="24"/>
+          <w:szCs w:val="24"/>
+        </w:rPr>
+        <w:t>scraping</w:t>
+      </w:r>
+      <w:proofErr w:type="spellEnd"/>
+      <w:r>
+        <w:rPr>
+          <w:sz w:val="24"/>
+          <w:szCs w:val="24"/>
+        </w:rPr>
+        <w:t xml:space="preserve"> y fin del envío.</w:t>
       </w:r>
     </w:p>
     <w:p>
       <w:pPr>
         <w:pStyle w:val="Ttulo2"/>
         <w:rPr>
-          <w:rFonts w:eastAsia="Arial"/>
-        </w:rPr>
-      </w:pPr>
-      <w:bookmarkStart w:id="20" w:name="_Toc226285855"/>
-      <w:r>
-        <w:rPr>
-          <w:rFonts w:eastAsia="Arial"/>
-        </w:rPr>
-        <w:t>Estrategia DOC → CSV (fallback)</w:t>
-      </w:r>
-      <w:bookmarkEnd w:id="20"/>
-    </w:p>
-    <w:p>
-      <w:pPr>
-        <w:rPr>
-          <w:sz w:val="24"/>
-          <w:szCs w:val="24"/>
-        </w:rPr>
-      </w:pPr>
-      <w:r>
-        <w:rPr>
-          <w:sz w:val="24"/>
-          <w:szCs w:val="24"/>
-        </w:rPr>
-        <w:t>El bot intenta primero descargar el documento en formato DOC. Si el proceso muestra un modal indicando que no está disponible, hace clic en Volver y reintenta con la opción Descargar CSV (hasta 3 intentos con espera de 2 segundos entre cada uno).</w:t>
-      </w:r>
-    </w:p>
-    <w:p>
-      <w:pPr>
-        <w:pStyle w:val="Ttulo2"/>
-      </w:pPr>
-      <w:bookmarkStart w:id="21" w:name="_Toc226285856"/>
-      <w:r>
-        <w:t>Arquitectura de logs con PostgreSQL</w:t>
-      </w:r>
-      <w:bookmarkEnd w:id="21"/>
-    </w:p>
-    <w:p>
-      <w:pPr>
-        <w:rPr>
-          <w:sz w:val="24"/>
-          <w:szCs w:val="24"/>
-        </w:rPr>
-      </w:pPr>
-      <w:r>
-        <w:rPr>
-          <w:sz w:val="24"/>
-          <w:szCs w:val="24"/>
-        </w:rPr>
-        <w:t>Como el entorno corre en Docker y Write Files to Disk no estaba disponible directamente en esta versión de n8n, se optó por persistir los logs en PostgreSQL (contenedor en el mismo Docker Compose). Esto ofrece ventajas adicionales: consultas SQL, filtros por fecha y exportación con un solo clic vía export_logs.bat. El flujo registra tres puntos de control: inicio, resultado de scraping y fin del envío.</w:t>
-      </w:r>
-    </w:p>
-    <w:p>
-      <w:pPr>
-        <w:rPr>
-          <w:sz w:val="24"/>
-          <w:szCs w:val="24"/>
-        </w:rPr>
-      </w:pPr>
-    </w:p>
-    <w:p>
-      <w:pPr>
-        <w:rPr>
-          <w:sz w:val="24"/>
-          <w:szCs w:val="24"/>
-        </w:rPr>
-      </w:pPr>
-    </w:p>
-    <w:p>
-      <w:pPr>
-        <w:rPr>
-          <w:sz w:val="24"/>
-          <w:szCs w:val="24"/>
-        </w:rPr>
-      </w:pPr>
-    </w:p>
-    <w:p>
-      <w:pPr>
-        <w:rPr>
-          <w:sz w:val="24"/>
-          <w:szCs w:val="24"/>
-        </w:rPr>
-      </w:pPr>
-    </w:p>
-    <w:p>
-      <w:pPr>
-        <w:rPr>
-          <w:sz w:val="24"/>
-          <w:szCs w:val="24"/>
-        </w:rPr>
-      </w:pPr>
-    </w:p>
-    <w:p>
-      <w:pPr>
-        <w:rPr>
-          <w:sz w:val="24"/>
-          <w:szCs w:val="24"/>
-        </w:rPr>
-      </w:pPr>
-    </w:p>
-    <w:p>
-      <w:pPr>
-        <w:pStyle w:val="Ttulo2"/>
-      </w:pPr>
-      <w:bookmarkStart w:id="22" w:name="_Toc226285857"/>
-      <w:r>
-        <w:lastRenderedPageBreak/>
+          <w:rFonts w:ascii="Arial Rounded MT Bold" w:hAnsi="Arial Rounded MT Bold"/>
+        </w:rPr>
+      </w:pPr>
+      <w:bookmarkStart w:id="22" w:name="_Toc226313570"/>
+      <w:r>
+        <w:rPr>
+          <w:rFonts w:ascii="Arial Rounded MT Bold" w:hAnsi="Arial Rounded MT Bold"/>
+        </w:rPr>
         <w:t>Manejo de errores</w:t>
       </w:r>
       <w:bookmarkEnd w:id="22"/>
@@ -5478,7 +7495,7 @@
         <w:tc>
           <w:tcPr>
             <w:tcW w:w="2689" w:type="dxa"/>
-            <w:shd w:val="clear" w:color="auto" w:fill="002060"/>
+            <w:shd w:val="clear" w:color="auto" w:fill="8EAADB" w:themeFill="accent1" w:themeFillTint="99"/>
           </w:tcPr>
           <w:p>
             <w:pPr>
@@ -5497,7 +7514,7 @@
         <w:tc>
           <w:tcPr>
             <w:tcW w:w="6139" w:type="dxa"/>
-            <w:shd w:val="clear" w:color="auto" w:fill="002060"/>
+            <w:shd w:val="clear" w:color="auto" w:fill="8EAADB" w:themeFill="accent1" w:themeFillTint="99"/>
           </w:tcPr>
           <w:p>
             <w:pPr>
@@ -5531,8 +7548,16 @@
               <w:rPr>
                 <w:color w:val="1A1A1A"/>
               </w:rPr>
-              <w:t>Page timeout</w:t>
-            </w:r>
+              <w:t xml:space="preserve">Page </w:t>
+            </w:r>
+            <w:proofErr w:type="spellStart"/>
+            <w:r>
+              <w:rPr>
+                <w:color w:val="1A1A1A"/>
+              </w:rPr>
+              <w:t>timeout</w:t>
+            </w:r>
+            <w:proofErr w:type="spellEnd"/>
           </w:p>
         </w:tc>
         <w:tc>
@@ -5552,11 +7577,47 @@
                 <w:color w:val="1A1A1A"/>
               </w:rPr>
             </w:pPr>
-            <w:r>
-              <w:rPr>
-                <w:color w:val="1A1A1A"/>
-              </w:rPr>
-              <w:t>waitForSelector con timeout 30 s. Si la página no responde, Browserless retorna un error que se registra en PostgreSQL con status='error'.</w:t>
+            <w:proofErr w:type="spellStart"/>
+            <w:r>
+              <w:rPr>
+                <w:color w:val="1A1A1A"/>
+              </w:rPr>
+              <w:t>waitForSelector</w:t>
+            </w:r>
+            <w:proofErr w:type="spellEnd"/>
+            <w:r>
+              <w:rPr>
+                <w:color w:val="1A1A1A"/>
+              </w:rPr>
+              <w:t xml:space="preserve"> con </w:t>
+            </w:r>
+            <w:proofErr w:type="spellStart"/>
+            <w:r>
+              <w:rPr>
+                <w:color w:val="1A1A1A"/>
+              </w:rPr>
+              <w:t>timeout</w:t>
+            </w:r>
+            <w:proofErr w:type="spellEnd"/>
+            <w:r>
+              <w:rPr>
+                <w:color w:val="1A1A1A"/>
+              </w:rPr>
+              <w:t xml:space="preserve"> 30 s. Si la página no responde, </w:t>
+            </w:r>
+            <w:proofErr w:type="spellStart"/>
+            <w:r>
+              <w:rPr>
+                <w:color w:val="1A1A1A"/>
+              </w:rPr>
+              <w:t>Browserless</w:t>
+            </w:r>
+            <w:proofErr w:type="spellEnd"/>
+            <w:r>
+              <w:rPr>
+                <w:color w:val="1A1A1A"/>
+              </w:rPr>
+              <w:t xml:space="preserve"> retorna un error que se registra en PostgreSQL con status='error'.</w:t>
             </w:r>
           </w:p>
           <w:p/>
@@ -5604,7 +7665,35 @@
               <w:rPr>
                 <w:color w:val="1A1A1A"/>
               </w:rPr>
-              <w:t>El bot detecta el texto del modal activo y hace fallback automático a CSV con hasta 3 reintentos.</w:t>
+              <w:t xml:space="preserve">El </w:t>
+            </w:r>
+            <w:proofErr w:type="spellStart"/>
+            <w:r>
+              <w:rPr>
+                <w:color w:val="1A1A1A"/>
+              </w:rPr>
+              <w:t>bot</w:t>
+            </w:r>
+            <w:proofErr w:type="spellEnd"/>
+            <w:r>
+              <w:rPr>
+                <w:color w:val="1A1A1A"/>
+              </w:rPr>
+              <w:t xml:space="preserve"> detecta el texto del modal activo y hace </w:t>
+            </w:r>
+            <w:proofErr w:type="spellStart"/>
+            <w:r>
+              <w:rPr>
+                <w:color w:val="1A1A1A"/>
+              </w:rPr>
+              <w:t>fallback</w:t>
+            </w:r>
+            <w:proofErr w:type="spellEnd"/>
+            <w:r>
+              <w:rPr>
+                <w:color w:val="1A1A1A"/>
+              </w:rPr>
+              <w:t xml:space="preserve"> automático a CSV con hasta 3 reintentos.</w:t>
             </w:r>
           </w:p>
           <w:p/>
@@ -5673,13 +7762,23 @@
             </w:pPr>
           </w:p>
           <w:p>
+            <w:proofErr w:type="spellStart"/>
             <w:r>
               <w:rPr>
                 <w:color w:val="1A1A1A"/>
                 <w:sz w:val="20"/>
                 <w:szCs w:val="20"/>
               </w:rPr>
-              <w:t>Snippet vacío</w:t>
+              <w:t>Snippet</w:t>
+            </w:r>
+            <w:proofErr w:type="spellEnd"/>
+            <w:r>
+              <w:rPr>
+                <w:color w:val="1A1A1A"/>
+                <w:sz w:val="20"/>
+                <w:szCs w:val="20"/>
+              </w:rPr>
+              <w:t xml:space="preserve"> vacío</w:t>
             </w:r>
           </w:p>
         </w:tc>
@@ -5710,7 +7809,25 @@
                 <w:sz w:val="20"/>
                 <w:szCs w:val="20"/>
               </w:rPr>
-              <w:t>Si snippet está vacío o indefinido, el nombre consultado será 'N/A' y el log registrará el fallo.</w:t>
+              <w:t xml:space="preserve">Si </w:t>
+            </w:r>
+            <w:proofErr w:type="spellStart"/>
+            <w:r>
+              <w:rPr>
+                <w:color w:val="1A1A1A"/>
+                <w:sz w:val="20"/>
+                <w:szCs w:val="20"/>
+              </w:rPr>
+              <w:t>snippet</w:t>
+            </w:r>
+            <w:proofErr w:type="spellEnd"/>
+            <w:r>
+              <w:rPr>
+                <w:color w:val="1A1A1A"/>
+                <w:sz w:val="20"/>
+                <w:szCs w:val="20"/>
+              </w:rPr>
+              <w:t xml:space="preserve"> está vacío o indefinido, el nombre consultado será 'N/A' y el log registrará el fallo.</w:t>
             </w:r>
           </w:p>
           <w:p/>
@@ -5768,7 +7885,41 @@
                 <w:sz w:val="20"/>
                 <w:szCs w:val="20"/>
               </w:rPr>
-              <w:t>n8n notifica el error en la interfaz visual y el log de PostgreSQL lo captura con status='error'.</w:t>
+              <w:t>n8n notifica el error en la interfaz visual y el log de PostgreSQL lo captura con status='error'</w:t>
+            </w:r>
+            <w:r>
+              <w:rPr>
+                <w:color w:val="1A1A1A"/>
+                <w:sz w:val="20"/>
+                <w:szCs w:val="20"/>
+              </w:rPr>
+              <w:t xml:space="preserve">, si se detecta un error en nodo, manda informe del error el Gmail del consultante del </w:t>
+            </w:r>
+            <w:proofErr w:type="spellStart"/>
+            <w:r>
+              <w:rPr>
+                <w:color w:val="1A1A1A"/>
+                <w:sz w:val="20"/>
+                <w:szCs w:val="20"/>
+              </w:rPr>
+              <w:t>mnodo</w:t>
+            </w:r>
+            <w:proofErr w:type="spellEnd"/>
+            <w:r>
+              <w:rPr>
+                <w:color w:val="1A1A1A"/>
+                <w:sz w:val="20"/>
+                <w:szCs w:val="20"/>
+              </w:rPr>
+              <w:t xml:space="preserve"> exacto del fallo</w:t>
+            </w:r>
+            <w:r>
+              <w:rPr>
+                <w:color w:val="1A1A1A"/>
+                <w:sz w:val="20"/>
+                <w:szCs w:val="20"/>
+              </w:rPr>
+              <w:t>.</w:t>
             </w:r>
           </w:p>
           <w:p/>
@@ -5776,32 +7927,22 @@
       </w:tr>
     </w:tbl>
     <w:p/>
-    <w:p/>
-    <w:p/>
-    <w:p/>
-    <w:p/>
-    <w:p/>
-    <w:p/>
-    <w:p/>
-    <w:p/>
-    <w:p/>
-    <w:p/>
-    <w:p/>
-    <w:p/>
-    <w:p/>
-    <w:p/>
     <w:p>
       <w:pPr>
         <w:pStyle w:val="Ttulo1"/>
-      </w:pPr>
-      <w:bookmarkStart w:id="23" w:name="_Toc226285858"/>
-      <w:r>
-        <w:lastRenderedPageBreak/>
+        <w:rPr>
+          <w:rFonts w:ascii="Arial Rounded MT Bold" w:hAnsi="Arial Rounded MT Bold"/>
+        </w:rPr>
+      </w:pPr>
+      <w:bookmarkStart w:id="23" w:name="_Toc226313571"/>
+      <w:r>
+        <w:rPr>
+          <w:rFonts w:ascii="Arial Rounded MT Bold" w:hAnsi="Arial Rounded MT Bold"/>
+        </w:rPr>
         <w:t>Entregables del repositorio</w:t>
       </w:r>
       <w:bookmarkEnd w:id="23"/>
     </w:p>
-    <w:p/>
     <w:p>
       <w:pPr>
         <w:pBdr>
@@ -6015,33 +8156,7 @@
           <w:szCs w:val="20"/>
         </w:rPr>
         <w:tab/>
-      </w:r>
-      <w:r>
-        <w:rPr>
-          <w:rFonts w:ascii="Courier New" w:eastAsia="Courier New" w:hAnsi="Courier New" w:cs="Courier New"/>
-          <w:color w:val="333333"/>
-          <w:sz w:val="20"/>
-          <w:szCs w:val="20"/>
-        </w:rPr>
-        <w:t>README.</w:t>
-      </w:r>
-      <w:r>
-        <w:rPr>
-          <w:rFonts w:ascii="Courier New" w:eastAsia="Courier New" w:hAnsi="Courier New" w:cs="Courier New"/>
-          <w:color w:val="333333"/>
-          <w:sz w:val="20"/>
-          <w:szCs w:val="20"/>
-        </w:rPr>
-        <w:t xml:space="preserve">md              </w:t>
-      </w:r>
-      <w:r>
-        <w:rPr>
-          <w:rFonts w:ascii="Courier New" w:eastAsia="Courier New" w:hAnsi="Courier New" w:cs="Courier New"/>
-          <w:color w:val="333333"/>
-          <w:sz w:val="20"/>
-          <w:szCs w:val="20"/>
-        </w:rPr>
-        <w:t xml:space="preserve">   &lt;- Este documento</w:t>
+        <w:t>README.md                 &lt;- Este documento</w:t>
       </w:r>
     </w:p>
     <w:p>
@@ -6121,8 +8236,19 @@
           <w:sz w:val="20"/>
           <w:szCs w:val="20"/>
         </w:rPr>
-        <w:t xml:space="preserve">  /screenshots</w:t>
-      </w:r>
+        <w:t xml:space="preserve">  /</w:t>
+      </w:r>
+      <w:proofErr w:type="spellStart"/>
+      <w:r>
+        <w:rPr>
+          <w:rFonts w:ascii="Courier New" w:eastAsia="Courier New" w:hAnsi="Courier New" w:cs="Courier New"/>
+          <w:color w:val="333333"/>
+          <w:sz w:val="20"/>
+          <w:szCs w:val="20"/>
+        </w:rPr>
+        <w:t>screenshots</w:t>
+      </w:r>
+      <w:proofErr w:type="spellEnd"/>
     </w:p>
     <w:p>
       <w:pPr>
@@ -6202,34 +8328,7 @@
           <w:sz w:val="20"/>
           <w:szCs w:val="20"/>
         </w:rPr>
-        <w:t xml:space="preserve">    video_flujo.mp4             </w:t>
-      </w:r>
-      <w:r>
-        <w:rPr>
-          <w:rFonts w:ascii="Courier New" w:eastAsia="Courier New" w:hAnsi="Courier New" w:cs="Courier New"/>
-          <w:color w:val="333333"/>
-          <w:sz w:val="20"/>
-          <w:szCs w:val="20"/>
-        </w:rPr>
-        <w:t xml:space="preserve">&lt;- </w:t>
-      </w:r>
-      <w:r>
-        <w:rPr>
-          <w:rFonts w:ascii="Courier New" w:eastAsia="Courier New" w:hAnsi="Courier New" w:cs="Courier New"/>
-          <w:color w:val="333333"/>
-          <w:sz w:val="20"/>
-          <w:szCs w:val="20"/>
-        </w:rPr>
-        <w:t>video</w:t>
-      </w:r>
-      <w:r>
-        <w:rPr>
-          <w:rFonts w:ascii="Courier New" w:eastAsia="Courier New" w:hAnsi="Courier New" w:cs="Courier New"/>
-          <w:color w:val="333333"/>
-          <w:sz w:val="20"/>
-          <w:szCs w:val="20"/>
-        </w:rPr>
-        <w:t xml:space="preserve"> de ejecución correcta</w:t>
+        <w:t xml:space="preserve">    video_flujo.mp4             &lt;- video de ejecución correcta</w:t>
       </w:r>
     </w:p>
     <w:p>
@@ -7183,6 +9282,7 @@
   <w:style w:type="paragraph" w:default="1" w:styleId="Normal">
     <w:name w:val="Normal"/>
     <w:qFormat/>
+    <w:rsid w:val="00E2098B"/>
   </w:style>
   <w:style w:type="paragraph" w:styleId="Ttulo1">
     <w:name w:val="heading 1"/>
@@ -7429,6 +9529,19 @@
     <w:rPr>
       <w:color w:val="0563C1" w:themeColor="hyperlink"/>
       <w:u w:val="single"/>
+    </w:rPr>
+  </w:style>
+  <w:style w:type="paragraph" w:styleId="NormalWeb">
+    <w:name w:val="Normal (Web)"/>
+    <w:basedOn w:val="Normal"/>
+    <w:uiPriority w:val="99"/>
+    <w:semiHidden/>
+    <w:unhideWhenUsed/>
+    <w:rsid w:val="00B52741"/>
+    <w:rPr>
+      <w:rFonts w:ascii="Times New Roman" w:hAnsi="Times New Roman" w:cs="Times New Roman"/>
+      <w:sz w:val="24"/>
+      <w:szCs w:val="24"/>
     </w:rPr>
   </w:style>
 </w:styles>

--- a/README.docx
+++ b/README.docx
@@ -855,7 +855,7 @@
           <w:r>
             <w:fldChar w:fldCharType="separate"/>
           </w:r>
-          <w:hyperlink w:anchor="_Toc226313548" w:history="1">
+          <w:hyperlink w:anchor="_Toc226547263" w:history="1">
             <w:r>
               <w:rPr>
                 <w:rStyle w:val="Hipervnculo"/>
@@ -883,7 +883,7 @@
                 <w:noProof/>
                 <w:webHidden/>
               </w:rPr>
-              <w:instrText xml:space="preserve"> PAGEREF _Toc226313548 \h </w:instrText>
+              <w:instrText xml:space="preserve"> PAGEREF _Toc226547263 \h </w:instrText>
             </w:r>
             <w:r>
               <w:rPr>
@@ -930,7 +930,7 @@
               <w14:ligatures w14:val="standardContextual"/>
             </w:rPr>
           </w:pPr>
-          <w:hyperlink w:anchor="_Toc226313549" w:history="1">
+          <w:hyperlink w:anchor="_Toc226547264" w:history="1">
             <w:r>
               <w:rPr>
                 <w:rStyle w:val="Hipervnculo"/>
@@ -958,7 +958,7 @@
                 <w:noProof/>
                 <w:webHidden/>
               </w:rPr>
-              <w:instrText xml:space="preserve"> PAGEREF _Toc226313549 \h </w:instrText>
+              <w:instrText xml:space="preserve"> PAGEREF _Toc226547264 \h </w:instrText>
             </w:r>
             <w:r>
               <w:rPr>
@@ -1005,7 +1005,7 @@
               <w14:ligatures w14:val="standardContextual"/>
             </w:rPr>
           </w:pPr>
-          <w:hyperlink w:anchor="_Toc226313550" w:history="1">
+          <w:hyperlink w:anchor="_Toc226547265" w:history="1">
             <w:r>
               <w:rPr>
                 <w:rStyle w:val="Hipervnculo"/>
@@ -1043,7 +1043,7 @@
                 <w:noProof/>
                 <w:webHidden/>
               </w:rPr>
-              <w:instrText xml:space="preserve"> PAGEREF _Toc226313550 \h </w:instrText>
+              <w:instrText xml:space="preserve"> PAGEREF _Toc226547265 \h </w:instrText>
             </w:r>
             <w:r>
               <w:rPr>
@@ -1090,7 +1090,7 @@
               <w14:ligatures w14:val="standardContextual"/>
             </w:rPr>
           </w:pPr>
-          <w:hyperlink w:anchor="_Toc226313551" w:history="1">
+          <w:hyperlink w:anchor="_Toc226547266" w:history="1">
             <w:r>
               <w:rPr>
                 <w:rStyle w:val="Hipervnculo"/>
@@ -1118,7 +1118,7 @@
                 <w:noProof/>
                 <w:webHidden/>
               </w:rPr>
-              <w:instrText xml:space="preserve"> PAGEREF _Toc226313551 \h </w:instrText>
+              <w:instrText xml:space="preserve"> PAGEREF _Toc226547266 \h </w:instrText>
             </w:r>
             <w:r>
               <w:rPr>
@@ -1165,7 +1165,7 @@
               <w14:ligatures w14:val="standardContextual"/>
             </w:rPr>
           </w:pPr>
-          <w:hyperlink w:anchor="_Toc226313552" w:history="1">
+          <w:hyperlink w:anchor="_Toc226547267" w:history="1">
             <w:r>
               <w:rPr>
                 <w:rStyle w:val="Hipervnculo"/>
@@ -1193,7 +1193,7 @@
                 <w:noProof/>
                 <w:webHidden/>
               </w:rPr>
-              <w:instrText xml:space="preserve"> PAGEREF _Toc226313552 \h </w:instrText>
+              <w:instrText xml:space="preserve"> PAGEREF _Toc226547267 \h </w:instrText>
             </w:r>
             <w:r>
               <w:rPr>
@@ -1240,7 +1240,7 @@
               <w14:ligatures w14:val="standardContextual"/>
             </w:rPr>
           </w:pPr>
-          <w:hyperlink w:anchor="_Toc226313553" w:history="1">
+          <w:hyperlink w:anchor="_Toc226547268" w:history="1">
             <w:r>
               <w:rPr>
                 <w:rStyle w:val="Hipervnculo"/>
@@ -1268,7 +1268,7 @@
                 <w:noProof/>
                 <w:webHidden/>
               </w:rPr>
-              <w:instrText xml:space="preserve"> PAGEREF _Toc226313553 \h </w:instrText>
+              <w:instrText xml:space="preserve"> PAGEREF _Toc226547268 \h </w:instrText>
             </w:r>
             <w:r>
               <w:rPr>
@@ -1315,7 +1315,7 @@
               <w14:ligatures w14:val="standardContextual"/>
             </w:rPr>
           </w:pPr>
-          <w:hyperlink w:anchor="_Toc226313554" w:history="1">
+          <w:hyperlink w:anchor="_Toc226547269" w:history="1">
             <w:r>
               <w:rPr>
                 <w:rStyle w:val="Hipervnculo"/>
@@ -1343,7 +1343,7 @@
                 <w:noProof/>
                 <w:webHidden/>
               </w:rPr>
-              <w:instrText xml:space="preserve"> PAGEREF _Toc226313554 \h </w:instrText>
+              <w:instrText xml:space="preserve"> PAGEREF _Toc226547269 \h </w:instrText>
             </w:r>
             <w:r>
               <w:rPr>
@@ -1390,7 +1390,7 @@
               <w14:ligatures w14:val="standardContextual"/>
             </w:rPr>
           </w:pPr>
-          <w:hyperlink w:anchor="_Toc226313555" w:history="1">
+          <w:hyperlink w:anchor="_Toc226547270" w:history="1">
             <w:r>
               <w:rPr>
                 <w:rStyle w:val="Hipervnculo"/>
@@ -1418,7 +1418,7 @@
                 <w:noProof/>
                 <w:webHidden/>
               </w:rPr>
-              <w:instrText xml:space="preserve"> PAGEREF _Toc226313555 \h </w:instrText>
+              <w:instrText xml:space="preserve"> PAGEREF _Toc226547270 \h </w:instrText>
             </w:r>
             <w:r>
               <w:rPr>
@@ -1465,7 +1465,7 @@
               <w14:ligatures w14:val="standardContextual"/>
             </w:rPr>
           </w:pPr>
-          <w:hyperlink w:anchor="_Toc226313556" w:history="1">
+          <w:hyperlink w:anchor="_Toc226547271" w:history="1">
             <w:r>
               <w:rPr>
                 <w:rStyle w:val="Hipervnculo"/>
@@ -1493,7 +1493,7 @@
                 <w:noProof/>
                 <w:webHidden/>
               </w:rPr>
-              <w:instrText xml:space="preserve"> PAGEREF _Toc226313556 \h </w:instrText>
+              <w:instrText xml:space="preserve"> PAGEREF _Toc226547271 \h </w:instrText>
             </w:r>
             <w:r>
               <w:rPr>
@@ -1540,7 +1540,7 @@
               <w14:ligatures w14:val="standardContextual"/>
             </w:rPr>
           </w:pPr>
-          <w:hyperlink w:anchor="_Toc226313557" w:history="1">
+          <w:hyperlink w:anchor="_Toc226547272" w:history="1">
             <w:r>
               <w:rPr>
                 <w:rStyle w:val="Hipervnculo"/>
@@ -1568,7 +1568,7 @@
                 <w:noProof/>
                 <w:webHidden/>
               </w:rPr>
-              <w:instrText xml:space="preserve"> PAGEREF _Toc226313557 \h </w:instrText>
+              <w:instrText xml:space="preserve"> PAGEREF _Toc226547272 \h </w:instrText>
             </w:r>
             <w:r>
               <w:rPr>
@@ -1615,7 +1615,7 @@
               <w14:ligatures w14:val="standardContextual"/>
             </w:rPr>
           </w:pPr>
-          <w:hyperlink w:anchor="_Toc226313558" w:history="1">
+          <w:hyperlink w:anchor="_Toc226547273" w:history="1">
             <w:r>
               <w:rPr>
                 <w:rStyle w:val="Hipervnculo"/>
@@ -1643,7 +1643,7 @@
                 <w:noProof/>
                 <w:webHidden/>
               </w:rPr>
-              <w:instrText xml:space="preserve"> PAGEREF _Toc226313558 \h </w:instrText>
+              <w:instrText xml:space="preserve"> PAGEREF _Toc226547273 \h </w:instrText>
             </w:r>
             <w:r>
               <w:rPr>
@@ -1690,7 +1690,7 @@
               <w14:ligatures w14:val="standardContextual"/>
             </w:rPr>
           </w:pPr>
-          <w:hyperlink w:anchor="_Toc226313559" w:history="1">
+          <w:hyperlink w:anchor="_Toc226547274" w:history="1">
             <w:r>
               <w:rPr>
                 <w:rStyle w:val="Hipervnculo"/>
@@ -1718,7 +1718,7 @@
                 <w:noProof/>
                 <w:webHidden/>
               </w:rPr>
-              <w:instrText xml:space="preserve"> PAGEREF _Toc226313559 \h </w:instrText>
+              <w:instrText xml:space="preserve"> PAGEREF _Toc226547274 \h </w:instrText>
             </w:r>
             <w:r>
               <w:rPr>
@@ -1765,14 +1765,14 @@
               <w14:ligatures w14:val="standardContextual"/>
             </w:rPr>
           </w:pPr>
-          <w:hyperlink w:anchor="_Toc226313560" w:history="1">
+          <w:hyperlink w:anchor="_Toc226547275" w:history="1">
             <w:r>
               <w:rPr>
                 <w:rStyle w:val="Hipervnculo"/>
                 <w:rFonts w:ascii="Arial Rounded MT Bold" w:hAnsi="Arial Rounded MT Bold"/>
                 <w:noProof/>
               </w:rPr>
-              <w:t>Crear la tabla de logs en PostgreSQL</w:t>
+              <w:t>Ingreso al a base de datos a través de la consola de Docker o en su defecto poweeshelltablas</w:t>
             </w:r>
             <w:r>
               <w:rPr>
@@ -1793,7 +1793,7 @@
                 <w:noProof/>
                 <w:webHidden/>
               </w:rPr>
-              <w:instrText xml:space="preserve"> PAGEREF _Toc226313560 \h </w:instrText>
+              <w:instrText xml:space="preserve"> PAGEREF _Toc226547275 \h </w:instrText>
             </w:r>
             <w:r>
               <w:rPr>
@@ -1840,14 +1840,14 @@
               <w14:ligatures w14:val="standardContextual"/>
             </w:rPr>
           </w:pPr>
-          <w:hyperlink w:anchor="_Toc226313561" w:history="1">
+          <w:hyperlink w:anchor="_Toc226547276" w:history="1">
             <w:r>
               <w:rPr>
                 <w:rStyle w:val="Hipervnculo"/>
                 <w:rFonts w:ascii="Arial Rounded MT Bold" w:hAnsi="Arial Rounded MT Bold"/>
                 <w:noProof/>
               </w:rPr>
-              <w:t>Importar el flujo en n8n</w:t>
+              <w:t>ver tablas</w:t>
             </w:r>
             <w:r>
               <w:rPr>
@@ -1868,7 +1868,7 @@
                 <w:noProof/>
                 <w:webHidden/>
               </w:rPr>
-              <w:instrText xml:space="preserve"> PAGEREF _Toc226313561 \h </w:instrText>
+              <w:instrText xml:space="preserve"> PAGEREF _Toc226547276 \h </w:instrText>
             </w:r>
             <w:r>
               <w:rPr>
@@ -1915,14 +1915,14 @@
               <w14:ligatures w14:val="standardContextual"/>
             </w:rPr>
           </w:pPr>
-          <w:hyperlink w:anchor="_Toc226313562" w:history="1">
+          <w:hyperlink w:anchor="_Toc226547277" w:history="1">
             <w:r>
               <w:rPr>
                 <w:rStyle w:val="Hipervnculo"/>
                 <w:rFonts w:ascii="Arial Rounded MT Bold" w:hAnsi="Arial Rounded MT Bold"/>
                 <w:noProof/>
               </w:rPr>
-              <w:t>Formato del correo disparador</w:t>
+              <w:t>Crear la tabla de logs en PostgreSQL</w:t>
             </w:r>
             <w:r>
               <w:rPr>
@@ -1943,7 +1943,7 @@
                 <w:noProof/>
                 <w:webHidden/>
               </w:rPr>
-              <w:instrText xml:space="preserve"> PAGEREF _Toc226313562 \h </w:instrText>
+              <w:instrText xml:space="preserve"> PAGEREF _Toc226547277 \h </w:instrText>
             </w:r>
             <w:r>
               <w:rPr>
@@ -1990,7 +1990,232 @@
               <w14:ligatures w14:val="standardContextual"/>
             </w:rPr>
           </w:pPr>
-          <w:hyperlink w:anchor="_Toc226313563" w:history="1">
+          <w:hyperlink w:anchor="_Toc226547278" w:history="1">
+            <w:r>
+              <w:rPr>
+                <w:rStyle w:val="Hipervnculo"/>
+                <w:rFonts w:ascii="Arial Rounded MT Bold" w:hAnsi="Arial Rounded MT Bold"/>
+                <w:noProof/>
+              </w:rPr>
+              <w:t>Crear la tabla de logs en PostgreSQL</w:t>
+            </w:r>
+            <w:r>
+              <w:rPr>
+                <w:noProof/>
+                <w:webHidden/>
+              </w:rPr>
+              <w:tab/>
+            </w:r>
+            <w:r>
+              <w:rPr>
+                <w:noProof/>
+                <w:webHidden/>
+              </w:rPr>
+              <w:fldChar w:fldCharType="begin"/>
+            </w:r>
+            <w:r>
+              <w:rPr>
+                <w:noProof/>
+                <w:webHidden/>
+              </w:rPr>
+              <w:instrText xml:space="preserve"> PAGEREF _Toc226547278 \h </w:instrText>
+            </w:r>
+            <w:r>
+              <w:rPr>
+                <w:noProof/>
+                <w:webHidden/>
+              </w:rPr>
+            </w:r>
+            <w:r>
+              <w:rPr>
+                <w:noProof/>
+                <w:webHidden/>
+              </w:rPr>
+              <w:fldChar w:fldCharType="separate"/>
+            </w:r>
+            <w:r>
+              <w:rPr>
+                <w:noProof/>
+                <w:webHidden/>
+              </w:rPr>
+              <w:t>7</w:t>
+            </w:r>
+            <w:r>
+              <w:rPr>
+                <w:noProof/>
+                <w:webHidden/>
+              </w:rPr>
+              <w:fldChar w:fldCharType="end"/>
+            </w:r>
+          </w:hyperlink>
+        </w:p>
+        <w:p>
+          <w:pPr>
+            <w:pStyle w:val="TDC2"/>
+            <w:tabs>
+              <w:tab w:val="right" w:leader="dot" w:pos="8828"/>
+            </w:tabs>
+            <w:rPr>
+              <w:rFonts w:eastAsiaTheme="minorEastAsia"/>
+              <w:noProof/>
+              <w:kern w:val="2"/>
+              <w:sz w:val="24"/>
+              <w:szCs w:val="24"/>
+              <w:lang w:eastAsia="es-CO"/>
+              <w14:ligatures w14:val="standardContextual"/>
+            </w:rPr>
+          </w:pPr>
+          <w:hyperlink w:anchor="_Toc226547279" w:history="1">
+            <w:r>
+              <w:rPr>
+                <w:rStyle w:val="Hipervnculo"/>
+                <w:rFonts w:ascii="Arial Rounded MT Bold" w:hAnsi="Arial Rounded MT Bold"/>
+                <w:noProof/>
+              </w:rPr>
+              <w:t>Importar el flujo en n8n</w:t>
+            </w:r>
+            <w:r>
+              <w:rPr>
+                <w:noProof/>
+                <w:webHidden/>
+              </w:rPr>
+              <w:tab/>
+            </w:r>
+            <w:r>
+              <w:rPr>
+                <w:noProof/>
+                <w:webHidden/>
+              </w:rPr>
+              <w:fldChar w:fldCharType="begin"/>
+            </w:r>
+            <w:r>
+              <w:rPr>
+                <w:noProof/>
+                <w:webHidden/>
+              </w:rPr>
+              <w:instrText xml:space="preserve"> PAGEREF _Toc226547279 \h </w:instrText>
+            </w:r>
+            <w:r>
+              <w:rPr>
+                <w:noProof/>
+                <w:webHidden/>
+              </w:rPr>
+            </w:r>
+            <w:r>
+              <w:rPr>
+                <w:noProof/>
+                <w:webHidden/>
+              </w:rPr>
+              <w:fldChar w:fldCharType="separate"/>
+            </w:r>
+            <w:r>
+              <w:rPr>
+                <w:noProof/>
+                <w:webHidden/>
+              </w:rPr>
+              <w:t>8</w:t>
+            </w:r>
+            <w:r>
+              <w:rPr>
+                <w:noProof/>
+                <w:webHidden/>
+              </w:rPr>
+              <w:fldChar w:fldCharType="end"/>
+            </w:r>
+          </w:hyperlink>
+        </w:p>
+        <w:p>
+          <w:pPr>
+            <w:pStyle w:val="TDC2"/>
+            <w:tabs>
+              <w:tab w:val="right" w:leader="dot" w:pos="8828"/>
+            </w:tabs>
+            <w:rPr>
+              <w:rFonts w:eastAsiaTheme="minorEastAsia"/>
+              <w:noProof/>
+              <w:kern w:val="2"/>
+              <w:sz w:val="24"/>
+              <w:szCs w:val="24"/>
+              <w:lang w:eastAsia="es-CO"/>
+              <w14:ligatures w14:val="standardContextual"/>
+            </w:rPr>
+          </w:pPr>
+          <w:hyperlink w:anchor="_Toc226547280" w:history="1">
+            <w:r>
+              <w:rPr>
+                <w:rStyle w:val="Hipervnculo"/>
+                <w:rFonts w:ascii="Arial Rounded MT Bold" w:hAnsi="Arial Rounded MT Bold"/>
+                <w:noProof/>
+              </w:rPr>
+              <w:t>Formato del correo disparador</w:t>
+            </w:r>
+            <w:r>
+              <w:rPr>
+                <w:noProof/>
+                <w:webHidden/>
+              </w:rPr>
+              <w:tab/>
+            </w:r>
+            <w:r>
+              <w:rPr>
+                <w:noProof/>
+                <w:webHidden/>
+              </w:rPr>
+              <w:fldChar w:fldCharType="begin"/>
+            </w:r>
+            <w:r>
+              <w:rPr>
+                <w:noProof/>
+                <w:webHidden/>
+              </w:rPr>
+              <w:instrText xml:space="preserve"> PAGEREF _Toc226547280 \h </w:instrText>
+            </w:r>
+            <w:r>
+              <w:rPr>
+                <w:noProof/>
+                <w:webHidden/>
+              </w:rPr>
+            </w:r>
+            <w:r>
+              <w:rPr>
+                <w:noProof/>
+                <w:webHidden/>
+              </w:rPr>
+              <w:fldChar w:fldCharType="separate"/>
+            </w:r>
+            <w:r>
+              <w:rPr>
+                <w:noProof/>
+                <w:webHidden/>
+              </w:rPr>
+              <w:t>8</w:t>
+            </w:r>
+            <w:r>
+              <w:rPr>
+                <w:noProof/>
+                <w:webHidden/>
+              </w:rPr>
+              <w:fldChar w:fldCharType="end"/>
+            </w:r>
+          </w:hyperlink>
+        </w:p>
+        <w:p>
+          <w:pPr>
+            <w:pStyle w:val="TDC2"/>
+            <w:tabs>
+              <w:tab w:val="right" w:leader="dot" w:pos="8828"/>
+            </w:tabs>
+            <w:rPr>
+              <w:rFonts w:eastAsiaTheme="minorEastAsia"/>
+              <w:noProof/>
+              <w:kern w:val="2"/>
+              <w:sz w:val="24"/>
+              <w:szCs w:val="24"/>
+              <w:lang w:eastAsia="es-CO"/>
+              <w14:ligatures w14:val="standardContextual"/>
+            </w:rPr>
+          </w:pPr>
+          <w:hyperlink w:anchor="_Toc226547281" w:history="1">
             <w:r>
               <w:rPr>
                 <w:rStyle w:val="Hipervnculo"/>
@@ -2018,7 +2243,7 @@
                 <w:noProof/>
                 <w:webHidden/>
               </w:rPr>
-              <w:instrText xml:space="preserve"> PAGEREF _Toc226313563 \h </w:instrText>
+              <w:instrText xml:space="preserve"> PAGEREF _Toc226547281 \h </w:instrText>
             </w:r>
             <w:r>
               <w:rPr>
@@ -2065,7 +2290,7 @@
               <w14:ligatures w14:val="standardContextual"/>
             </w:rPr>
           </w:pPr>
-          <w:hyperlink w:anchor="_Toc226313564" w:history="1">
+          <w:hyperlink w:anchor="_Toc226547282" w:history="1">
             <w:r>
               <w:rPr>
                 <w:rStyle w:val="Hipervnculo"/>
@@ -2093,7 +2318,7 @@
                 <w:noProof/>
                 <w:webHidden/>
               </w:rPr>
-              <w:instrText xml:space="preserve"> PAGEREF _Toc226313564 \h </w:instrText>
+              <w:instrText xml:space="preserve"> PAGEREF _Toc226547282 \h </w:instrText>
             </w:r>
             <w:r>
               <w:rPr>
@@ -2113,7 +2338,7 @@
                 <w:noProof/>
                 <w:webHidden/>
               </w:rPr>
-              <w:t>8</w:t>
+              <w:t>9</w:t>
             </w:r>
             <w:r>
               <w:rPr>
@@ -2140,7 +2365,7 @@
               <w14:ligatures w14:val="standardContextual"/>
             </w:rPr>
           </w:pPr>
-          <w:hyperlink w:anchor="_Toc226313565" w:history="1">
+          <w:hyperlink w:anchor="_Toc226547283" w:history="1">
             <w:r>
               <w:rPr>
                 <w:rStyle w:val="Hipervnculo"/>
@@ -2168,7 +2393,7 @@
                 <w:noProof/>
                 <w:webHidden/>
               </w:rPr>
-              <w:instrText xml:space="preserve"> PAGEREF _Toc226313565 \h </w:instrText>
+              <w:instrText xml:space="preserve"> PAGEREF _Toc226547283 \h </w:instrText>
             </w:r>
             <w:r>
               <w:rPr>
@@ -2188,7 +2413,7 @@
                 <w:noProof/>
                 <w:webHidden/>
               </w:rPr>
-              <w:t>8</w:t>
+              <w:t>9</w:t>
             </w:r>
             <w:r>
               <w:rPr>
@@ -2215,7 +2440,7 @@
               <w14:ligatures w14:val="standardContextual"/>
             </w:rPr>
           </w:pPr>
-          <w:hyperlink w:anchor="_Toc226313566" w:history="1">
+          <w:hyperlink w:anchor="_Toc226547284" w:history="1">
             <w:r>
               <w:rPr>
                 <w:rStyle w:val="Hipervnculo"/>
@@ -2243,7 +2468,7 @@
                 <w:noProof/>
                 <w:webHidden/>
               </w:rPr>
-              <w:instrText xml:space="preserve"> PAGEREF _Toc226313566 \h </w:instrText>
+              <w:instrText xml:space="preserve"> PAGEREF _Toc226547284 \h </w:instrText>
             </w:r>
             <w:r>
               <w:rPr>
@@ -2290,7 +2515,7 @@
               <w14:ligatures w14:val="standardContextual"/>
             </w:rPr>
           </w:pPr>
-          <w:hyperlink w:anchor="_Toc226313567" w:history="1">
+          <w:hyperlink w:anchor="_Toc226547285" w:history="1">
             <w:r>
               <w:rPr>
                 <w:rStyle w:val="Hipervnculo"/>
@@ -2318,7 +2543,7 @@
                 <w:noProof/>
                 <w:webHidden/>
               </w:rPr>
-              <w:instrText xml:space="preserve"> PAGEREF _Toc226313567 \h </w:instrText>
+              <w:instrText xml:space="preserve"> PAGEREF _Toc226547285 \h </w:instrText>
             </w:r>
             <w:r>
               <w:rPr>
@@ -2365,7 +2590,7 @@
               <w14:ligatures w14:val="standardContextual"/>
             </w:rPr>
           </w:pPr>
-          <w:hyperlink w:anchor="_Toc226313568" w:history="1">
+          <w:hyperlink w:anchor="_Toc226547286" w:history="1">
             <w:r>
               <w:rPr>
                 <w:rStyle w:val="Hipervnculo"/>
@@ -2409,7 +2634,7 @@
                 <w:noProof/>
                 <w:webHidden/>
               </w:rPr>
-              <w:instrText xml:space="preserve"> PAGEREF _Toc226313568 \h </w:instrText>
+              <w:instrText xml:space="preserve"> PAGEREF _Toc226547286 \h </w:instrText>
             </w:r>
             <w:r>
               <w:rPr>
@@ -2456,7 +2681,7 @@
               <w14:ligatures w14:val="standardContextual"/>
             </w:rPr>
           </w:pPr>
-          <w:hyperlink w:anchor="_Toc226313569" w:history="1">
+          <w:hyperlink w:anchor="_Toc226547287" w:history="1">
             <w:r>
               <w:rPr>
                 <w:rStyle w:val="Hipervnculo"/>
@@ -2484,7 +2709,7 @@
                 <w:noProof/>
                 <w:webHidden/>
               </w:rPr>
-              <w:instrText xml:space="preserve"> PAGEREF _Toc226313569 \h </w:instrText>
+              <w:instrText xml:space="preserve"> PAGEREF _Toc226547287 \h </w:instrText>
             </w:r>
             <w:r>
               <w:rPr>
@@ -2531,7 +2756,7 @@
               <w14:ligatures w14:val="standardContextual"/>
             </w:rPr>
           </w:pPr>
-          <w:hyperlink w:anchor="_Toc226313570" w:history="1">
+          <w:hyperlink w:anchor="_Toc226547288" w:history="1">
             <w:r>
               <w:rPr>
                 <w:rStyle w:val="Hipervnculo"/>
@@ -2559,7 +2784,7 @@
                 <w:noProof/>
                 <w:webHidden/>
               </w:rPr>
-              <w:instrText xml:space="preserve"> PAGEREF _Toc226313570 \h </w:instrText>
+              <w:instrText xml:space="preserve"> PAGEREF _Toc226547288 \h </w:instrText>
             </w:r>
             <w:r>
               <w:rPr>
@@ -2579,7 +2804,7 @@
                 <w:noProof/>
                 <w:webHidden/>
               </w:rPr>
-              <w:t>9</w:t>
+              <w:t>10</w:t>
             </w:r>
             <w:r>
               <w:rPr>
@@ -2606,7 +2831,7 @@
               <w14:ligatures w14:val="standardContextual"/>
             </w:rPr>
           </w:pPr>
-          <w:hyperlink w:anchor="_Toc226313571" w:history="1">
+          <w:hyperlink w:anchor="_Toc226547289" w:history="1">
             <w:r>
               <w:rPr>
                 <w:rStyle w:val="Hipervnculo"/>
@@ -2634,7 +2859,7 @@
                 <w:noProof/>
                 <w:webHidden/>
               </w:rPr>
-              <w:instrText xml:space="preserve"> PAGEREF _Toc226313571 \h </w:instrText>
+              <w:instrText xml:space="preserve"> PAGEREF _Toc226547289 \h </w:instrText>
             </w:r>
             <w:r>
               <w:rPr>
@@ -2690,7 +2915,7 @@
           <w:rFonts w:ascii="Arial Rounded MT Bold" w:hAnsi="Arial Rounded MT Bold"/>
         </w:rPr>
       </w:pPr>
-      <w:bookmarkStart w:id="0" w:name="_Toc226313548"/>
+      <w:bookmarkStart w:id="0" w:name="_Toc226547263"/>
       <w:r>
         <w:rPr>
           <w:rFonts w:ascii="Arial Rounded MT Bold" w:hAnsi="Arial Rounded MT Bold"/>
@@ -2714,7 +2939,7 @@
           <w:rFonts w:ascii="Arial Rounded MT Bold" w:hAnsi="Arial Rounded MT Bold"/>
         </w:rPr>
       </w:pPr>
-      <w:bookmarkStart w:id="1" w:name="_Toc226313549"/>
+      <w:bookmarkStart w:id="1" w:name="_Toc226547264"/>
       <w:r>
         <w:rPr>
           <w:rFonts w:ascii="Arial Rounded MT Bold" w:hAnsi="Arial Rounded MT Bold"/>
@@ -3187,7 +3412,7 @@
           <w:bCs/>
         </w:rPr>
       </w:pPr>
-      <w:bookmarkStart w:id="2" w:name="_Toc226313550"/>
+      <w:bookmarkStart w:id="2" w:name="_Toc226547265"/>
       <w:r>
         <w:rPr>
           <w:rFonts w:ascii="Arial Rounded MT Bold" w:eastAsia="Arial" w:hAnsi="Arial Rounded MT Bold"/>
@@ -3395,7 +3620,7 @@
           <w:rFonts w:ascii="Arial Rounded MT Bold" w:hAnsi="Arial Rounded MT Bold"/>
         </w:rPr>
       </w:pPr>
-      <w:bookmarkStart w:id="3" w:name="_Toc226313551"/>
+      <w:bookmarkStart w:id="3" w:name="_Toc226547266"/>
       <w:r>
         <w:rPr>
           <w:rFonts w:ascii="Arial Rounded MT Bold" w:hAnsi="Arial Rounded MT Bold"/>
@@ -3418,7 +3643,7 @@
           <w:rFonts w:ascii="Arial Rounded MT Bold" w:hAnsi="Arial Rounded MT Bold"/>
         </w:rPr>
       </w:pPr>
-      <w:bookmarkStart w:id="4" w:name="_Toc226313552"/>
+      <w:bookmarkStart w:id="4" w:name="_Toc226547267"/>
       <w:r>
         <w:rPr>
           <w:rFonts w:ascii="Arial Rounded MT Bold" w:hAnsi="Arial Rounded MT Bold"/>
@@ -3497,7 +3722,7 @@
           <w:rFonts w:ascii="Arial Rounded MT Bold" w:hAnsi="Arial Rounded MT Bold"/>
         </w:rPr>
       </w:pPr>
-      <w:bookmarkStart w:id="5" w:name="_Toc226313553"/>
+      <w:bookmarkStart w:id="5" w:name="_Toc226547268"/>
       <w:r>
         <w:rPr>
           <w:rFonts w:ascii="Arial Rounded MT Bold" w:hAnsi="Arial Rounded MT Bold"/>
@@ -3602,7 +3827,7 @@
           <w:rFonts w:ascii="Arial Rounded MT Bold" w:hAnsi="Arial Rounded MT Bold"/>
         </w:rPr>
       </w:pPr>
-      <w:bookmarkStart w:id="6" w:name="_Toc226313554"/>
+      <w:bookmarkStart w:id="6" w:name="_Toc226547269"/>
       <w:r>
         <w:rPr>
           <w:rFonts w:ascii="Arial Rounded MT Bold" w:hAnsi="Arial Rounded MT Bold"/>
@@ -3633,7 +3858,7 @@
           <w:rFonts w:ascii="Arial Rounded MT Bold" w:hAnsi="Arial Rounded MT Bold"/>
         </w:rPr>
       </w:pPr>
-      <w:bookmarkStart w:id="7" w:name="_Toc226313555"/>
+      <w:bookmarkStart w:id="7" w:name="_Toc226547270"/>
       <w:r>
         <w:rPr>
           <w:rFonts w:ascii="Arial Rounded MT Bold" w:hAnsi="Arial Rounded MT Bold"/>
@@ -3772,7 +3997,7 @@
           <w:rFonts w:ascii="Arial Rounded MT Bold" w:hAnsi="Arial Rounded MT Bold"/>
         </w:rPr>
       </w:pPr>
-      <w:bookmarkStart w:id="8" w:name="_Toc226313556"/>
+      <w:bookmarkStart w:id="8" w:name="_Toc226547271"/>
       <w:r>
         <w:rPr>
           <w:rFonts w:ascii="Arial Rounded MT Bold" w:hAnsi="Arial Rounded MT Bold"/>
@@ -4311,7 +4536,7 @@
           <w:rFonts w:ascii="Arial Rounded MT Bold" w:hAnsi="Arial Rounded MT Bold"/>
         </w:rPr>
       </w:pPr>
-      <w:bookmarkStart w:id="9" w:name="_Toc226313557"/>
+      <w:bookmarkStart w:id="9" w:name="_Toc226547272"/>
       <w:r>
         <w:rPr>
           <w:rFonts w:ascii="Arial Rounded MT Bold" w:hAnsi="Arial Rounded MT Bold"/>
@@ -4539,7 +4764,7 @@
           <w:rFonts w:ascii="Arial Rounded MT Bold" w:hAnsi="Arial Rounded MT Bold"/>
         </w:rPr>
       </w:pPr>
-      <w:bookmarkStart w:id="10" w:name="_Toc226313558"/>
+      <w:bookmarkStart w:id="10" w:name="_Toc226547273"/>
       <w:r>
         <w:rPr>
           <w:rFonts w:ascii="Arial Rounded MT Bold" w:hAnsi="Arial Rounded MT Bold"/>
@@ -4815,7 +5040,7 @@
           <w:rFonts w:ascii="Arial Rounded MT Bold" w:hAnsi="Arial Rounded MT Bold"/>
         </w:rPr>
       </w:pPr>
-      <w:bookmarkStart w:id="11" w:name="_Toc226313559"/>
+      <w:bookmarkStart w:id="11" w:name="_Toc226547274"/>
       <w:r>
         <w:rPr>
           <w:rFonts w:ascii="Arial Rounded MT Bold" w:hAnsi="Arial Rounded MT Bold"/>
@@ -4954,7 +5179,7 @@
           <w:lang w:val="en-US"/>
         </w:rPr>
         <w:drawing>
-          <wp:inline distT="0" distB="0" distL="0" distR="0" wp14:anchorId="398B27F7" wp14:editId="17D271B4">
+          <wp:inline distT="0" distB="0" distL="0" distR="0" wp14:anchorId="398B27F7" wp14:editId="10819597">
             <wp:extent cx="2306953" cy="3182112"/>
             <wp:effectExtent l="0" t="0" r="0" b="0"/>
             <wp:docPr id="303821705" name="Imagen 6"/>
@@ -5228,7 +5453,7 @@
           <w:lang w:val="en-US"/>
         </w:rPr>
         <w:drawing>
-          <wp:inline distT="0" distB="0" distL="0" distR="0" wp14:anchorId="1DEE093A" wp14:editId="7D5A99FD">
+          <wp:inline distT="0" distB="0" distL="0" distR="0" wp14:anchorId="1DEE093A" wp14:editId="742D7F82">
             <wp:extent cx="2311624" cy="3188554"/>
             <wp:effectExtent l="0" t="0" r="0" b="0"/>
             <wp:docPr id="629159415" name="Imagen 6"/>
@@ -5334,6 +5559,127 @@
           </wp:inline>
         </w:drawing>
       </w:r>
+      <w:r>
+        <w:rPr>
+          <w:rFonts w:asciiTheme="minorHAnsi" w:hAnsiTheme="minorHAnsi" w:cstheme="minorHAnsi"/>
+          <w:sz w:val="24"/>
+          <w:szCs w:val="24"/>
+          <w:lang w:val="en-US"/>
+        </w:rPr>
+        <w:br/>
+      </w:r>
+    </w:p>
+    <w:p>
+      <w:pPr>
+        <w:pStyle w:val="Ttulo2"/>
+        <w:rPr>
+          <w:rFonts w:ascii="Arial Rounded MT Bold" w:hAnsi="Arial Rounded MT Bold"/>
+          <w:u w:val="single"/>
+        </w:rPr>
+      </w:pPr>
+      <w:bookmarkStart w:id="12" w:name="_Toc226547275"/>
+      <w:r>
+        <w:rPr>
+          <w:rFonts w:ascii="Arial Rounded MT Bold" w:hAnsi="Arial Rounded MT Bold"/>
+          <w:u w:val="single"/>
+        </w:rPr>
+        <w:t xml:space="preserve">Ingreso al a base de datos a través de la consola de Docker o en su defecto </w:t>
+      </w:r>
+      <w:proofErr w:type="spellStart"/>
+      <w:r>
+        <w:rPr>
+          <w:rFonts w:ascii="Arial Rounded MT Bold" w:hAnsi="Arial Rounded MT Bold"/>
+          <w:u w:val="single"/>
+        </w:rPr>
+        <w:t>poweeshelltablas</w:t>
+      </w:r>
+      <w:bookmarkEnd w:id="12"/>
+      <w:proofErr w:type="spellEnd"/>
+    </w:p>
+    <w:p>
+      <w:pPr>
+        <w:spacing w:before="40" w:after="40"/>
+        <w:rPr>
+          <w:rFonts w:ascii="Courier New" w:eastAsia="Courier New" w:hAnsi="Courier New" w:cs="Courier New"/>
+          <w:color w:val="333333"/>
+          <w:sz w:val="20"/>
+          <w:szCs w:val="20"/>
+          <w:u w:val="single"/>
+          <w:lang w:val="en-US"/>
+        </w:rPr>
+      </w:pPr>
+      <w:r>
+        <w:rPr>
+          <w:rFonts w:ascii="Courier New" w:eastAsia="Courier New" w:hAnsi="Courier New" w:cs="Courier New"/>
+          <w:color w:val="333333"/>
+          <w:sz w:val="20"/>
+          <w:szCs w:val="20"/>
+          <w:u w:val="single"/>
+          <w:lang w:val="en-US"/>
+        </w:rPr>
+        <w:t xml:space="preserve">docker exec -it </w:t>
+      </w:r>
+      <w:proofErr w:type="spellStart"/>
+      <w:r>
+        <w:rPr>
+          <w:rFonts w:ascii="Courier New" w:eastAsia="Courier New" w:hAnsi="Courier New" w:cs="Courier New"/>
+          <w:color w:val="333333"/>
+          <w:sz w:val="20"/>
+          <w:szCs w:val="20"/>
+          <w:u w:val="single"/>
+          <w:lang w:val="en-US"/>
+        </w:rPr>
+        <w:t>postgres</w:t>
+      </w:r>
+      <w:proofErr w:type="spellEnd"/>
+      <w:r>
+        <w:rPr>
+          <w:rFonts w:ascii="Courier New" w:eastAsia="Courier New" w:hAnsi="Courier New" w:cs="Courier New"/>
+          <w:color w:val="333333"/>
+          <w:sz w:val="20"/>
+          <w:szCs w:val="20"/>
+          <w:u w:val="single"/>
+          <w:lang w:val="en-US"/>
+        </w:rPr>
+        <w:t xml:space="preserve"> </w:t>
+      </w:r>
+      <w:proofErr w:type="spellStart"/>
+      <w:r>
+        <w:rPr>
+          <w:rFonts w:ascii="Courier New" w:eastAsia="Courier New" w:hAnsi="Courier New" w:cs="Courier New"/>
+          <w:color w:val="333333"/>
+          <w:sz w:val="20"/>
+          <w:szCs w:val="20"/>
+          <w:u w:val="single"/>
+          <w:lang w:val="en-US"/>
+        </w:rPr>
+        <w:t>psql</w:t>
+      </w:r>
+      <w:proofErr w:type="spellEnd"/>
+      <w:r>
+        <w:rPr>
+          <w:rFonts w:ascii="Courier New" w:eastAsia="Courier New" w:hAnsi="Courier New" w:cs="Courier New"/>
+          <w:color w:val="333333"/>
+          <w:sz w:val="20"/>
+          <w:szCs w:val="20"/>
+          <w:u w:val="single"/>
+          <w:lang w:val="en-US"/>
+        </w:rPr>
+        <w:t xml:space="preserve"> -U n8n -d </w:t>
+      </w:r>
+      <w:proofErr w:type="spellStart"/>
+      <w:r>
+        <w:rPr>
+          <w:rFonts w:ascii="Courier New" w:eastAsia="Courier New" w:hAnsi="Courier New" w:cs="Courier New"/>
+          <w:color w:val="333333"/>
+          <w:sz w:val="20"/>
+          <w:szCs w:val="20"/>
+          <w:u w:val="single"/>
+          <w:lang w:val="en-US"/>
+        </w:rPr>
+        <w:t>logs_db</w:t>
+      </w:r>
+      <w:proofErr w:type="spellEnd"/>
     </w:p>
     <w:p>
       <w:pPr>
@@ -5344,6 +5690,7 @@
           <w:rFonts w:asciiTheme="minorHAnsi" w:hAnsiTheme="minorHAnsi" w:cstheme="minorHAnsi"/>
           <w:sz w:val="24"/>
           <w:szCs w:val="24"/>
+          <w:u w:val="single"/>
           <w:lang w:val="en-US"/>
         </w:rPr>
       </w:pPr>
@@ -5353,16 +5700,134 @@
         <w:pStyle w:val="Ttulo2"/>
         <w:rPr>
           <w:rFonts w:ascii="Arial Rounded MT Bold" w:hAnsi="Arial Rounded MT Bold"/>
-        </w:rPr>
-      </w:pPr>
-      <w:bookmarkStart w:id="12" w:name="_Toc226313560"/>
+          <w:u w:val="single"/>
+        </w:rPr>
+      </w:pPr>
+      <w:bookmarkStart w:id="13" w:name="_Toc226547276"/>
       <w:r>
         <w:rPr>
           <w:rFonts w:ascii="Arial Rounded MT Bold" w:hAnsi="Arial Rounded MT Bold"/>
+          <w:u w:val="single"/>
+        </w:rPr>
+        <w:t>ver tablas</w:t>
+      </w:r>
+      <w:bookmarkEnd w:id="13"/>
+    </w:p>
+    <w:p>
+      <w:pPr>
+        <w:spacing w:before="40" w:after="40"/>
+        <w:rPr>
+          <w:rFonts w:ascii="Courier New" w:eastAsia="Courier New" w:hAnsi="Courier New" w:cs="Courier New"/>
+          <w:color w:val="333333"/>
+          <w:sz w:val="20"/>
+          <w:szCs w:val="20"/>
+          <w:u w:val="single"/>
+          <w:lang w:val="en-US"/>
+        </w:rPr>
+      </w:pPr>
+      <w:r>
+        <w:rPr>
+          <w:rFonts w:ascii="Courier New" w:eastAsia="Courier New" w:hAnsi="Courier New" w:cs="Courier New"/>
+          <w:color w:val="333333"/>
+          <w:sz w:val="20"/>
+          <w:szCs w:val="20"/>
+          <w:u w:val="single"/>
+          <w:lang w:val="en-US"/>
+        </w:rPr>
+        <w:t>\</w:t>
+      </w:r>
+      <w:proofErr w:type="gramStart"/>
+      <w:r>
+        <w:rPr>
+          <w:rFonts w:ascii="Courier New" w:eastAsia="Courier New" w:hAnsi="Courier New" w:cs="Courier New"/>
+          <w:color w:val="333333"/>
+          <w:sz w:val="20"/>
+          <w:szCs w:val="20"/>
+          <w:u w:val="single"/>
+          <w:lang w:val="en-US"/>
+        </w:rPr>
+        <w:t>dt</w:t>
+      </w:r>
+      <w:proofErr w:type="gramEnd"/>
+    </w:p>
+    <w:p>
+      <w:pPr>
+        <w:pStyle w:val="Prrafodelista"/>
+        <w:spacing w:before="40" w:after="40"/>
+        <w:ind w:left="720"/>
+        <w:rPr>
+          <w:rFonts w:cstheme="minorHAnsi"/>
+          <w:sz w:val="24"/>
+          <w:szCs w:val="24"/>
+          <w:u w:val="single"/>
+        </w:rPr>
+      </w:pPr>
+    </w:p>
+    <w:p>
+      <w:pPr>
+        <w:pStyle w:val="Ttulo2"/>
+        <w:rPr>
+          <w:rFonts w:ascii="Arial Rounded MT Bold" w:hAnsi="Arial Rounded MT Bold"/>
+          <w:u w:val="single"/>
+        </w:rPr>
+      </w:pPr>
+      <w:bookmarkStart w:id="14" w:name="_Toc226547277"/>
+      <w:r>
+        <w:rPr>
+          <w:rFonts w:ascii="Arial Rounded MT Bold" w:hAnsi="Arial Rounded MT Bold"/>
+          <w:u w:val="single"/>
         </w:rPr>
         <w:t>Crear la tabla de logs en PostgreSQL</w:t>
       </w:r>
-      <w:bookmarkEnd w:id="12"/>
+      <w:bookmarkEnd w:id="14"/>
+    </w:p>
+    <w:p>
+      <w:pPr>
+        <w:spacing w:before="40" w:after="40"/>
+        <w:rPr>
+          <w:rFonts w:ascii="Arial" w:hAnsi="Arial" w:cstheme="minorHAnsi"/>
+          <w:sz w:val="24"/>
+          <w:szCs w:val="24"/>
+          <w:u w:val="single"/>
+        </w:rPr>
+      </w:pPr>
+      <w:r>
+        <w:rPr>
+          <w:rFonts w:ascii="Courier New" w:eastAsia="Courier New" w:hAnsi="Courier New" w:cs="Courier New"/>
+          <w:color w:val="333333"/>
+          <w:sz w:val="20"/>
+          <w:szCs w:val="20"/>
+          <w:u w:val="single"/>
+          <w:lang w:val="en-US"/>
+        </w:rPr>
+        <w:t>SELECT * FROM logs;</w:t>
+      </w:r>
+    </w:p>
+    <w:p>
+      <w:pPr>
+        <w:pStyle w:val="Ttulo2"/>
+        <w:rPr>
+          <w:rFonts w:ascii="Arial Rounded MT Bold" w:hAnsi="Arial Rounded MT Bold"/>
+          <w:u w:val="single"/>
+          <w:lang w:val="en-US"/>
+        </w:rPr>
+      </w:pPr>
+    </w:p>
+    <w:p>
+      <w:pPr>
+        <w:pStyle w:val="Ttulo2"/>
+        <w:rPr>
+          <w:rFonts w:ascii="Arial Rounded MT Bold" w:hAnsi="Arial Rounded MT Bold"/>
+        </w:rPr>
+      </w:pPr>
+      <w:bookmarkStart w:id="15" w:name="_Toc226547278"/>
+      <w:r>
+        <w:rPr>
+          <w:rFonts w:ascii="Arial Rounded MT Bold" w:hAnsi="Arial Rounded MT Bold"/>
+        </w:rPr>
+        <w:t>Crear la tabla de logs en PostgreSQL</w:t>
+      </w:r>
+      <w:bookmarkEnd w:id="15"/>
     </w:p>
     <w:p>
       <w:pPr>
@@ -5546,14 +6011,15 @@
           <w:rFonts w:ascii="Arial Rounded MT Bold" w:hAnsi="Arial Rounded MT Bold"/>
         </w:rPr>
       </w:pPr>
-      <w:bookmarkStart w:id="13" w:name="_Toc226313561"/>
+      <w:bookmarkStart w:id="16" w:name="_Toc226547279"/>
       <w:r>
         <w:rPr>
           <w:rFonts w:ascii="Arial Rounded MT Bold" w:hAnsi="Arial Rounded MT Bold"/>
         </w:rPr>
+        <w:lastRenderedPageBreak/>
         <w:t>Importar el flujo en n8n</w:t>
       </w:r>
-      <w:bookmarkEnd w:id="13"/>
+      <w:bookmarkEnd w:id="16"/>
     </w:p>
     <w:p>
       <w:pPr>
@@ -5797,14 +6263,14 @@
           <w:rFonts w:ascii="Arial Rounded MT Bold" w:hAnsi="Arial Rounded MT Bold"/>
         </w:rPr>
       </w:pPr>
-      <w:bookmarkStart w:id="14" w:name="_Toc226313562"/>
+      <w:bookmarkStart w:id="17" w:name="_Toc226547280"/>
       <w:r>
         <w:rPr>
           <w:rFonts w:ascii="Arial Rounded MT Bold" w:hAnsi="Arial Rounded MT Bold"/>
         </w:rPr>
         <w:t>Formato del correo disparador</w:t>
       </w:r>
-      <w:bookmarkEnd w:id="14"/>
+      <w:bookmarkEnd w:id="17"/>
     </w:p>
     <w:p>
       <w:pPr>
@@ -5902,7 +6368,6 @@
           <w:sz w:val="24"/>
           <w:szCs w:val="24"/>
         </w:rPr>
-        <w:lastRenderedPageBreak/>
         <w:t xml:space="preserve">El </w:t>
       </w:r>
       <w:proofErr w:type="spellStart"/>
@@ -5963,14 +6428,14 @@
           <w:rFonts w:ascii="Arial Rounded MT Bold" w:eastAsia="Arial" w:hAnsi="Arial Rounded MT Bold"/>
         </w:rPr>
       </w:pPr>
-      <w:bookmarkStart w:id="15" w:name="_Toc226313563"/>
+      <w:bookmarkStart w:id="18" w:name="_Toc226547281"/>
       <w:r>
         <w:rPr>
           <w:rFonts w:ascii="Arial Rounded MT Bold" w:eastAsia="Arial" w:hAnsi="Arial Rounded MT Bold"/>
         </w:rPr>
         <w:t>Variables de configuración</w:t>
       </w:r>
-      <w:bookmarkEnd w:id="15"/>
+      <w:bookmarkEnd w:id="18"/>
     </w:p>
     <w:tbl>
       <w:tblPr>
@@ -6802,14 +7267,14 @@
           <w:rFonts w:ascii="Arial Rounded MT Bold" w:hAnsi="Arial Rounded MT Bold"/>
         </w:rPr>
       </w:pPr>
-      <w:bookmarkStart w:id="16" w:name="_Toc226313564"/>
+      <w:bookmarkStart w:id="19" w:name="_Toc226547282"/>
       <w:r>
         <w:rPr>
           <w:rFonts w:ascii="Arial Rounded MT Bold" w:hAnsi="Arial Rounded MT Bold"/>
         </w:rPr>
         <w:t>Decisiones técnicas clave</w:t>
       </w:r>
-      <w:bookmarkEnd w:id="16"/>
+      <w:bookmarkEnd w:id="19"/>
     </w:p>
     <w:p>
       <w:pPr>
@@ -6825,14 +7290,14 @@
           <w:rFonts w:ascii="Arial Rounded MT Bold" w:hAnsi="Arial Rounded MT Bold"/>
         </w:rPr>
       </w:pPr>
-      <w:bookmarkStart w:id="17" w:name="_Toc226313565"/>
+      <w:bookmarkStart w:id="20" w:name="_Toc226547283"/>
       <w:r>
         <w:rPr>
           <w:rFonts w:ascii="Arial Rounded MT Bold" w:hAnsi="Arial Rounded MT Bold"/>
         </w:rPr>
         <w:t>Estrategia para identificar el sexto resultado</w:t>
       </w:r>
-      <w:bookmarkEnd w:id="17"/>
+      <w:bookmarkEnd w:id="20"/>
     </w:p>
     <w:p>
       <w:pPr>
@@ -6952,15 +7417,14 @@
           <w:rFonts w:ascii="Arial Rounded MT Bold" w:hAnsi="Arial Rounded MT Bold"/>
         </w:rPr>
       </w:pPr>
-      <w:bookmarkStart w:id="18" w:name="_Toc226313566"/>
+      <w:bookmarkStart w:id="21" w:name="_Toc226547284"/>
       <w:r>
         <w:rPr>
           <w:rFonts w:ascii="Arial Rounded MT Bold" w:hAnsi="Arial Rounded MT Bold"/>
         </w:rPr>
-        <w:lastRenderedPageBreak/>
         <w:t>Cómo se extrae el nombre del correo</w:t>
       </w:r>
-      <w:bookmarkEnd w:id="18"/>
+      <w:bookmarkEnd w:id="21"/>
     </w:p>
     <w:p>
       <w:pPr>
@@ -7113,14 +7577,14 @@
           <w:rFonts w:ascii="Arial Rounded MT Bold" w:hAnsi="Arial Rounded MT Bold"/>
         </w:rPr>
       </w:pPr>
-      <w:bookmarkStart w:id="19" w:name="_Toc226313567"/>
+      <w:bookmarkStart w:id="22" w:name="_Toc226547285"/>
       <w:r>
         <w:rPr>
           <w:rFonts w:ascii="Arial Rounded MT Bold" w:hAnsi="Arial Rounded MT Bold"/>
         </w:rPr>
         <w:t>Cómo se maneja la descarga del archivo</w:t>
       </w:r>
-      <w:bookmarkEnd w:id="19"/>
+      <w:bookmarkEnd w:id="22"/>
     </w:p>
     <w:p>
       <w:pPr>
@@ -7219,7 +7683,7 @@
           <w:rFonts w:ascii="Arial Rounded MT Bold" w:eastAsia="Arial" w:hAnsi="Arial Rounded MT Bold"/>
         </w:rPr>
       </w:pPr>
-      <w:bookmarkStart w:id="20" w:name="_Toc226313568"/>
+      <w:bookmarkStart w:id="23" w:name="_Toc226547286"/>
       <w:r>
         <w:rPr>
           <w:rFonts w:ascii="Arial Rounded MT Bold" w:eastAsia="Arial" w:hAnsi="Arial Rounded MT Bold"/>
@@ -7252,7 +7716,7 @@
         </w:rPr>
         <w:t>)</w:t>
       </w:r>
-      <w:bookmarkEnd w:id="20"/>
+      <w:bookmarkEnd w:id="23"/>
     </w:p>
     <w:p>
       <w:pPr>
@@ -7393,14 +7857,14 @@
           <w:rFonts w:ascii="Arial Rounded MT Bold" w:hAnsi="Arial Rounded MT Bold"/>
         </w:rPr>
       </w:pPr>
-      <w:bookmarkStart w:id="21" w:name="_Toc226313569"/>
+      <w:bookmarkStart w:id="24" w:name="_Toc226547287"/>
       <w:r>
         <w:rPr>
           <w:rFonts w:ascii="Arial Rounded MT Bold" w:hAnsi="Arial Rounded MT Bold"/>
         </w:rPr>
         <w:t>Arquitectura de logs con PostgreSQL</w:t>
       </w:r>
-      <w:bookmarkEnd w:id="21"/>
+      <w:bookmarkEnd w:id="24"/>
     </w:p>
     <w:p>
       <w:pPr>
@@ -7446,7 +7910,15 @@
           <w:sz w:val="24"/>
           <w:szCs w:val="24"/>
         </w:rPr>
-        <w:t xml:space="preserve">). Esto ofrece ventajas adicionales: consultas SQL, filtros por fecha y exportación con un solo clic vía export_logs.bat. El flujo registra tres puntos de control: inicio, resultado de </w:t>
+        <w:t xml:space="preserve">). Esto ofrece ventajas adicionales: consultas SQL, filtros por fecha </w:t>
+      </w:r>
+      <w:r>
+        <w:rPr>
+          <w:sz w:val="24"/>
+          <w:szCs w:val="24"/>
+        </w:rPr>
+        <w:lastRenderedPageBreak/>
+        <w:t xml:space="preserve">y exportación con un solo clic vía export_logs.bat. El flujo registra tres puntos de control: inicio, resultado de </w:t>
       </w:r>
       <w:proofErr w:type="spellStart"/>
       <w:r>
@@ -7472,14 +7944,14 @@
           <w:rFonts w:ascii="Arial Rounded MT Bold" w:hAnsi="Arial Rounded MT Bold"/>
         </w:rPr>
       </w:pPr>
-      <w:bookmarkStart w:id="22" w:name="_Toc226313570"/>
+      <w:bookmarkStart w:id="25" w:name="_Toc226547288"/>
       <w:r>
         <w:rPr>
           <w:rFonts w:ascii="Arial Rounded MT Bold" w:hAnsi="Arial Rounded MT Bold"/>
         </w:rPr>
         <w:t>Manejo de errores</w:t>
       </w:r>
-      <w:bookmarkEnd w:id="22"/>
+      <w:bookmarkEnd w:id="25"/>
     </w:p>
     <w:tbl>
       <w:tblPr>
@@ -7934,14 +8406,14 @@
           <w:rFonts w:ascii="Arial Rounded MT Bold" w:hAnsi="Arial Rounded MT Bold"/>
         </w:rPr>
       </w:pPr>
-      <w:bookmarkStart w:id="23" w:name="_Toc226313571"/>
+      <w:bookmarkStart w:id="26" w:name="_Toc226547289"/>
       <w:r>
         <w:rPr>
           <w:rFonts w:ascii="Arial Rounded MT Bold" w:hAnsi="Arial Rounded MT Bold"/>
         </w:rPr>
         <w:t>Entregables del repositorio</w:t>
       </w:r>
-      <w:bookmarkEnd w:id="23"/>
+      <w:bookmarkEnd w:id="26"/>
     </w:p>
     <w:p>
       <w:pPr>
@@ -9282,7 +9754,7 @@
   <w:style w:type="paragraph" w:default="1" w:styleId="Normal">
     <w:name w:val="Normal"/>
     <w:qFormat/>
-    <w:rsid w:val="00E2098B"/>
+    <w:rsid w:val="00CB1E72"/>
   </w:style>
   <w:style w:type="paragraph" w:styleId="Ttulo1">
     <w:name w:val="heading 1"/>
